--- a/DOCUMENTATION/Szakdolgozat dokumentacio.docx
+++ b/DOCUMENTATION/Szakdolgozat dokumentacio.docx
@@ -213,10 +213,10 @@
                     <a:blip r:embed="rId11" cstate="print">
                       <a:extLst>
                         <a:ext uri="{28A0092B-C50C-407E-A947-70E740481C1C}">
-                          <a14:useLocalDpi xmlns:a14="http://schemas.microsoft.com/office/drawing/2010/main" xmlns:wps="http://schemas.microsoft.com/office/word/2010/wordprocessingShape" xmlns:wpi="http://schemas.microsoft.com/office/word/2010/wordprocessingInk" xmlns:wpg="http://schemas.microsoft.com/office/word/2010/wordprocessingGroup" xmlns:w16se="http://schemas.microsoft.com/office/word/2015/wordml/symex" xmlns:w16sdtfl="http://schemas.microsoft.com/office/word/2024/wordml/sdtformatlock" xmlns:w16sdtdh="http://schemas.microsoft.com/office/word/2020/wordml/sdtdatahash" xmlns:w16du="http://schemas.microsoft.com/office/word/2023/wordml/word16du" xmlns:w16="http://schemas.microsoft.com/office/word/2018/wordml" xmlns:w16cid="http://schemas.microsoft.com/office/word/2016/wordml/cid" xmlns:w16cex="http://schemas.microsoft.com/office/word/2018/wordml/cex" xmlns:w15="http://schemas.microsoft.com/office/word/2012/wordml" xmlns:w14="http://schemas.microsoft.com/office/word/2010/wordml" xmlns:w="http://schemas.openxmlformats.org/wordprocessingml/2006/main" xmlns:w10="urn:schemas-microsoft-com:office:word" xmlns:wp14="http://schemas.microsoft.com/office/word/2010/wordprocessingDrawing" xmlns:v="urn:schemas-microsoft-com:vml" xmlns:oel="http://schemas.microsoft.com/office/2019/extlst" xmlns:o="urn:schemas-microsoft-com:office:office" xmlns:am3d="http://schemas.microsoft.com/office/drawing/2017/model3d" xmlns:aink="http://schemas.microsoft.com/office/drawing/2016/ink" xmlns:mc="http://schemas.openxmlformats.org/markup-compatibility/2006" xmlns:cx8="http://schemas.microsoft.com/office/drawing/2016/5/14/chartex" xmlns:cx7="http://schemas.microsoft.com/office/drawing/2016/5/13/chartex" xmlns:cx6="http://schemas.microsoft.com/office/drawing/2016/5/12/chartex" xmlns:cx5="http://schemas.microsoft.com/office/drawing/2016/5/11/chartex" xmlns:cx4="http://schemas.microsoft.com/office/drawing/2016/5/10/chartex" xmlns:cx3="http://schemas.microsoft.com/office/drawing/2016/5/9/chartex" xmlns:cx2="http://schemas.microsoft.com/office/drawing/2015/10/21/chartex" xmlns:cx1="http://schemas.microsoft.com/office/drawing/2015/9/8/chartex" xmlns:cx="http://schemas.microsoft.com/office/drawing/2014/chartex" xmlns:wpc="http://schemas.microsoft.com/office/word/2010/wordprocessingCanvas" xmlns="" val="0"/>
+                          <a14:useLocalDpi xmlns="" xmlns:wpc="http://schemas.microsoft.com/office/word/2010/wordprocessingCanvas" xmlns:cx="http://schemas.microsoft.com/office/drawing/2014/chartex" xmlns:cx1="http://schemas.microsoft.com/office/drawing/2015/9/8/chartex" xmlns:cx2="http://schemas.microsoft.com/office/drawing/2015/10/21/chartex" xmlns:cx3="http://schemas.microsoft.com/office/drawing/2016/5/9/chartex" xmlns:cx4="http://schemas.microsoft.com/office/drawing/2016/5/10/chartex" xmlns:cx5="http://schemas.microsoft.com/office/drawing/2016/5/11/chartex" xmlns:cx6="http://schemas.microsoft.com/office/drawing/2016/5/12/chartex" xmlns:cx7="http://schemas.microsoft.com/office/drawing/2016/5/13/chartex" xmlns:cx8="http://schemas.microsoft.com/office/drawing/2016/5/14/chartex" xmlns:mc="http://schemas.openxmlformats.org/markup-compatibility/2006" xmlns:aink="http://schemas.microsoft.com/office/drawing/2016/ink" xmlns:am3d="http://schemas.microsoft.com/office/drawing/2017/model3d" xmlns:o="urn:schemas-microsoft-com:office:office" xmlns:oel="http://schemas.microsoft.com/office/2019/extlst" xmlns:v="urn:schemas-microsoft-com:vml" xmlns:wp14="http://schemas.microsoft.com/office/word/2010/wordprocessingDrawing" xmlns:w10="urn:schemas-microsoft-com:office:word" xmlns:w="http://schemas.openxmlformats.org/wordprocessingml/2006/main" xmlns:w14="http://schemas.microsoft.com/office/word/2010/wordml" xmlns:w15="http://schemas.microsoft.com/office/word/2012/wordml" xmlns:w16cex="http://schemas.microsoft.com/office/word/2018/wordml/cex" xmlns:w16cid="http://schemas.microsoft.com/office/word/2016/wordml/cid" xmlns:w16="http://schemas.microsoft.com/office/word/2018/wordml" xmlns:w16du="http://schemas.microsoft.com/office/word/2023/wordml/word16du" xmlns:w16sdtdh="http://schemas.microsoft.com/office/word/2020/wordml/sdtdatahash" xmlns:w16sdtfl="http://schemas.microsoft.com/office/word/2024/wordml/sdtformatlock" xmlns:w16se="http://schemas.microsoft.com/office/word/2015/wordml/symex" xmlns:wpg="http://schemas.microsoft.com/office/word/2010/wordprocessingGroup" xmlns:wpi="http://schemas.microsoft.com/office/word/2010/wordprocessingInk" xmlns:wps="http://schemas.microsoft.com/office/word/2010/wordprocessingShape" xmlns:a14="http://schemas.microsoft.com/office/drawing/2010/main" val="0"/>
                         </a:ext>
                         <a:ext uri="{96DAC541-7B7A-43D3-8B79-37D633B846F1}">
-                          <asvg:svgBlip xmlns:asvg="http://schemas.microsoft.com/office/drawing/2016/SVG/main" xmlns:wps="http://schemas.microsoft.com/office/word/2010/wordprocessingShape" xmlns:wpi="http://schemas.microsoft.com/office/word/2010/wordprocessingInk" xmlns:wpg="http://schemas.microsoft.com/office/word/2010/wordprocessingGroup" xmlns:w16se="http://schemas.microsoft.com/office/word/2015/wordml/symex" xmlns:w16sdtfl="http://schemas.microsoft.com/office/word/2024/wordml/sdtformatlock" xmlns:w16sdtdh="http://schemas.microsoft.com/office/word/2020/wordml/sdtdatahash" xmlns:w16du="http://schemas.microsoft.com/office/word/2023/wordml/word16du" xmlns:w16="http://schemas.microsoft.com/office/word/2018/wordml" xmlns:w16cid="http://schemas.microsoft.com/office/word/2016/wordml/cid" xmlns:w16cex="http://schemas.microsoft.com/office/word/2018/wordml/cex" xmlns:w15="http://schemas.microsoft.com/office/word/2012/wordml" xmlns:w14="http://schemas.microsoft.com/office/word/2010/wordml" xmlns:w="http://schemas.openxmlformats.org/wordprocessingml/2006/main" xmlns:w10="urn:schemas-microsoft-com:office:word" xmlns:wp14="http://schemas.microsoft.com/office/word/2010/wordprocessingDrawing" xmlns:v="urn:schemas-microsoft-com:vml" xmlns:oel="http://schemas.microsoft.com/office/2019/extlst" xmlns:o="urn:schemas-microsoft-com:office:office" xmlns:am3d="http://schemas.microsoft.com/office/drawing/2017/model3d" xmlns:aink="http://schemas.microsoft.com/office/drawing/2016/ink" xmlns:mc="http://schemas.openxmlformats.org/markup-compatibility/2006" xmlns:cx8="http://schemas.microsoft.com/office/drawing/2016/5/14/chartex" xmlns:cx7="http://schemas.microsoft.com/office/drawing/2016/5/13/chartex" xmlns:cx6="http://schemas.microsoft.com/office/drawing/2016/5/12/chartex" xmlns:cx5="http://schemas.microsoft.com/office/drawing/2016/5/11/chartex" xmlns:cx4="http://schemas.microsoft.com/office/drawing/2016/5/10/chartex" xmlns:cx3="http://schemas.microsoft.com/office/drawing/2016/5/9/chartex" xmlns:cx2="http://schemas.microsoft.com/office/drawing/2015/10/21/chartex" xmlns:cx1="http://schemas.microsoft.com/office/drawing/2015/9/8/chartex" xmlns:cx="http://schemas.microsoft.com/office/drawing/2014/chartex" xmlns:wpc="http://schemas.microsoft.com/office/word/2010/wordprocessingCanvas" xmlns="" r:embed="rId12"/>
+                          <asvg:svgBlip xmlns="" xmlns:wpc="http://schemas.microsoft.com/office/word/2010/wordprocessingCanvas" xmlns:cx="http://schemas.microsoft.com/office/drawing/2014/chartex" xmlns:cx1="http://schemas.microsoft.com/office/drawing/2015/9/8/chartex" xmlns:cx2="http://schemas.microsoft.com/office/drawing/2015/10/21/chartex" xmlns:cx3="http://schemas.microsoft.com/office/drawing/2016/5/9/chartex" xmlns:cx4="http://schemas.microsoft.com/office/drawing/2016/5/10/chartex" xmlns:cx5="http://schemas.microsoft.com/office/drawing/2016/5/11/chartex" xmlns:cx6="http://schemas.microsoft.com/office/drawing/2016/5/12/chartex" xmlns:cx7="http://schemas.microsoft.com/office/drawing/2016/5/13/chartex" xmlns:cx8="http://schemas.microsoft.com/office/drawing/2016/5/14/chartex" xmlns:mc="http://schemas.openxmlformats.org/markup-compatibility/2006" xmlns:aink="http://schemas.microsoft.com/office/drawing/2016/ink" xmlns:am3d="http://schemas.microsoft.com/office/drawing/2017/model3d" xmlns:o="urn:schemas-microsoft-com:office:office" xmlns:oel="http://schemas.microsoft.com/office/2019/extlst" xmlns:v="urn:schemas-microsoft-com:vml" xmlns:wp14="http://schemas.microsoft.com/office/word/2010/wordprocessingDrawing" xmlns:w10="urn:schemas-microsoft-com:office:word" xmlns:w="http://schemas.openxmlformats.org/wordprocessingml/2006/main" xmlns:w14="http://schemas.microsoft.com/office/word/2010/wordml" xmlns:w15="http://schemas.microsoft.com/office/word/2012/wordml" xmlns:w16cex="http://schemas.microsoft.com/office/word/2018/wordml/cex" xmlns:w16cid="http://schemas.microsoft.com/office/word/2016/wordml/cid" xmlns:w16="http://schemas.microsoft.com/office/word/2018/wordml" xmlns:w16du="http://schemas.microsoft.com/office/word/2023/wordml/word16du" xmlns:w16sdtdh="http://schemas.microsoft.com/office/word/2020/wordml/sdtdatahash" xmlns:w16sdtfl="http://schemas.microsoft.com/office/word/2024/wordml/sdtformatlock" xmlns:w16se="http://schemas.microsoft.com/office/word/2015/wordml/symex" xmlns:wpg="http://schemas.microsoft.com/office/word/2010/wordprocessingGroup" xmlns:wpi="http://schemas.microsoft.com/office/word/2010/wordprocessingInk" xmlns:wps="http://schemas.microsoft.com/office/word/2010/wordprocessingShape" xmlns:asvg="http://schemas.microsoft.com/office/drawing/2016/SVG/main" r:embed="rId12"/>
                         </a:ext>
                       </a:extLst>
                     </a:blip>
@@ -10799,11 +10799,21 @@
         </w:rPr>
       </w:pPr>
       <w:bookmarkStart w:id="13" w:name="_Toc196901136"/>
-      <w:r>
+    </w:p>
+    <w:p>
+      <w:pPr>
+        <w:pStyle w:val="Cmsor3"/>
         <w:rPr>
           <w:sz w:val="28"/>
           <w:szCs w:val="28"/>
         </w:rPr>
+      </w:pPr>
+      <w:r>
+        <w:rPr>
+          <w:sz w:val="28"/>
+          <w:szCs w:val="28"/>
+        </w:rPr>
+        <w:lastRenderedPageBreak/>
         <w:t>C#</w:t>
       </w:r>
       <w:bookmarkEnd w:id="13"/>
@@ -10813,7 +10823,6 @@
         <w:jc w:val="both"/>
       </w:pPr>
       <w:r>
-        <w:lastRenderedPageBreak/>
         <w:t>Az asztali alkalmazás egy Windows Forms applikáció, ami a C# nyelvet használja</w:t>
       </w:r>
     </w:p>
@@ -12887,7 +12896,6 @@
         <w:jc w:val="both"/>
       </w:pPr>
       <w:r>
-        <w:lastRenderedPageBreak/>
         <w:t xml:space="preserve">Ez a metódus egy „Dictionary&lt;string, string&gt;” típusú szótárat kér argumentumként, ami a POST kérés változóit és azok értékeit tartalmazza. A kérés megformálásáért NEM </w:t>
       </w:r>
       <w:r>
@@ -12982,13 +12990,7 @@
         <w:t>e</w:t>
       </w:r>
       <w:r>
-        <w:t>renci</w:t>
-      </w:r>
-      <w:r>
-        <w:t>á</w:t>
-      </w:r>
-      <w:r>
-        <w:t xml:space="preserve">ját is itt lehet találni. </w:t>
+        <w:t xml:space="preserve">renciáját is itt lehet találni. </w:t>
       </w:r>
     </w:p>
     <w:p>
@@ -13005,6 +13007,7 @@
           <w:sz w:val="28"/>
           <w:szCs w:val="28"/>
         </w:rPr>
+        <w:lastRenderedPageBreak/>
         <w:t>Főoldal</w:t>
       </w:r>
       <w:bookmarkEnd w:id="20"/>
@@ -16013,6 +16016,7 @@
         <w:t>o</w:t>
       </w:r>
       <w:r>
+        <w:lastRenderedPageBreak/>
         <w:t xml:space="preserve">zás. </w:t>
       </w:r>
       <w:r>
@@ -17876,13 +17880,7 @@
         <w:t>,</w:t>
       </w:r>
       <w:r>
-        <w:t xml:space="preserve"> ha be szeretnénk zá</w:t>
-      </w:r>
-      <w:r>
-        <w:t>r</w:t>
-      </w:r>
-      <w:r>
-        <w:t xml:space="preserve">ni az adott részletes oldalt. A „bookDetailedPage.cs” is egyedi, mivel pontosan úgy, mint a „PopupSelect.cs” két különböző módban indítható el. Az elsőben, ahogy már említve volt módosítani lehet egy könyvet, a második módjában könyvtípust lehet vele hozzáadni. </w:t>
+        <w:t xml:space="preserve"> ha be szeretnénk zárni az adott részletes oldalt. A „bookDetailedPage.cs” is egyedi, mivel pontosan úgy, mint a „PopupSelect.cs” két különböző módban indítható el. Az elsőben, ahogy már említve volt módosítani lehet egy könyvet, a második módjában könyvtípust lehet vele hozzáadni. </w:t>
       </w:r>
     </w:p>
     <w:p>
@@ -23996,7 +23994,7 @@
           <w:noProof/>
         </w:rPr>
         <w:pict>
-          <v:shape id="_x0000_s1031" type="#_x0000_t202" style="position:absolute;margin-left:3251.2pt;margin-top:26.25pt;width:452pt;height:48.75pt;z-index:251650048;visibility:visible;mso-wrap-distance-top:3.6pt;mso-wrap-distance-bottom:3.6pt;mso-position-horizontal:right;mso-position-horizontal-relative:margin;mso-width-relative:margin;mso-height-relative:margin" o:gfxdata="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">
+          <v:shape id="_x0000_s1031" type="#_x0000_t202" style="position:absolute;margin-left:3663.2pt;margin-top:26.25pt;width:452pt;height:48.75pt;z-index:251650048;visibility:visible;mso-wrap-distance-top:3.6pt;mso-wrap-distance-bottom:3.6pt;mso-position-horizontal:right;mso-position-horizontal-relative:margin;mso-width-relative:margin;mso-height-relative:margin" o:gfxdata="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">
             <v:textbox style="mso-next-textbox:#_x0000_s1031">
               <w:txbxContent>
                 <w:p>
@@ -24094,7 +24092,7 @@
                     <a:blip r:embed="rId16">
                       <a:extLst>
                         <a:ext uri="{28A0092B-C50C-407E-A947-70E740481C1C}">
-                          <a14:useLocalDpi xmlns:a14="http://schemas.microsoft.com/office/drawing/2010/main" xmlns:wps="http://schemas.microsoft.com/office/word/2010/wordprocessingShape" xmlns:wpi="http://schemas.microsoft.com/office/word/2010/wordprocessingInk" xmlns:wpg="http://schemas.microsoft.com/office/word/2010/wordprocessingGroup" xmlns:w16se="http://schemas.microsoft.com/office/word/2015/wordml/symex" xmlns:w16sdtfl="http://schemas.microsoft.com/office/word/2024/wordml/sdtformatlock" xmlns:w16sdtdh="http://schemas.microsoft.com/office/word/2020/wordml/sdtdatahash" xmlns:w16du="http://schemas.microsoft.com/office/word/2023/wordml/word16du" xmlns:w16="http://schemas.microsoft.com/office/word/2018/wordml" xmlns:w16cid="http://schemas.microsoft.com/office/word/2016/wordml/cid" xmlns:w16cex="http://schemas.microsoft.com/office/word/2018/wordml/cex" xmlns:w15="http://schemas.microsoft.com/office/word/2012/wordml" xmlns:w14="http://schemas.microsoft.com/office/word/2010/wordml" xmlns:w="http://schemas.openxmlformats.org/wordprocessingml/2006/main" xmlns:w10="urn:schemas-microsoft-com:office:word" xmlns:wp14="http://schemas.microsoft.com/office/word/2010/wordprocessingDrawing" xmlns:v="urn:schemas-microsoft-com:vml" xmlns:oel="http://schemas.microsoft.com/office/2019/extlst" xmlns:o="urn:schemas-microsoft-com:office:office" xmlns:am3d="http://schemas.microsoft.com/office/drawing/2017/model3d" xmlns:aink="http://schemas.microsoft.com/office/drawing/2016/ink" xmlns:mc="http://schemas.openxmlformats.org/markup-compatibility/2006" xmlns:cx8="http://schemas.microsoft.com/office/drawing/2016/5/14/chartex" xmlns:cx7="http://schemas.microsoft.com/office/drawing/2016/5/13/chartex" xmlns:cx6="http://schemas.microsoft.com/office/drawing/2016/5/12/chartex" xmlns:cx5="http://schemas.microsoft.com/office/drawing/2016/5/11/chartex" xmlns:cx4="http://schemas.microsoft.com/office/drawing/2016/5/10/chartex" xmlns:cx3="http://schemas.microsoft.com/office/drawing/2016/5/9/chartex" xmlns:cx2="http://schemas.microsoft.com/office/drawing/2015/10/21/chartex" xmlns:cx1="http://schemas.microsoft.com/office/drawing/2015/9/8/chartex" xmlns:cx="http://schemas.microsoft.com/office/drawing/2014/chartex" xmlns:wpc="http://schemas.microsoft.com/office/word/2010/wordprocessingCanvas" xmlns="" val="0"/>
+                          <a14:useLocalDpi xmlns="" xmlns:wpc="http://schemas.microsoft.com/office/word/2010/wordprocessingCanvas" xmlns:cx="http://schemas.microsoft.com/office/drawing/2014/chartex" xmlns:cx1="http://schemas.microsoft.com/office/drawing/2015/9/8/chartex" xmlns:cx2="http://schemas.microsoft.com/office/drawing/2015/10/21/chartex" xmlns:cx3="http://schemas.microsoft.com/office/drawing/2016/5/9/chartex" xmlns:cx4="http://schemas.microsoft.com/office/drawing/2016/5/10/chartex" xmlns:cx5="http://schemas.microsoft.com/office/drawing/2016/5/11/chartex" xmlns:cx6="http://schemas.microsoft.com/office/drawing/2016/5/12/chartex" xmlns:cx7="http://schemas.microsoft.com/office/drawing/2016/5/13/chartex" xmlns:cx8="http://schemas.microsoft.com/office/drawing/2016/5/14/chartex" xmlns:mc="http://schemas.openxmlformats.org/markup-compatibility/2006" xmlns:aink="http://schemas.microsoft.com/office/drawing/2016/ink" xmlns:am3d="http://schemas.microsoft.com/office/drawing/2017/model3d" xmlns:o="urn:schemas-microsoft-com:office:office" xmlns:oel="http://schemas.microsoft.com/office/2019/extlst" xmlns:v="urn:schemas-microsoft-com:vml" xmlns:wp14="http://schemas.microsoft.com/office/word/2010/wordprocessingDrawing" xmlns:w10="urn:schemas-microsoft-com:office:word" xmlns:w="http://schemas.openxmlformats.org/wordprocessingml/2006/main" xmlns:w14="http://schemas.microsoft.com/office/word/2010/wordml" xmlns:w15="http://schemas.microsoft.com/office/word/2012/wordml" xmlns:w16cex="http://schemas.microsoft.com/office/word/2018/wordml/cex" xmlns:w16cid="http://schemas.microsoft.com/office/word/2016/wordml/cid" xmlns:w16="http://schemas.microsoft.com/office/word/2018/wordml" xmlns:w16du="http://schemas.microsoft.com/office/word/2023/wordml/word16du" xmlns:w16sdtdh="http://schemas.microsoft.com/office/word/2020/wordml/sdtdatahash" xmlns:w16sdtfl="http://schemas.microsoft.com/office/word/2024/wordml/sdtformatlock" xmlns:w16se="http://schemas.microsoft.com/office/word/2015/wordml/symex" xmlns:wpg="http://schemas.microsoft.com/office/word/2010/wordprocessingGroup" xmlns:wpi="http://schemas.microsoft.com/office/word/2010/wordprocessingInk" xmlns:wps="http://schemas.microsoft.com/office/word/2010/wordprocessingShape" xmlns:a14="http://schemas.microsoft.com/office/drawing/2010/main" val="0"/>
                         </a:ext>
                       </a:extLst>
                     </a:blip>
@@ -25075,7 +25073,7 @@
           <w:noProof/>
         </w:rPr>
         <w:pict>
-          <v:shape id="Szövegdoboz 3" o:spid="_x0000_s1033" type="#_x0000_t202" style="position:absolute;margin-left:3021.6pt;margin-top:25.5pt;width:423.3pt;height:66.75pt;z-index:251651072;visibility:visible;mso-wrap-distance-top:3.6pt;mso-wrap-distance-bottom:3.6pt;mso-position-horizontal:right;mso-position-horizontal-relative:margin;mso-position-vertical-relative:text;mso-width-relative:margin;mso-height-relative:margin" o:gfxdata="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">
+          <v:shape id="Szövegdoboz 3" o:spid="_x0000_s1033" type="#_x0000_t202" style="position:absolute;margin-left:3404.9pt;margin-top:25.5pt;width:423.3pt;height:66.75pt;z-index:251651072;visibility:visible;mso-wrap-distance-top:3.6pt;mso-wrap-distance-bottom:3.6pt;mso-position-horizontal:right;mso-position-horizontal-relative:margin;mso-position-vertical-relative:text;mso-width-relative:margin;mso-height-relative:margin" o:gfxdata="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">
             <v:textbox style="mso-next-textbox:#Szövegdoboz 3">
               <w:txbxContent>
                 <w:p>
@@ -25504,7 +25502,7 @@
           <w:noProof/>
         </w:rPr>
         <w:pict>
-          <v:shape id="Szövegdoboz 4" o:spid="_x0000_s1034" type="#_x0000_t202" style="position:absolute;margin-left:3026.8pt;margin-top:31.9pt;width:423.95pt;height:108.75pt;z-index:251652096;visibility:visible;mso-wrap-distance-top:3.6pt;mso-wrap-distance-bottom:3.6pt;mso-position-horizontal:right;mso-position-horizontal-relative:margin;mso-position-vertical-relative:text;mso-width-relative:margin;mso-height-relative:margin" o:gfxdata="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">
+          <v:shape id="Szövegdoboz 4" o:spid="_x0000_s1034" type="#_x0000_t202" style="position:absolute;margin-left:3410.75pt;margin-top:31.9pt;width:423.95pt;height:108.75pt;z-index:251652096;visibility:visible;mso-wrap-distance-top:3.6pt;mso-wrap-distance-bottom:3.6pt;mso-position-horizontal:right;mso-position-horizontal-relative:margin;mso-position-vertical-relative:text;mso-width-relative:margin;mso-height-relative:margin" o:gfxdata="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">
             <v:textbox style="mso-next-textbox:#Szövegdoboz 4">
               <w:txbxContent>
                 <w:p>
@@ -25824,7 +25822,7 @@
           <w:noProof/>
         </w:rPr>
         <w:pict>
-          <v:shape id="Szövegdoboz 5" o:spid="_x0000_s1035" type="#_x0000_t202" style="position:absolute;margin-left:3021.6pt;margin-top:25.35pt;width:423.3pt;height:64.5pt;z-index:251653120;visibility:visible;mso-wrap-distance-top:3.6pt;mso-wrap-distance-bottom:3.6pt;mso-position-horizontal:right;mso-position-horizontal-relative:margin;mso-position-vertical-relative:text;mso-width-relative:margin;mso-height-relative:margin" o:gfxdata="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">
+          <v:shape id="Szövegdoboz 5" o:spid="_x0000_s1035" type="#_x0000_t202" style="position:absolute;margin-left:3404.9pt;margin-top:25.35pt;width:423.3pt;height:64.5pt;z-index:251653120;visibility:visible;mso-wrap-distance-top:3.6pt;mso-wrap-distance-bottom:3.6pt;mso-position-horizontal:right;mso-position-horizontal-relative:margin;mso-position-vertical-relative:text;mso-width-relative:margin;mso-height-relative:margin" o:gfxdata="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">
             <v:textbox style="mso-next-textbox:#Szövegdoboz 5">
               <w:txbxContent>
                 <w:p>
@@ -26103,7 +26101,7 @@
           <w:noProof/>
         </w:rPr>
         <w:pict>
-          <v:shape id="Szövegdoboz 6" o:spid="_x0000_s1036" type="#_x0000_t202" style="position:absolute;margin-left:3026.8pt;margin-top:28.9pt;width:423.95pt;height:96.75pt;z-index:251654144;visibility:visible;mso-wrap-distance-top:3.6pt;mso-wrap-distance-bottom:3.6pt;mso-position-horizontal:right;mso-position-horizontal-relative:margin;mso-position-vertical-relative:text;mso-width-relative:margin;mso-height-relative:margin" o:gfxdata="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">
+          <v:shape id="Szövegdoboz 6" o:spid="_x0000_s1036" type="#_x0000_t202" style="position:absolute;margin-left:3410.75pt;margin-top:28.9pt;width:423.95pt;height:96.75pt;z-index:251654144;visibility:visible;mso-wrap-distance-top:3.6pt;mso-wrap-distance-bottom:3.6pt;mso-position-horizontal:right;mso-position-horizontal-relative:margin;mso-position-vertical-relative:text;mso-width-relative:margin;mso-height-relative:margin" o:gfxdata="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">
             <v:textbox style="mso-next-textbox:#Szövegdoboz 6">
               <w:txbxContent>
                 <w:p>
@@ -27933,7 +27931,7 @@
         </w:rPr>
         <w:lastRenderedPageBreak/>
         <w:pict>
-          <v:shape id="Szövegdoboz 12" o:spid="_x0000_s1040" type="#_x0000_t202" style="position:absolute;margin-left:3031.6pt;margin-top:21.25pt;width:424.55pt;height:302.7pt;z-index:251660288;visibility:visible;mso-wrap-distance-top:3.6pt;mso-wrap-distance-bottom:3.6pt;mso-position-horizontal:right;mso-position-horizontal-relative:margin;mso-position-vertical-relative:margin;mso-width-relative:margin;mso-height-relative:margin" o:gfxdata="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">
+          <v:shape id="Szövegdoboz 12" o:spid="_x0000_s1040" type="#_x0000_t202" style="position:absolute;margin-left:3416.15pt;margin-top:21.25pt;width:424.55pt;height:302.7pt;z-index:251660288;visibility:visible;mso-wrap-distance-top:3.6pt;mso-wrap-distance-bottom:3.6pt;mso-position-horizontal:right;mso-position-horizontal-relative:margin;mso-position-vertical-relative:margin;mso-width-relative:margin;mso-height-relative:margin" o:gfxdata="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">
             <v:textbox style="mso-next-textbox:#Szövegdoboz 12">
               <w:txbxContent>
                 <w:p>
@@ -32651,19 +32649,7 @@
               <w:t>könyvre,</w:t>
             </w:r>
             <w:r>
-              <w:t xml:space="preserve"> akkor a legrége</w:t>
-            </w:r>
-            <w:r>
-              <w:t>b</w:t>
-            </w:r>
-            <w:r>
-              <w:t>bit teszi új fogl</w:t>
-            </w:r>
-            <w:r>
-              <w:t>a</w:t>
-            </w:r>
-            <w:r>
-              <w:t>lásnak</w:t>
+              <w:t xml:space="preserve"> akkor a legrégebbit teszi új foglalásnak</w:t>
             </w:r>
           </w:p>
         </w:tc>
@@ -35370,13 +35356,7 @@
               <w:t>igaz,</w:t>
             </w:r>
             <w:r>
-              <w:t xml:space="preserve"> akkor azokat a kategóriákat li</w:t>
-            </w:r>
-            <w:r>
-              <w:t>s</w:t>
-            </w:r>
-            <w:r>
-              <w:t>tázza ki, amik nem tartoznak a könyvhöz</w:t>
+              <w:t xml:space="preserve"> akkor azokat a kategóriákat listázza ki, amik nem tartoznak a könyvhöz</w:t>
             </w:r>
           </w:p>
         </w:tc>
@@ -38664,7 +38644,7 @@
                     <a:blip r:embed="rId20">
                       <a:extLst>
                         <a:ext uri="{28A0092B-C50C-407E-A947-70E740481C1C}">
-                          <a14:useLocalDpi xmlns:a14="http://schemas.microsoft.com/office/drawing/2010/main" xmlns:wps="http://schemas.microsoft.com/office/word/2010/wordprocessingShape" xmlns:wpi="http://schemas.microsoft.com/office/word/2010/wordprocessingInk" xmlns:wpg="http://schemas.microsoft.com/office/word/2010/wordprocessingGroup" xmlns:w16se="http://schemas.microsoft.com/office/word/2015/wordml/symex" xmlns:w16sdtfl="http://schemas.microsoft.com/office/word/2024/wordml/sdtformatlock" xmlns:w16sdtdh="http://schemas.microsoft.com/office/word/2020/wordml/sdtdatahash" xmlns:w16du="http://schemas.microsoft.com/office/word/2023/wordml/word16du" xmlns:w16="http://schemas.microsoft.com/office/word/2018/wordml" xmlns:w16cid="http://schemas.microsoft.com/office/word/2016/wordml/cid" xmlns:w16cex="http://schemas.microsoft.com/office/word/2018/wordml/cex" xmlns:w15="http://schemas.microsoft.com/office/word/2012/wordml" xmlns:w14="http://schemas.microsoft.com/office/word/2010/wordml" xmlns:w="http://schemas.openxmlformats.org/wordprocessingml/2006/main" xmlns:w10="urn:schemas-microsoft-com:office:word" xmlns:wp14="http://schemas.microsoft.com/office/word/2010/wordprocessingDrawing" xmlns:v="urn:schemas-microsoft-com:vml" xmlns:oel="http://schemas.microsoft.com/office/2019/extlst" xmlns:o="urn:schemas-microsoft-com:office:office" xmlns:am3d="http://schemas.microsoft.com/office/drawing/2017/model3d" xmlns:aink="http://schemas.microsoft.com/office/drawing/2016/ink" xmlns:mc="http://schemas.openxmlformats.org/markup-compatibility/2006" xmlns:cx8="http://schemas.microsoft.com/office/drawing/2016/5/14/chartex" xmlns:cx7="http://schemas.microsoft.com/office/drawing/2016/5/13/chartex" xmlns:cx6="http://schemas.microsoft.com/office/drawing/2016/5/12/chartex" xmlns:cx5="http://schemas.microsoft.com/office/drawing/2016/5/11/chartex" xmlns:cx4="http://schemas.microsoft.com/office/drawing/2016/5/10/chartex" xmlns:cx3="http://schemas.microsoft.com/office/drawing/2016/5/9/chartex" xmlns:cx2="http://schemas.microsoft.com/office/drawing/2015/10/21/chartex" xmlns:cx1="http://schemas.microsoft.com/office/drawing/2015/9/8/chartex" xmlns:cx="http://schemas.microsoft.com/office/drawing/2014/chartex" xmlns:wpc="http://schemas.microsoft.com/office/word/2010/wordprocessingCanvas" xmlns="" val="0"/>
+                          <a14:useLocalDpi xmlns="" xmlns:wpc="http://schemas.microsoft.com/office/word/2010/wordprocessingCanvas" xmlns:cx="http://schemas.microsoft.com/office/drawing/2014/chartex" xmlns:cx1="http://schemas.microsoft.com/office/drawing/2015/9/8/chartex" xmlns:cx2="http://schemas.microsoft.com/office/drawing/2015/10/21/chartex" xmlns:cx3="http://schemas.microsoft.com/office/drawing/2016/5/9/chartex" xmlns:cx4="http://schemas.microsoft.com/office/drawing/2016/5/10/chartex" xmlns:cx5="http://schemas.microsoft.com/office/drawing/2016/5/11/chartex" xmlns:cx6="http://schemas.microsoft.com/office/drawing/2016/5/12/chartex" xmlns:cx7="http://schemas.microsoft.com/office/drawing/2016/5/13/chartex" xmlns:cx8="http://schemas.microsoft.com/office/drawing/2016/5/14/chartex" xmlns:mc="http://schemas.openxmlformats.org/markup-compatibility/2006" xmlns:aink="http://schemas.microsoft.com/office/drawing/2016/ink" xmlns:am3d="http://schemas.microsoft.com/office/drawing/2017/model3d" xmlns:o="urn:schemas-microsoft-com:office:office" xmlns:oel="http://schemas.microsoft.com/office/2019/extlst" xmlns:v="urn:schemas-microsoft-com:vml" xmlns:wp14="http://schemas.microsoft.com/office/word/2010/wordprocessingDrawing" xmlns:w10="urn:schemas-microsoft-com:office:word" xmlns:w="http://schemas.openxmlformats.org/wordprocessingml/2006/main" xmlns:w14="http://schemas.microsoft.com/office/word/2010/wordml" xmlns:w15="http://schemas.microsoft.com/office/word/2012/wordml" xmlns:w16cex="http://schemas.microsoft.com/office/word/2018/wordml/cex" xmlns:w16cid="http://schemas.microsoft.com/office/word/2016/wordml/cid" xmlns:w16="http://schemas.microsoft.com/office/word/2018/wordml" xmlns:w16du="http://schemas.microsoft.com/office/word/2023/wordml/word16du" xmlns:w16sdtdh="http://schemas.microsoft.com/office/word/2020/wordml/sdtdatahash" xmlns:w16sdtfl="http://schemas.microsoft.com/office/word/2024/wordml/sdtformatlock" xmlns:w16se="http://schemas.microsoft.com/office/word/2015/wordml/symex" xmlns:wpg="http://schemas.microsoft.com/office/word/2010/wordprocessingGroup" xmlns:wpi="http://schemas.microsoft.com/office/word/2010/wordprocessingInk" xmlns:wps="http://schemas.microsoft.com/office/word/2010/wordprocessingShape" xmlns:a14="http://schemas.microsoft.com/office/drawing/2010/main" val="0"/>
                         </a:ext>
                       </a:extLst>
                     </a:blip>
@@ -38763,7 +38743,7 @@
                     <a:blip r:embed="rId21" cstate="print">
                       <a:extLst>
                         <a:ext uri="{28A0092B-C50C-407E-A947-70E740481C1C}">
-                          <a14:useLocalDpi xmlns:a14="http://schemas.microsoft.com/office/drawing/2010/main" xmlns:wps="http://schemas.microsoft.com/office/word/2010/wordprocessingShape" xmlns:wpi="http://schemas.microsoft.com/office/word/2010/wordprocessingInk" xmlns:wpg="http://schemas.microsoft.com/office/word/2010/wordprocessingGroup" xmlns:w16se="http://schemas.microsoft.com/office/word/2015/wordml/symex" xmlns:w16sdtfl="http://schemas.microsoft.com/office/word/2024/wordml/sdtformatlock" xmlns:w16sdtdh="http://schemas.microsoft.com/office/word/2020/wordml/sdtdatahash" xmlns:w16du="http://schemas.microsoft.com/office/word/2023/wordml/word16du" xmlns:w16="http://schemas.microsoft.com/office/word/2018/wordml" xmlns:w16cid="http://schemas.microsoft.com/office/word/2016/wordml/cid" xmlns:w16cex="http://schemas.microsoft.com/office/word/2018/wordml/cex" xmlns:w15="http://schemas.microsoft.com/office/word/2012/wordml" xmlns:w14="http://schemas.microsoft.com/office/word/2010/wordml" xmlns:w="http://schemas.openxmlformats.org/wordprocessingml/2006/main" xmlns:w10="urn:schemas-microsoft-com:office:word" xmlns:wp14="http://schemas.microsoft.com/office/word/2010/wordprocessingDrawing" xmlns:v="urn:schemas-microsoft-com:vml" xmlns:oel="http://schemas.microsoft.com/office/2019/extlst" xmlns:o="urn:schemas-microsoft-com:office:office" xmlns:am3d="http://schemas.microsoft.com/office/drawing/2017/model3d" xmlns:aink="http://schemas.microsoft.com/office/drawing/2016/ink" xmlns:mc="http://schemas.openxmlformats.org/markup-compatibility/2006" xmlns:cx8="http://schemas.microsoft.com/office/drawing/2016/5/14/chartex" xmlns:cx7="http://schemas.microsoft.com/office/drawing/2016/5/13/chartex" xmlns:cx6="http://schemas.microsoft.com/office/drawing/2016/5/12/chartex" xmlns:cx5="http://schemas.microsoft.com/office/drawing/2016/5/11/chartex" xmlns:cx4="http://schemas.microsoft.com/office/drawing/2016/5/10/chartex" xmlns:cx3="http://schemas.microsoft.com/office/drawing/2016/5/9/chartex" xmlns:cx2="http://schemas.microsoft.com/office/drawing/2015/10/21/chartex" xmlns:cx1="http://schemas.microsoft.com/office/drawing/2015/9/8/chartex" xmlns:cx="http://schemas.microsoft.com/office/drawing/2014/chartex" xmlns:wpc="http://schemas.microsoft.com/office/word/2010/wordprocessingCanvas" xmlns="" val="0"/>
+                          <a14:useLocalDpi xmlns="" xmlns:wpc="http://schemas.microsoft.com/office/word/2010/wordprocessingCanvas" xmlns:cx="http://schemas.microsoft.com/office/drawing/2014/chartex" xmlns:cx1="http://schemas.microsoft.com/office/drawing/2015/9/8/chartex" xmlns:cx2="http://schemas.microsoft.com/office/drawing/2015/10/21/chartex" xmlns:cx3="http://schemas.microsoft.com/office/drawing/2016/5/9/chartex" xmlns:cx4="http://schemas.microsoft.com/office/drawing/2016/5/10/chartex" xmlns:cx5="http://schemas.microsoft.com/office/drawing/2016/5/11/chartex" xmlns:cx6="http://schemas.microsoft.com/office/drawing/2016/5/12/chartex" xmlns:cx7="http://schemas.microsoft.com/office/drawing/2016/5/13/chartex" xmlns:cx8="http://schemas.microsoft.com/office/drawing/2016/5/14/chartex" xmlns:mc="http://schemas.openxmlformats.org/markup-compatibility/2006" xmlns:aink="http://schemas.microsoft.com/office/drawing/2016/ink" xmlns:am3d="http://schemas.microsoft.com/office/drawing/2017/model3d" xmlns:o="urn:schemas-microsoft-com:office:office" xmlns:oel="http://schemas.microsoft.com/office/2019/extlst" xmlns:v="urn:schemas-microsoft-com:vml" xmlns:wp14="http://schemas.microsoft.com/office/word/2010/wordprocessingDrawing" xmlns:w10="urn:schemas-microsoft-com:office:word" xmlns:w="http://schemas.openxmlformats.org/wordprocessingml/2006/main" xmlns:w14="http://schemas.microsoft.com/office/word/2010/wordml" xmlns:w15="http://schemas.microsoft.com/office/word/2012/wordml" xmlns:w16cex="http://schemas.microsoft.com/office/word/2018/wordml/cex" xmlns:w16cid="http://schemas.microsoft.com/office/word/2016/wordml/cid" xmlns:w16="http://schemas.microsoft.com/office/word/2018/wordml" xmlns:w16du="http://schemas.microsoft.com/office/word/2023/wordml/word16du" xmlns:w16sdtdh="http://schemas.microsoft.com/office/word/2020/wordml/sdtdatahash" xmlns:w16sdtfl="http://schemas.microsoft.com/office/word/2024/wordml/sdtformatlock" xmlns:w16se="http://schemas.microsoft.com/office/word/2015/wordml/symex" xmlns:wpg="http://schemas.microsoft.com/office/word/2010/wordprocessingGroup" xmlns:wpi="http://schemas.microsoft.com/office/word/2010/wordprocessingInk" xmlns:wps="http://schemas.microsoft.com/office/word/2010/wordprocessingShape" xmlns:a14="http://schemas.microsoft.com/office/drawing/2010/main" val="0"/>
                         </a:ext>
                       </a:extLst>
                     </a:blip>
@@ -39020,7 +39000,7 @@
                     <a:blip r:embed="rId22">
                       <a:extLst>
                         <a:ext uri="{28A0092B-C50C-407E-A947-70E740481C1C}">
-                          <a14:useLocalDpi xmlns:a14="http://schemas.microsoft.com/office/drawing/2010/main" xmlns:wps="http://schemas.microsoft.com/office/word/2010/wordprocessingShape" xmlns:wpi="http://schemas.microsoft.com/office/word/2010/wordprocessingInk" xmlns:wpg="http://schemas.microsoft.com/office/word/2010/wordprocessingGroup" xmlns:w16se="http://schemas.microsoft.com/office/word/2015/wordml/symex" xmlns:w16sdtfl="http://schemas.microsoft.com/office/word/2024/wordml/sdtformatlock" xmlns:w16sdtdh="http://schemas.microsoft.com/office/word/2020/wordml/sdtdatahash" xmlns:w16du="http://schemas.microsoft.com/office/word/2023/wordml/word16du" xmlns:w16="http://schemas.microsoft.com/office/word/2018/wordml" xmlns:w16cid="http://schemas.microsoft.com/office/word/2016/wordml/cid" xmlns:w16cex="http://schemas.microsoft.com/office/word/2018/wordml/cex" xmlns:w15="http://schemas.microsoft.com/office/word/2012/wordml" xmlns:w14="http://schemas.microsoft.com/office/word/2010/wordml" xmlns:w="http://schemas.openxmlformats.org/wordprocessingml/2006/main" xmlns:w10="urn:schemas-microsoft-com:office:word" xmlns:wp14="http://schemas.microsoft.com/office/word/2010/wordprocessingDrawing" xmlns:v="urn:schemas-microsoft-com:vml" xmlns:oel="http://schemas.microsoft.com/office/2019/extlst" xmlns:o="urn:schemas-microsoft-com:office:office" xmlns:am3d="http://schemas.microsoft.com/office/drawing/2017/model3d" xmlns:aink="http://schemas.microsoft.com/office/drawing/2016/ink" xmlns:mc="http://schemas.openxmlformats.org/markup-compatibility/2006" xmlns:cx8="http://schemas.microsoft.com/office/drawing/2016/5/14/chartex" xmlns:cx7="http://schemas.microsoft.com/office/drawing/2016/5/13/chartex" xmlns:cx6="http://schemas.microsoft.com/office/drawing/2016/5/12/chartex" xmlns:cx5="http://schemas.microsoft.com/office/drawing/2016/5/11/chartex" xmlns:cx4="http://schemas.microsoft.com/office/drawing/2016/5/10/chartex" xmlns:cx3="http://schemas.microsoft.com/office/drawing/2016/5/9/chartex" xmlns:cx2="http://schemas.microsoft.com/office/drawing/2015/10/21/chartex" xmlns:cx1="http://schemas.microsoft.com/office/drawing/2015/9/8/chartex" xmlns:cx="http://schemas.microsoft.com/office/drawing/2014/chartex" xmlns:wpc="http://schemas.microsoft.com/office/word/2010/wordprocessingCanvas" xmlns="" val="0"/>
+                          <a14:useLocalDpi xmlns="" xmlns:wpc="http://schemas.microsoft.com/office/word/2010/wordprocessingCanvas" xmlns:cx="http://schemas.microsoft.com/office/drawing/2014/chartex" xmlns:cx1="http://schemas.microsoft.com/office/drawing/2015/9/8/chartex" xmlns:cx2="http://schemas.microsoft.com/office/drawing/2015/10/21/chartex" xmlns:cx3="http://schemas.microsoft.com/office/drawing/2016/5/9/chartex" xmlns:cx4="http://schemas.microsoft.com/office/drawing/2016/5/10/chartex" xmlns:cx5="http://schemas.microsoft.com/office/drawing/2016/5/11/chartex" xmlns:cx6="http://schemas.microsoft.com/office/drawing/2016/5/12/chartex" xmlns:cx7="http://schemas.microsoft.com/office/drawing/2016/5/13/chartex" xmlns:cx8="http://schemas.microsoft.com/office/drawing/2016/5/14/chartex" xmlns:mc="http://schemas.openxmlformats.org/markup-compatibility/2006" xmlns:aink="http://schemas.microsoft.com/office/drawing/2016/ink" xmlns:am3d="http://schemas.microsoft.com/office/drawing/2017/model3d" xmlns:o="urn:schemas-microsoft-com:office:office" xmlns:oel="http://schemas.microsoft.com/office/2019/extlst" xmlns:v="urn:schemas-microsoft-com:vml" xmlns:wp14="http://schemas.microsoft.com/office/word/2010/wordprocessingDrawing" xmlns:w10="urn:schemas-microsoft-com:office:word" xmlns:w="http://schemas.openxmlformats.org/wordprocessingml/2006/main" xmlns:w14="http://schemas.microsoft.com/office/word/2010/wordml" xmlns:w15="http://schemas.microsoft.com/office/word/2012/wordml" xmlns:w16cex="http://schemas.microsoft.com/office/word/2018/wordml/cex" xmlns:w16cid="http://schemas.microsoft.com/office/word/2016/wordml/cid" xmlns:w16="http://schemas.microsoft.com/office/word/2018/wordml" xmlns:w16du="http://schemas.microsoft.com/office/word/2023/wordml/word16du" xmlns:w16sdtdh="http://schemas.microsoft.com/office/word/2020/wordml/sdtdatahash" xmlns:w16sdtfl="http://schemas.microsoft.com/office/word/2024/wordml/sdtformatlock" xmlns:w16se="http://schemas.microsoft.com/office/word/2015/wordml/symex" xmlns:wpg="http://schemas.microsoft.com/office/word/2010/wordprocessingGroup" xmlns:wpi="http://schemas.microsoft.com/office/word/2010/wordprocessingInk" xmlns:wps="http://schemas.microsoft.com/office/word/2010/wordprocessingShape" xmlns:a14="http://schemas.microsoft.com/office/drawing/2010/main" val="0"/>
                         </a:ext>
                       </a:extLst>
                     </a:blip>
@@ -39073,7 +39053,7 @@
                     <a:blip r:embed="rId23" cstate="print">
                       <a:extLst>
                         <a:ext uri="{28A0092B-C50C-407E-A947-70E740481C1C}">
-                          <a14:useLocalDpi xmlns:a14="http://schemas.microsoft.com/office/drawing/2010/main" xmlns:wps="http://schemas.microsoft.com/office/word/2010/wordprocessingShape" xmlns:wpi="http://schemas.microsoft.com/office/word/2010/wordprocessingInk" xmlns:wpg="http://schemas.microsoft.com/office/word/2010/wordprocessingGroup" xmlns:w16se="http://schemas.microsoft.com/office/word/2015/wordml/symex" xmlns:w16sdtfl="http://schemas.microsoft.com/office/word/2024/wordml/sdtformatlock" xmlns:w16sdtdh="http://schemas.microsoft.com/office/word/2020/wordml/sdtdatahash" xmlns:w16du="http://schemas.microsoft.com/office/word/2023/wordml/word16du" xmlns:w16="http://schemas.microsoft.com/office/word/2018/wordml" xmlns:w16cid="http://schemas.microsoft.com/office/word/2016/wordml/cid" xmlns:w16cex="http://schemas.microsoft.com/office/word/2018/wordml/cex" xmlns:w15="http://schemas.microsoft.com/office/word/2012/wordml" xmlns:w14="http://schemas.microsoft.com/office/word/2010/wordml" xmlns:w="http://schemas.openxmlformats.org/wordprocessingml/2006/main" xmlns:w10="urn:schemas-microsoft-com:office:word" xmlns:wp14="http://schemas.microsoft.com/office/word/2010/wordprocessingDrawing" xmlns:v="urn:schemas-microsoft-com:vml" xmlns:oel="http://schemas.microsoft.com/office/2019/extlst" xmlns:o="urn:schemas-microsoft-com:office:office" xmlns:am3d="http://schemas.microsoft.com/office/drawing/2017/model3d" xmlns:aink="http://schemas.microsoft.com/office/drawing/2016/ink" xmlns:mc="http://schemas.openxmlformats.org/markup-compatibility/2006" xmlns:cx8="http://schemas.microsoft.com/office/drawing/2016/5/14/chartex" xmlns:cx7="http://schemas.microsoft.com/office/drawing/2016/5/13/chartex" xmlns:cx6="http://schemas.microsoft.com/office/drawing/2016/5/12/chartex" xmlns:cx5="http://schemas.microsoft.com/office/drawing/2016/5/11/chartex" xmlns:cx4="http://schemas.microsoft.com/office/drawing/2016/5/10/chartex" xmlns:cx3="http://schemas.microsoft.com/office/drawing/2016/5/9/chartex" xmlns:cx2="http://schemas.microsoft.com/office/drawing/2015/10/21/chartex" xmlns:cx1="http://schemas.microsoft.com/office/drawing/2015/9/8/chartex" xmlns:cx="http://schemas.microsoft.com/office/drawing/2014/chartex" xmlns:wpc="http://schemas.microsoft.com/office/word/2010/wordprocessingCanvas" xmlns="" val="0"/>
+                          <a14:useLocalDpi xmlns="" xmlns:wpc="http://schemas.microsoft.com/office/word/2010/wordprocessingCanvas" xmlns:cx="http://schemas.microsoft.com/office/drawing/2014/chartex" xmlns:cx1="http://schemas.microsoft.com/office/drawing/2015/9/8/chartex" xmlns:cx2="http://schemas.microsoft.com/office/drawing/2015/10/21/chartex" xmlns:cx3="http://schemas.microsoft.com/office/drawing/2016/5/9/chartex" xmlns:cx4="http://schemas.microsoft.com/office/drawing/2016/5/10/chartex" xmlns:cx5="http://schemas.microsoft.com/office/drawing/2016/5/11/chartex" xmlns:cx6="http://schemas.microsoft.com/office/drawing/2016/5/12/chartex" xmlns:cx7="http://schemas.microsoft.com/office/drawing/2016/5/13/chartex" xmlns:cx8="http://schemas.microsoft.com/office/drawing/2016/5/14/chartex" xmlns:mc="http://schemas.openxmlformats.org/markup-compatibility/2006" xmlns:aink="http://schemas.microsoft.com/office/drawing/2016/ink" xmlns:am3d="http://schemas.microsoft.com/office/drawing/2017/model3d" xmlns:o="urn:schemas-microsoft-com:office:office" xmlns:oel="http://schemas.microsoft.com/office/2019/extlst" xmlns:v="urn:schemas-microsoft-com:vml" xmlns:wp14="http://schemas.microsoft.com/office/word/2010/wordprocessingDrawing" xmlns:w10="urn:schemas-microsoft-com:office:word" xmlns:w="http://schemas.openxmlformats.org/wordprocessingml/2006/main" xmlns:w14="http://schemas.microsoft.com/office/word/2010/wordml" xmlns:w15="http://schemas.microsoft.com/office/word/2012/wordml" xmlns:w16cex="http://schemas.microsoft.com/office/word/2018/wordml/cex" xmlns:w16cid="http://schemas.microsoft.com/office/word/2016/wordml/cid" xmlns:w16="http://schemas.microsoft.com/office/word/2018/wordml" xmlns:w16du="http://schemas.microsoft.com/office/word/2023/wordml/word16du" xmlns:w16sdtdh="http://schemas.microsoft.com/office/word/2020/wordml/sdtdatahash" xmlns:w16sdtfl="http://schemas.microsoft.com/office/word/2024/wordml/sdtformatlock" xmlns:w16se="http://schemas.microsoft.com/office/word/2015/wordml/symex" xmlns:wpg="http://schemas.microsoft.com/office/word/2010/wordprocessingGroup" xmlns:wpi="http://schemas.microsoft.com/office/word/2010/wordprocessingInk" xmlns:wps="http://schemas.microsoft.com/office/word/2010/wordprocessingShape" xmlns:a14="http://schemas.microsoft.com/office/drawing/2010/main" val="0"/>
                         </a:ext>
                       </a:extLst>
                     </a:blip>
@@ -39207,7 +39187,7 @@
                     <a:blip r:embed="rId24">
                       <a:extLst>
                         <a:ext uri="{28A0092B-C50C-407E-A947-70E740481C1C}">
-                          <a14:useLocalDpi xmlns:a14="http://schemas.microsoft.com/office/drawing/2010/main" xmlns:wps="http://schemas.microsoft.com/office/word/2010/wordprocessingShape" xmlns:wpi="http://schemas.microsoft.com/office/word/2010/wordprocessingInk" xmlns:wpg="http://schemas.microsoft.com/office/word/2010/wordprocessingGroup" xmlns:w16se="http://schemas.microsoft.com/office/word/2015/wordml/symex" xmlns:w16sdtfl="http://schemas.microsoft.com/office/word/2024/wordml/sdtformatlock" xmlns:w16sdtdh="http://schemas.microsoft.com/office/word/2020/wordml/sdtdatahash" xmlns:w16du="http://schemas.microsoft.com/office/word/2023/wordml/word16du" xmlns:w16="http://schemas.microsoft.com/office/word/2018/wordml" xmlns:w16cid="http://schemas.microsoft.com/office/word/2016/wordml/cid" xmlns:w16cex="http://schemas.microsoft.com/office/word/2018/wordml/cex" xmlns:w15="http://schemas.microsoft.com/office/word/2012/wordml" xmlns:w14="http://schemas.microsoft.com/office/word/2010/wordml" xmlns:w="http://schemas.openxmlformats.org/wordprocessingml/2006/main" xmlns:w10="urn:schemas-microsoft-com:office:word" xmlns:wp14="http://schemas.microsoft.com/office/word/2010/wordprocessingDrawing" xmlns:v="urn:schemas-microsoft-com:vml" xmlns:oel="http://schemas.microsoft.com/office/2019/extlst" xmlns:o="urn:schemas-microsoft-com:office:office" xmlns:am3d="http://schemas.microsoft.com/office/drawing/2017/model3d" xmlns:aink="http://schemas.microsoft.com/office/drawing/2016/ink" xmlns:mc="http://schemas.openxmlformats.org/markup-compatibility/2006" xmlns:cx8="http://schemas.microsoft.com/office/drawing/2016/5/14/chartex" xmlns:cx7="http://schemas.microsoft.com/office/drawing/2016/5/13/chartex" xmlns:cx6="http://schemas.microsoft.com/office/drawing/2016/5/12/chartex" xmlns:cx5="http://schemas.microsoft.com/office/drawing/2016/5/11/chartex" xmlns:cx4="http://schemas.microsoft.com/office/drawing/2016/5/10/chartex" xmlns:cx3="http://schemas.microsoft.com/office/drawing/2016/5/9/chartex" xmlns:cx2="http://schemas.microsoft.com/office/drawing/2015/10/21/chartex" xmlns:cx1="http://schemas.microsoft.com/office/drawing/2015/9/8/chartex" xmlns:cx="http://schemas.microsoft.com/office/drawing/2014/chartex" xmlns:wpc="http://schemas.microsoft.com/office/word/2010/wordprocessingCanvas" xmlns="" val="0"/>
+                          <a14:useLocalDpi xmlns="" xmlns:wpc="http://schemas.microsoft.com/office/word/2010/wordprocessingCanvas" xmlns:cx="http://schemas.microsoft.com/office/drawing/2014/chartex" xmlns:cx1="http://schemas.microsoft.com/office/drawing/2015/9/8/chartex" xmlns:cx2="http://schemas.microsoft.com/office/drawing/2015/10/21/chartex" xmlns:cx3="http://schemas.microsoft.com/office/drawing/2016/5/9/chartex" xmlns:cx4="http://schemas.microsoft.com/office/drawing/2016/5/10/chartex" xmlns:cx5="http://schemas.microsoft.com/office/drawing/2016/5/11/chartex" xmlns:cx6="http://schemas.microsoft.com/office/drawing/2016/5/12/chartex" xmlns:cx7="http://schemas.microsoft.com/office/drawing/2016/5/13/chartex" xmlns:cx8="http://schemas.microsoft.com/office/drawing/2016/5/14/chartex" xmlns:mc="http://schemas.openxmlformats.org/markup-compatibility/2006" xmlns:aink="http://schemas.microsoft.com/office/drawing/2016/ink" xmlns:am3d="http://schemas.microsoft.com/office/drawing/2017/model3d" xmlns:o="urn:schemas-microsoft-com:office:office" xmlns:oel="http://schemas.microsoft.com/office/2019/extlst" xmlns:v="urn:schemas-microsoft-com:vml" xmlns:wp14="http://schemas.microsoft.com/office/word/2010/wordprocessingDrawing" xmlns:w10="urn:schemas-microsoft-com:office:word" xmlns:w="http://schemas.openxmlformats.org/wordprocessingml/2006/main" xmlns:w14="http://schemas.microsoft.com/office/word/2010/wordml" xmlns:w15="http://schemas.microsoft.com/office/word/2012/wordml" xmlns:w16cex="http://schemas.microsoft.com/office/word/2018/wordml/cex" xmlns:w16cid="http://schemas.microsoft.com/office/word/2016/wordml/cid" xmlns:w16="http://schemas.microsoft.com/office/word/2018/wordml" xmlns:w16du="http://schemas.microsoft.com/office/word/2023/wordml/word16du" xmlns:w16sdtdh="http://schemas.microsoft.com/office/word/2020/wordml/sdtdatahash" xmlns:w16sdtfl="http://schemas.microsoft.com/office/word/2024/wordml/sdtformatlock" xmlns:w16se="http://schemas.microsoft.com/office/word/2015/wordml/symex" xmlns:wpg="http://schemas.microsoft.com/office/word/2010/wordprocessingGroup" xmlns:wpi="http://schemas.microsoft.com/office/word/2010/wordprocessingInk" xmlns:wps="http://schemas.microsoft.com/office/word/2010/wordprocessingShape" xmlns:a14="http://schemas.microsoft.com/office/drawing/2010/main" val="0"/>
                         </a:ext>
                       </a:extLst>
                     </a:blip>
@@ -39411,7 +39391,7 @@
                     <a:blip r:embed="rId25" cstate="print">
                       <a:extLst>
                         <a:ext uri="{28A0092B-C50C-407E-A947-70E740481C1C}">
-                          <a14:useLocalDpi xmlns:a14="http://schemas.microsoft.com/office/drawing/2010/main" xmlns:wps="http://schemas.microsoft.com/office/word/2010/wordprocessingShape" xmlns:wpi="http://schemas.microsoft.com/office/word/2010/wordprocessingInk" xmlns:wpg="http://schemas.microsoft.com/office/word/2010/wordprocessingGroup" xmlns:w16se="http://schemas.microsoft.com/office/word/2015/wordml/symex" xmlns:w16sdtfl="http://schemas.microsoft.com/office/word/2024/wordml/sdtformatlock" xmlns:w16sdtdh="http://schemas.microsoft.com/office/word/2020/wordml/sdtdatahash" xmlns:w16du="http://schemas.microsoft.com/office/word/2023/wordml/word16du" xmlns:w16="http://schemas.microsoft.com/office/word/2018/wordml" xmlns:w16cid="http://schemas.microsoft.com/office/word/2016/wordml/cid" xmlns:w16cex="http://schemas.microsoft.com/office/word/2018/wordml/cex" xmlns:w15="http://schemas.microsoft.com/office/word/2012/wordml" xmlns:w14="http://schemas.microsoft.com/office/word/2010/wordml" xmlns:w="http://schemas.openxmlformats.org/wordprocessingml/2006/main" xmlns:w10="urn:schemas-microsoft-com:office:word" xmlns:wp14="http://schemas.microsoft.com/office/word/2010/wordprocessingDrawing" xmlns:v="urn:schemas-microsoft-com:vml" xmlns:oel="http://schemas.microsoft.com/office/2019/extlst" xmlns:o="urn:schemas-microsoft-com:office:office" xmlns:am3d="http://schemas.microsoft.com/office/drawing/2017/model3d" xmlns:aink="http://schemas.microsoft.com/office/drawing/2016/ink" xmlns:mc="http://schemas.openxmlformats.org/markup-compatibility/2006" xmlns:cx8="http://schemas.microsoft.com/office/drawing/2016/5/14/chartex" xmlns:cx7="http://schemas.microsoft.com/office/drawing/2016/5/13/chartex" xmlns:cx6="http://schemas.microsoft.com/office/drawing/2016/5/12/chartex" xmlns:cx5="http://schemas.microsoft.com/office/drawing/2016/5/11/chartex" xmlns:cx4="http://schemas.microsoft.com/office/drawing/2016/5/10/chartex" xmlns:cx3="http://schemas.microsoft.com/office/drawing/2016/5/9/chartex" xmlns:cx2="http://schemas.microsoft.com/office/drawing/2015/10/21/chartex" xmlns:cx1="http://schemas.microsoft.com/office/drawing/2015/9/8/chartex" xmlns:cx="http://schemas.microsoft.com/office/drawing/2014/chartex" xmlns:wpc="http://schemas.microsoft.com/office/word/2010/wordprocessingCanvas" xmlns="" val="0"/>
+                          <a14:useLocalDpi xmlns="" xmlns:wpc="http://schemas.microsoft.com/office/word/2010/wordprocessingCanvas" xmlns:cx="http://schemas.microsoft.com/office/drawing/2014/chartex" xmlns:cx1="http://schemas.microsoft.com/office/drawing/2015/9/8/chartex" xmlns:cx2="http://schemas.microsoft.com/office/drawing/2015/10/21/chartex" xmlns:cx3="http://schemas.microsoft.com/office/drawing/2016/5/9/chartex" xmlns:cx4="http://schemas.microsoft.com/office/drawing/2016/5/10/chartex" xmlns:cx5="http://schemas.microsoft.com/office/drawing/2016/5/11/chartex" xmlns:cx6="http://schemas.microsoft.com/office/drawing/2016/5/12/chartex" xmlns:cx7="http://schemas.microsoft.com/office/drawing/2016/5/13/chartex" xmlns:cx8="http://schemas.microsoft.com/office/drawing/2016/5/14/chartex" xmlns:mc="http://schemas.openxmlformats.org/markup-compatibility/2006" xmlns:aink="http://schemas.microsoft.com/office/drawing/2016/ink" xmlns:am3d="http://schemas.microsoft.com/office/drawing/2017/model3d" xmlns:o="urn:schemas-microsoft-com:office:office" xmlns:oel="http://schemas.microsoft.com/office/2019/extlst" xmlns:v="urn:schemas-microsoft-com:vml" xmlns:wp14="http://schemas.microsoft.com/office/word/2010/wordprocessingDrawing" xmlns:w10="urn:schemas-microsoft-com:office:word" xmlns:w="http://schemas.openxmlformats.org/wordprocessingml/2006/main" xmlns:w14="http://schemas.microsoft.com/office/word/2010/wordml" xmlns:w15="http://schemas.microsoft.com/office/word/2012/wordml" xmlns:w16cex="http://schemas.microsoft.com/office/word/2018/wordml/cex" xmlns:w16cid="http://schemas.microsoft.com/office/word/2016/wordml/cid" xmlns:w16="http://schemas.microsoft.com/office/word/2018/wordml" xmlns:w16du="http://schemas.microsoft.com/office/word/2023/wordml/word16du" xmlns:w16sdtdh="http://schemas.microsoft.com/office/word/2020/wordml/sdtdatahash" xmlns:w16sdtfl="http://schemas.microsoft.com/office/word/2024/wordml/sdtformatlock" xmlns:w16se="http://schemas.microsoft.com/office/word/2015/wordml/symex" xmlns:wpg="http://schemas.microsoft.com/office/word/2010/wordprocessingGroup" xmlns:wpi="http://schemas.microsoft.com/office/word/2010/wordprocessingInk" xmlns:wps="http://schemas.microsoft.com/office/word/2010/wordprocessingShape" xmlns:a14="http://schemas.microsoft.com/office/drawing/2010/main" val="0"/>
                         </a:ext>
                       </a:extLst>
                     </a:blip>
@@ -39431,7 +39411,7 @@
                     </a:ln>
                     <a:extLst>
                       <a:ext uri="{53640926-AAD7-44D8-BBD7-CCE9431645EC}">
-                        <a14:shadowObscured xmlns:a14="http://schemas.microsoft.com/office/drawing/2010/main" xmlns:wps="http://schemas.microsoft.com/office/word/2010/wordprocessingShape" xmlns:wpi="http://schemas.microsoft.com/office/word/2010/wordprocessingInk" xmlns:wpg="http://schemas.microsoft.com/office/word/2010/wordprocessingGroup" xmlns:w16se="http://schemas.microsoft.com/office/word/2015/wordml/symex" xmlns:w16sdtfl="http://schemas.microsoft.com/office/word/2024/wordml/sdtformatlock" xmlns:w16sdtdh="http://schemas.microsoft.com/office/word/2020/wordml/sdtdatahash" xmlns:w16du="http://schemas.microsoft.com/office/word/2023/wordml/word16du" xmlns:w16="http://schemas.microsoft.com/office/word/2018/wordml" xmlns:w16cid="http://schemas.microsoft.com/office/word/2016/wordml/cid" xmlns:w16cex="http://schemas.microsoft.com/office/word/2018/wordml/cex" xmlns:w15="http://schemas.microsoft.com/office/word/2012/wordml" xmlns:w14="http://schemas.microsoft.com/office/word/2010/wordml" xmlns:w="http://schemas.openxmlformats.org/wordprocessingml/2006/main" xmlns:w10="urn:schemas-microsoft-com:office:word" xmlns:wp14="http://schemas.microsoft.com/office/word/2010/wordprocessingDrawing" xmlns:v="urn:schemas-microsoft-com:vml" xmlns:oel="http://schemas.microsoft.com/office/2019/extlst" xmlns:o="urn:schemas-microsoft-com:office:office" xmlns:am3d="http://schemas.microsoft.com/office/drawing/2017/model3d" xmlns:aink="http://schemas.microsoft.com/office/drawing/2016/ink" xmlns:mc="http://schemas.openxmlformats.org/markup-compatibility/2006" xmlns:cx8="http://schemas.microsoft.com/office/drawing/2016/5/14/chartex" xmlns:cx7="http://schemas.microsoft.com/office/drawing/2016/5/13/chartex" xmlns:cx6="http://schemas.microsoft.com/office/drawing/2016/5/12/chartex" xmlns:cx5="http://schemas.microsoft.com/office/drawing/2016/5/11/chartex" xmlns:cx4="http://schemas.microsoft.com/office/drawing/2016/5/10/chartex" xmlns:cx3="http://schemas.microsoft.com/office/drawing/2016/5/9/chartex" xmlns:cx2="http://schemas.microsoft.com/office/drawing/2015/10/21/chartex" xmlns:cx1="http://schemas.microsoft.com/office/drawing/2015/9/8/chartex" xmlns:cx="http://schemas.microsoft.com/office/drawing/2014/chartex" xmlns:wpc="http://schemas.microsoft.com/office/word/2010/wordprocessingCanvas" xmlns=""/>
+                        <a14:shadowObscured xmlns="" xmlns:wpc="http://schemas.microsoft.com/office/word/2010/wordprocessingCanvas" xmlns:cx="http://schemas.microsoft.com/office/drawing/2014/chartex" xmlns:cx1="http://schemas.microsoft.com/office/drawing/2015/9/8/chartex" xmlns:cx2="http://schemas.microsoft.com/office/drawing/2015/10/21/chartex" xmlns:cx3="http://schemas.microsoft.com/office/drawing/2016/5/9/chartex" xmlns:cx4="http://schemas.microsoft.com/office/drawing/2016/5/10/chartex" xmlns:cx5="http://schemas.microsoft.com/office/drawing/2016/5/11/chartex" xmlns:cx6="http://schemas.microsoft.com/office/drawing/2016/5/12/chartex" xmlns:cx7="http://schemas.microsoft.com/office/drawing/2016/5/13/chartex" xmlns:cx8="http://schemas.microsoft.com/office/drawing/2016/5/14/chartex" xmlns:mc="http://schemas.openxmlformats.org/markup-compatibility/2006" xmlns:aink="http://schemas.microsoft.com/office/drawing/2016/ink" xmlns:am3d="http://schemas.microsoft.com/office/drawing/2017/model3d" xmlns:o="urn:schemas-microsoft-com:office:office" xmlns:oel="http://schemas.microsoft.com/office/2019/extlst" xmlns:v="urn:schemas-microsoft-com:vml" xmlns:wp14="http://schemas.microsoft.com/office/word/2010/wordprocessingDrawing" xmlns:w10="urn:schemas-microsoft-com:office:word" xmlns:w="http://schemas.openxmlformats.org/wordprocessingml/2006/main" xmlns:w14="http://schemas.microsoft.com/office/word/2010/wordml" xmlns:w15="http://schemas.microsoft.com/office/word/2012/wordml" xmlns:w16cex="http://schemas.microsoft.com/office/word/2018/wordml/cex" xmlns:w16cid="http://schemas.microsoft.com/office/word/2016/wordml/cid" xmlns:w16="http://schemas.microsoft.com/office/word/2018/wordml" xmlns:w16du="http://schemas.microsoft.com/office/word/2023/wordml/word16du" xmlns:w16sdtdh="http://schemas.microsoft.com/office/word/2020/wordml/sdtdatahash" xmlns:w16sdtfl="http://schemas.microsoft.com/office/word/2024/wordml/sdtformatlock" xmlns:w16se="http://schemas.microsoft.com/office/word/2015/wordml/symex" xmlns:wpg="http://schemas.microsoft.com/office/word/2010/wordprocessingGroup" xmlns:wpi="http://schemas.microsoft.com/office/word/2010/wordprocessingInk" xmlns:wps="http://schemas.microsoft.com/office/word/2010/wordprocessingShape" xmlns:a14="http://schemas.microsoft.com/office/drawing/2010/main"/>
                       </a:ext>
                     </a:extLst>
                   </pic:spPr>
@@ -39609,7 +39589,7 @@
                     <a:blip r:embed="rId26" cstate="print">
                       <a:extLst>
                         <a:ext uri="{28A0092B-C50C-407E-A947-70E740481C1C}">
-                          <a14:useLocalDpi xmlns:a14="http://schemas.microsoft.com/office/drawing/2010/main" xmlns:wps="http://schemas.microsoft.com/office/word/2010/wordprocessingShape" xmlns:wpi="http://schemas.microsoft.com/office/word/2010/wordprocessingInk" xmlns:wpg="http://schemas.microsoft.com/office/word/2010/wordprocessingGroup" xmlns:w16se="http://schemas.microsoft.com/office/word/2015/wordml/symex" xmlns:w16sdtfl="http://schemas.microsoft.com/office/word/2024/wordml/sdtformatlock" xmlns:w16sdtdh="http://schemas.microsoft.com/office/word/2020/wordml/sdtdatahash" xmlns:w16du="http://schemas.microsoft.com/office/word/2023/wordml/word16du" xmlns:w16="http://schemas.microsoft.com/office/word/2018/wordml" xmlns:w16cid="http://schemas.microsoft.com/office/word/2016/wordml/cid" xmlns:w16cex="http://schemas.microsoft.com/office/word/2018/wordml/cex" xmlns:w15="http://schemas.microsoft.com/office/word/2012/wordml" xmlns:w14="http://schemas.microsoft.com/office/word/2010/wordml" xmlns:w="http://schemas.openxmlformats.org/wordprocessingml/2006/main" xmlns:w10="urn:schemas-microsoft-com:office:word" xmlns:wp14="http://schemas.microsoft.com/office/word/2010/wordprocessingDrawing" xmlns:v="urn:schemas-microsoft-com:vml" xmlns:oel="http://schemas.microsoft.com/office/2019/extlst" xmlns:o="urn:schemas-microsoft-com:office:office" xmlns:am3d="http://schemas.microsoft.com/office/drawing/2017/model3d" xmlns:aink="http://schemas.microsoft.com/office/drawing/2016/ink" xmlns:mc="http://schemas.openxmlformats.org/markup-compatibility/2006" xmlns:cx8="http://schemas.microsoft.com/office/drawing/2016/5/14/chartex" xmlns:cx7="http://schemas.microsoft.com/office/drawing/2016/5/13/chartex" xmlns:cx6="http://schemas.microsoft.com/office/drawing/2016/5/12/chartex" xmlns:cx5="http://schemas.microsoft.com/office/drawing/2016/5/11/chartex" xmlns:cx4="http://schemas.microsoft.com/office/drawing/2016/5/10/chartex" xmlns:cx3="http://schemas.microsoft.com/office/drawing/2016/5/9/chartex" xmlns:cx2="http://schemas.microsoft.com/office/drawing/2015/10/21/chartex" xmlns:cx1="http://schemas.microsoft.com/office/drawing/2015/9/8/chartex" xmlns:cx="http://schemas.microsoft.com/office/drawing/2014/chartex" xmlns:wpc="http://schemas.microsoft.com/office/word/2010/wordprocessingCanvas" xmlns="" val="0"/>
+                          <a14:useLocalDpi xmlns="" xmlns:wpc="http://schemas.microsoft.com/office/word/2010/wordprocessingCanvas" xmlns:cx="http://schemas.microsoft.com/office/drawing/2014/chartex" xmlns:cx1="http://schemas.microsoft.com/office/drawing/2015/9/8/chartex" xmlns:cx2="http://schemas.microsoft.com/office/drawing/2015/10/21/chartex" xmlns:cx3="http://schemas.microsoft.com/office/drawing/2016/5/9/chartex" xmlns:cx4="http://schemas.microsoft.com/office/drawing/2016/5/10/chartex" xmlns:cx5="http://schemas.microsoft.com/office/drawing/2016/5/11/chartex" xmlns:cx6="http://schemas.microsoft.com/office/drawing/2016/5/12/chartex" xmlns:cx7="http://schemas.microsoft.com/office/drawing/2016/5/13/chartex" xmlns:cx8="http://schemas.microsoft.com/office/drawing/2016/5/14/chartex" xmlns:mc="http://schemas.openxmlformats.org/markup-compatibility/2006" xmlns:aink="http://schemas.microsoft.com/office/drawing/2016/ink" xmlns:am3d="http://schemas.microsoft.com/office/drawing/2017/model3d" xmlns:o="urn:schemas-microsoft-com:office:office" xmlns:oel="http://schemas.microsoft.com/office/2019/extlst" xmlns:v="urn:schemas-microsoft-com:vml" xmlns:wp14="http://schemas.microsoft.com/office/word/2010/wordprocessingDrawing" xmlns:w10="urn:schemas-microsoft-com:office:word" xmlns:w="http://schemas.openxmlformats.org/wordprocessingml/2006/main" xmlns:w14="http://schemas.microsoft.com/office/word/2010/wordml" xmlns:w15="http://schemas.microsoft.com/office/word/2012/wordml" xmlns:w16cex="http://schemas.microsoft.com/office/word/2018/wordml/cex" xmlns:w16cid="http://schemas.microsoft.com/office/word/2016/wordml/cid" xmlns:w16="http://schemas.microsoft.com/office/word/2018/wordml" xmlns:w16du="http://schemas.microsoft.com/office/word/2023/wordml/word16du" xmlns:w16sdtdh="http://schemas.microsoft.com/office/word/2020/wordml/sdtdatahash" xmlns:w16sdtfl="http://schemas.microsoft.com/office/word/2024/wordml/sdtformatlock" xmlns:w16se="http://schemas.microsoft.com/office/word/2015/wordml/symex" xmlns:wpg="http://schemas.microsoft.com/office/word/2010/wordprocessingGroup" xmlns:wpi="http://schemas.microsoft.com/office/word/2010/wordprocessingInk" xmlns:wps="http://schemas.microsoft.com/office/word/2010/wordprocessingShape" xmlns:a14="http://schemas.microsoft.com/office/drawing/2010/main" val="0"/>
                         </a:ext>
                       </a:extLst>
                     </a:blip>
@@ -39711,7 +39691,7 @@
                     <a:blip r:embed="rId27">
                       <a:extLst>
                         <a:ext uri="{28A0092B-C50C-407E-A947-70E740481C1C}">
-                          <a14:useLocalDpi xmlns:a14="http://schemas.microsoft.com/office/drawing/2010/main" xmlns:wps="http://schemas.microsoft.com/office/word/2010/wordprocessingShape" xmlns:wpi="http://schemas.microsoft.com/office/word/2010/wordprocessingInk" xmlns:wpg="http://schemas.microsoft.com/office/word/2010/wordprocessingGroup" xmlns:w16se="http://schemas.microsoft.com/office/word/2015/wordml/symex" xmlns:w16sdtfl="http://schemas.microsoft.com/office/word/2024/wordml/sdtformatlock" xmlns:w16sdtdh="http://schemas.microsoft.com/office/word/2020/wordml/sdtdatahash" xmlns:w16du="http://schemas.microsoft.com/office/word/2023/wordml/word16du" xmlns:w16="http://schemas.microsoft.com/office/word/2018/wordml" xmlns:w16cid="http://schemas.microsoft.com/office/word/2016/wordml/cid" xmlns:w16cex="http://schemas.microsoft.com/office/word/2018/wordml/cex" xmlns:w15="http://schemas.microsoft.com/office/word/2012/wordml" xmlns:w14="http://schemas.microsoft.com/office/word/2010/wordml" xmlns:w="http://schemas.openxmlformats.org/wordprocessingml/2006/main" xmlns:w10="urn:schemas-microsoft-com:office:word" xmlns:wp14="http://schemas.microsoft.com/office/word/2010/wordprocessingDrawing" xmlns:v="urn:schemas-microsoft-com:vml" xmlns:oel="http://schemas.microsoft.com/office/2019/extlst" xmlns:o="urn:schemas-microsoft-com:office:office" xmlns:am3d="http://schemas.microsoft.com/office/drawing/2017/model3d" xmlns:aink="http://schemas.microsoft.com/office/drawing/2016/ink" xmlns:mc="http://schemas.openxmlformats.org/markup-compatibility/2006" xmlns:cx8="http://schemas.microsoft.com/office/drawing/2016/5/14/chartex" xmlns:cx7="http://schemas.microsoft.com/office/drawing/2016/5/13/chartex" xmlns:cx6="http://schemas.microsoft.com/office/drawing/2016/5/12/chartex" xmlns:cx5="http://schemas.microsoft.com/office/drawing/2016/5/11/chartex" xmlns:cx4="http://schemas.microsoft.com/office/drawing/2016/5/10/chartex" xmlns:cx3="http://schemas.microsoft.com/office/drawing/2016/5/9/chartex" xmlns:cx2="http://schemas.microsoft.com/office/drawing/2015/10/21/chartex" xmlns:cx1="http://schemas.microsoft.com/office/drawing/2015/9/8/chartex" xmlns:cx="http://schemas.microsoft.com/office/drawing/2014/chartex" xmlns:wpc="http://schemas.microsoft.com/office/word/2010/wordprocessingCanvas" xmlns="" val="0"/>
+                          <a14:useLocalDpi xmlns="" xmlns:wpc="http://schemas.microsoft.com/office/word/2010/wordprocessingCanvas" xmlns:cx="http://schemas.microsoft.com/office/drawing/2014/chartex" xmlns:cx1="http://schemas.microsoft.com/office/drawing/2015/9/8/chartex" xmlns:cx2="http://schemas.microsoft.com/office/drawing/2015/10/21/chartex" xmlns:cx3="http://schemas.microsoft.com/office/drawing/2016/5/9/chartex" xmlns:cx4="http://schemas.microsoft.com/office/drawing/2016/5/10/chartex" xmlns:cx5="http://schemas.microsoft.com/office/drawing/2016/5/11/chartex" xmlns:cx6="http://schemas.microsoft.com/office/drawing/2016/5/12/chartex" xmlns:cx7="http://schemas.microsoft.com/office/drawing/2016/5/13/chartex" xmlns:cx8="http://schemas.microsoft.com/office/drawing/2016/5/14/chartex" xmlns:mc="http://schemas.openxmlformats.org/markup-compatibility/2006" xmlns:aink="http://schemas.microsoft.com/office/drawing/2016/ink" xmlns:am3d="http://schemas.microsoft.com/office/drawing/2017/model3d" xmlns:o="urn:schemas-microsoft-com:office:office" xmlns:oel="http://schemas.microsoft.com/office/2019/extlst" xmlns:v="urn:schemas-microsoft-com:vml" xmlns:wp14="http://schemas.microsoft.com/office/word/2010/wordprocessingDrawing" xmlns:w10="urn:schemas-microsoft-com:office:word" xmlns:w="http://schemas.openxmlformats.org/wordprocessingml/2006/main" xmlns:w14="http://schemas.microsoft.com/office/word/2010/wordml" xmlns:w15="http://schemas.microsoft.com/office/word/2012/wordml" xmlns:w16cex="http://schemas.microsoft.com/office/word/2018/wordml/cex" xmlns:w16cid="http://schemas.microsoft.com/office/word/2016/wordml/cid" xmlns:w16="http://schemas.microsoft.com/office/word/2018/wordml" xmlns:w16du="http://schemas.microsoft.com/office/word/2023/wordml/word16du" xmlns:w16sdtdh="http://schemas.microsoft.com/office/word/2020/wordml/sdtdatahash" xmlns:w16sdtfl="http://schemas.microsoft.com/office/word/2024/wordml/sdtformatlock" xmlns:w16se="http://schemas.microsoft.com/office/word/2015/wordml/symex" xmlns:wpg="http://schemas.microsoft.com/office/word/2010/wordprocessingGroup" xmlns:wpi="http://schemas.microsoft.com/office/word/2010/wordprocessingInk" xmlns:wps="http://schemas.microsoft.com/office/word/2010/wordprocessingShape" xmlns:a14="http://schemas.microsoft.com/office/drawing/2010/main" val="0"/>
                         </a:ext>
                       </a:extLst>
                     </a:blip>
@@ -39824,7 +39804,7 @@
                     <a:blip r:embed="rId28" cstate="print">
                       <a:extLst>
                         <a:ext uri="{28A0092B-C50C-407E-A947-70E740481C1C}">
-                          <a14:useLocalDpi xmlns:a14="http://schemas.microsoft.com/office/drawing/2010/main" xmlns:wps="http://schemas.microsoft.com/office/word/2010/wordprocessingShape" xmlns:wpi="http://schemas.microsoft.com/office/word/2010/wordprocessingInk" xmlns:wpg="http://schemas.microsoft.com/office/word/2010/wordprocessingGroup" xmlns:w16se="http://schemas.microsoft.com/office/word/2015/wordml/symex" xmlns:w16sdtfl="http://schemas.microsoft.com/office/word/2024/wordml/sdtformatlock" xmlns:w16sdtdh="http://schemas.microsoft.com/office/word/2020/wordml/sdtdatahash" xmlns:w16du="http://schemas.microsoft.com/office/word/2023/wordml/word16du" xmlns:w16="http://schemas.microsoft.com/office/word/2018/wordml" xmlns:w16cid="http://schemas.microsoft.com/office/word/2016/wordml/cid" xmlns:w16cex="http://schemas.microsoft.com/office/word/2018/wordml/cex" xmlns:w15="http://schemas.microsoft.com/office/word/2012/wordml" xmlns:w14="http://schemas.microsoft.com/office/word/2010/wordml" xmlns:w="http://schemas.openxmlformats.org/wordprocessingml/2006/main" xmlns:w10="urn:schemas-microsoft-com:office:word" xmlns:wp14="http://schemas.microsoft.com/office/word/2010/wordprocessingDrawing" xmlns:v="urn:schemas-microsoft-com:vml" xmlns:oel="http://schemas.microsoft.com/office/2019/extlst" xmlns:o="urn:schemas-microsoft-com:office:office" xmlns:am3d="http://schemas.microsoft.com/office/drawing/2017/model3d" xmlns:aink="http://schemas.microsoft.com/office/drawing/2016/ink" xmlns:mc="http://schemas.openxmlformats.org/markup-compatibility/2006" xmlns:cx8="http://schemas.microsoft.com/office/drawing/2016/5/14/chartex" xmlns:cx7="http://schemas.microsoft.com/office/drawing/2016/5/13/chartex" xmlns:cx6="http://schemas.microsoft.com/office/drawing/2016/5/12/chartex" xmlns:cx5="http://schemas.microsoft.com/office/drawing/2016/5/11/chartex" xmlns:cx4="http://schemas.microsoft.com/office/drawing/2016/5/10/chartex" xmlns:cx3="http://schemas.microsoft.com/office/drawing/2016/5/9/chartex" xmlns:cx2="http://schemas.microsoft.com/office/drawing/2015/10/21/chartex" xmlns:cx1="http://schemas.microsoft.com/office/drawing/2015/9/8/chartex" xmlns:cx="http://schemas.microsoft.com/office/drawing/2014/chartex" xmlns:wpc="http://schemas.microsoft.com/office/word/2010/wordprocessingCanvas" xmlns="" val="0"/>
+                          <a14:useLocalDpi xmlns="" xmlns:wpc="http://schemas.microsoft.com/office/word/2010/wordprocessingCanvas" xmlns:cx="http://schemas.microsoft.com/office/drawing/2014/chartex" xmlns:cx1="http://schemas.microsoft.com/office/drawing/2015/9/8/chartex" xmlns:cx2="http://schemas.microsoft.com/office/drawing/2015/10/21/chartex" xmlns:cx3="http://schemas.microsoft.com/office/drawing/2016/5/9/chartex" xmlns:cx4="http://schemas.microsoft.com/office/drawing/2016/5/10/chartex" xmlns:cx5="http://schemas.microsoft.com/office/drawing/2016/5/11/chartex" xmlns:cx6="http://schemas.microsoft.com/office/drawing/2016/5/12/chartex" xmlns:cx7="http://schemas.microsoft.com/office/drawing/2016/5/13/chartex" xmlns:cx8="http://schemas.microsoft.com/office/drawing/2016/5/14/chartex" xmlns:mc="http://schemas.openxmlformats.org/markup-compatibility/2006" xmlns:aink="http://schemas.microsoft.com/office/drawing/2016/ink" xmlns:am3d="http://schemas.microsoft.com/office/drawing/2017/model3d" xmlns:o="urn:schemas-microsoft-com:office:office" xmlns:oel="http://schemas.microsoft.com/office/2019/extlst" xmlns:v="urn:schemas-microsoft-com:vml" xmlns:wp14="http://schemas.microsoft.com/office/word/2010/wordprocessingDrawing" xmlns:w10="urn:schemas-microsoft-com:office:word" xmlns:w="http://schemas.openxmlformats.org/wordprocessingml/2006/main" xmlns:w14="http://schemas.microsoft.com/office/word/2010/wordml" xmlns:w15="http://schemas.microsoft.com/office/word/2012/wordml" xmlns:w16cex="http://schemas.microsoft.com/office/word/2018/wordml/cex" xmlns:w16cid="http://schemas.microsoft.com/office/word/2016/wordml/cid" xmlns:w16="http://schemas.microsoft.com/office/word/2018/wordml" xmlns:w16du="http://schemas.microsoft.com/office/word/2023/wordml/word16du" xmlns:w16sdtdh="http://schemas.microsoft.com/office/word/2020/wordml/sdtdatahash" xmlns:w16sdtfl="http://schemas.microsoft.com/office/word/2024/wordml/sdtformatlock" xmlns:w16se="http://schemas.microsoft.com/office/word/2015/wordml/symex" xmlns:wpg="http://schemas.microsoft.com/office/word/2010/wordprocessingGroup" xmlns:wpi="http://schemas.microsoft.com/office/word/2010/wordprocessingInk" xmlns:wps="http://schemas.microsoft.com/office/word/2010/wordprocessingShape" xmlns:a14="http://schemas.microsoft.com/office/drawing/2010/main" val="0"/>
                         </a:ext>
                       </a:extLst>
                     </a:blip>
@@ -39914,7 +39894,7 @@
                     <a:blip r:embed="rId29" cstate="print">
                       <a:extLst>
                         <a:ext uri="{28A0092B-C50C-407E-A947-70E740481C1C}">
-                          <a14:useLocalDpi xmlns:a14="http://schemas.microsoft.com/office/drawing/2010/main" xmlns:wps="http://schemas.microsoft.com/office/word/2010/wordprocessingShape" xmlns:wpi="http://schemas.microsoft.com/office/word/2010/wordprocessingInk" xmlns:wpg="http://schemas.microsoft.com/office/word/2010/wordprocessingGroup" xmlns:w16se="http://schemas.microsoft.com/office/word/2015/wordml/symex" xmlns:w16sdtfl="http://schemas.microsoft.com/office/word/2024/wordml/sdtformatlock" xmlns:w16sdtdh="http://schemas.microsoft.com/office/word/2020/wordml/sdtdatahash" xmlns:w16du="http://schemas.microsoft.com/office/word/2023/wordml/word16du" xmlns:w16="http://schemas.microsoft.com/office/word/2018/wordml" xmlns:w16cid="http://schemas.microsoft.com/office/word/2016/wordml/cid" xmlns:w16cex="http://schemas.microsoft.com/office/word/2018/wordml/cex" xmlns:w15="http://schemas.microsoft.com/office/word/2012/wordml" xmlns:w14="http://schemas.microsoft.com/office/word/2010/wordml" xmlns:w="http://schemas.openxmlformats.org/wordprocessingml/2006/main" xmlns:w10="urn:schemas-microsoft-com:office:word" xmlns:wp14="http://schemas.microsoft.com/office/word/2010/wordprocessingDrawing" xmlns:v="urn:schemas-microsoft-com:vml" xmlns:oel="http://schemas.microsoft.com/office/2019/extlst" xmlns:o="urn:schemas-microsoft-com:office:office" xmlns:am3d="http://schemas.microsoft.com/office/drawing/2017/model3d" xmlns:aink="http://schemas.microsoft.com/office/drawing/2016/ink" xmlns:mc="http://schemas.openxmlformats.org/markup-compatibility/2006" xmlns:cx8="http://schemas.microsoft.com/office/drawing/2016/5/14/chartex" xmlns:cx7="http://schemas.microsoft.com/office/drawing/2016/5/13/chartex" xmlns:cx6="http://schemas.microsoft.com/office/drawing/2016/5/12/chartex" xmlns:cx5="http://schemas.microsoft.com/office/drawing/2016/5/11/chartex" xmlns:cx4="http://schemas.microsoft.com/office/drawing/2016/5/10/chartex" xmlns:cx3="http://schemas.microsoft.com/office/drawing/2016/5/9/chartex" xmlns:cx2="http://schemas.microsoft.com/office/drawing/2015/10/21/chartex" xmlns:cx1="http://schemas.microsoft.com/office/drawing/2015/9/8/chartex" xmlns:cx="http://schemas.microsoft.com/office/drawing/2014/chartex" xmlns:wpc="http://schemas.microsoft.com/office/word/2010/wordprocessingCanvas" xmlns="" val="0"/>
+                          <a14:useLocalDpi xmlns="" xmlns:wpc="http://schemas.microsoft.com/office/word/2010/wordprocessingCanvas" xmlns:cx="http://schemas.microsoft.com/office/drawing/2014/chartex" xmlns:cx1="http://schemas.microsoft.com/office/drawing/2015/9/8/chartex" xmlns:cx2="http://schemas.microsoft.com/office/drawing/2015/10/21/chartex" xmlns:cx3="http://schemas.microsoft.com/office/drawing/2016/5/9/chartex" xmlns:cx4="http://schemas.microsoft.com/office/drawing/2016/5/10/chartex" xmlns:cx5="http://schemas.microsoft.com/office/drawing/2016/5/11/chartex" xmlns:cx6="http://schemas.microsoft.com/office/drawing/2016/5/12/chartex" xmlns:cx7="http://schemas.microsoft.com/office/drawing/2016/5/13/chartex" xmlns:cx8="http://schemas.microsoft.com/office/drawing/2016/5/14/chartex" xmlns:mc="http://schemas.openxmlformats.org/markup-compatibility/2006" xmlns:aink="http://schemas.microsoft.com/office/drawing/2016/ink" xmlns:am3d="http://schemas.microsoft.com/office/drawing/2017/model3d" xmlns:o="urn:schemas-microsoft-com:office:office" xmlns:oel="http://schemas.microsoft.com/office/2019/extlst" xmlns:v="urn:schemas-microsoft-com:vml" xmlns:wp14="http://schemas.microsoft.com/office/word/2010/wordprocessingDrawing" xmlns:w10="urn:schemas-microsoft-com:office:word" xmlns:w="http://schemas.openxmlformats.org/wordprocessingml/2006/main" xmlns:w14="http://schemas.microsoft.com/office/word/2010/wordml" xmlns:w15="http://schemas.microsoft.com/office/word/2012/wordml" xmlns:w16cex="http://schemas.microsoft.com/office/word/2018/wordml/cex" xmlns:w16cid="http://schemas.microsoft.com/office/word/2016/wordml/cid" xmlns:w16="http://schemas.microsoft.com/office/word/2018/wordml" xmlns:w16du="http://schemas.microsoft.com/office/word/2023/wordml/word16du" xmlns:w16sdtdh="http://schemas.microsoft.com/office/word/2020/wordml/sdtdatahash" xmlns:w16sdtfl="http://schemas.microsoft.com/office/word/2024/wordml/sdtformatlock" xmlns:w16se="http://schemas.microsoft.com/office/word/2015/wordml/symex" xmlns:wpg="http://schemas.microsoft.com/office/word/2010/wordprocessingGroup" xmlns:wpi="http://schemas.microsoft.com/office/word/2010/wordprocessingInk" xmlns:wps="http://schemas.microsoft.com/office/word/2010/wordprocessingShape" xmlns:a14="http://schemas.microsoft.com/office/drawing/2010/main" val="0"/>
                         </a:ext>
                       </a:extLst>
                     </a:blip>
@@ -40003,7 +39983,7 @@
                     <a:blip r:embed="rId30">
                       <a:extLst>
                         <a:ext uri="{28A0092B-C50C-407E-A947-70E740481C1C}">
-                          <a14:useLocalDpi xmlns:a14="http://schemas.microsoft.com/office/drawing/2010/main" xmlns:wps="http://schemas.microsoft.com/office/word/2010/wordprocessingShape" xmlns:wpi="http://schemas.microsoft.com/office/word/2010/wordprocessingInk" xmlns:wpg="http://schemas.microsoft.com/office/word/2010/wordprocessingGroup" xmlns:w16se="http://schemas.microsoft.com/office/word/2015/wordml/symex" xmlns:w16sdtfl="http://schemas.microsoft.com/office/word/2024/wordml/sdtformatlock" xmlns:w16sdtdh="http://schemas.microsoft.com/office/word/2020/wordml/sdtdatahash" xmlns:w16du="http://schemas.microsoft.com/office/word/2023/wordml/word16du" xmlns:w16="http://schemas.microsoft.com/office/word/2018/wordml" xmlns:w16cid="http://schemas.microsoft.com/office/word/2016/wordml/cid" xmlns:w16cex="http://schemas.microsoft.com/office/word/2018/wordml/cex" xmlns:w15="http://schemas.microsoft.com/office/word/2012/wordml" xmlns:w14="http://schemas.microsoft.com/office/word/2010/wordml" xmlns:w="http://schemas.openxmlformats.org/wordprocessingml/2006/main" xmlns:w10="urn:schemas-microsoft-com:office:word" xmlns:wp14="http://schemas.microsoft.com/office/word/2010/wordprocessingDrawing" xmlns:v="urn:schemas-microsoft-com:vml" xmlns:oel="http://schemas.microsoft.com/office/2019/extlst" xmlns:o="urn:schemas-microsoft-com:office:office" xmlns:am3d="http://schemas.microsoft.com/office/drawing/2017/model3d" xmlns:aink="http://schemas.microsoft.com/office/drawing/2016/ink" xmlns:mc="http://schemas.openxmlformats.org/markup-compatibility/2006" xmlns:cx8="http://schemas.microsoft.com/office/drawing/2016/5/14/chartex" xmlns:cx7="http://schemas.microsoft.com/office/drawing/2016/5/13/chartex" xmlns:cx6="http://schemas.microsoft.com/office/drawing/2016/5/12/chartex" xmlns:cx5="http://schemas.microsoft.com/office/drawing/2016/5/11/chartex" xmlns:cx4="http://schemas.microsoft.com/office/drawing/2016/5/10/chartex" xmlns:cx3="http://schemas.microsoft.com/office/drawing/2016/5/9/chartex" xmlns:cx2="http://schemas.microsoft.com/office/drawing/2015/10/21/chartex" xmlns:cx1="http://schemas.microsoft.com/office/drawing/2015/9/8/chartex" xmlns:cx="http://schemas.microsoft.com/office/drawing/2014/chartex" xmlns:wpc="http://schemas.microsoft.com/office/word/2010/wordprocessingCanvas" xmlns="" val="0"/>
+                          <a14:useLocalDpi xmlns="" xmlns:wpc="http://schemas.microsoft.com/office/word/2010/wordprocessingCanvas" xmlns:cx="http://schemas.microsoft.com/office/drawing/2014/chartex" xmlns:cx1="http://schemas.microsoft.com/office/drawing/2015/9/8/chartex" xmlns:cx2="http://schemas.microsoft.com/office/drawing/2015/10/21/chartex" xmlns:cx3="http://schemas.microsoft.com/office/drawing/2016/5/9/chartex" xmlns:cx4="http://schemas.microsoft.com/office/drawing/2016/5/10/chartex" xmlns:cx5="http://schemas.microsoft.com/office/drawing/2016/5/11/chartex" xmlns:cx6="http://schemas.microsoft.com/office/drawing/2016/5/12/chartex" xmlns:cx7="http://schemas.microsoft.com/office/drawing/2016/5/13/chartex" xmlns:cx8="http://schemas.microsoft.com/office/drawing/2016/5/14/chartex" xmlns:mc="http://schemas.openxmlformats.org/markup-compatibility/2006" xmlns:aink="http://schemas.microsoft.com/office/drawing/2016/ink" xmlns:am3d="http://schemas.microsoft.com/office/drawing/2017/model3d" xmlns:o="urn:schemas-microsoft-com:office:office" xmlns:oel="http://schemas.microsoft.com/office/2019/extlst" xmlns:v="urn:schemas-microsoft-com:vml" xmlns:wp14="http://schemas.microsoft.com/office/word/2010/wordprocessingDrawing" xmlns:w10="urn:schemas-microsoft-com:office:word" xmlns:w="http://schemas.openxmlformats.org/wordprocessingml/2006/main" xmlns:w14="http://schemas.microsoft.com/office/word/2010/wordml" xmlns:w15="http://schemas.microsoft.com/office/word/2012/wordml" xmlns:w16cex="http://schemas.microsoft.com/office/word/2018/wordml/cex" xmlns:w16cid="http://schemas.microsoft.com/office/word/2016/wordml/cid" xmlns:w16="http://schemas.microsoft.com/office/word/2018/wordml" xmlns:w16du="http://schemas.microsoft.com/office/word/2023/wordml/word16du" xmlns:w16sdtdh="http://schemas.microsoft.com/office/word/2020/wordml/sdtdatahash" xmlns:w16sdtfl="http://schemas.microsoft.com/office/word/2024/wordml/sdtformatlock" xmlns:w16se="http://schemas.microsoft.com/office/word/2015/wordml/symex" xmlns:wpg="http://schemas.microsoft.com/office/word/2010/wordprocessingGroup" xmlns:wpi="http://schemas.microsoft.com/office/word/2010/wordprocessingInk" xmlns:wps="http://schemas.microsoft.com/office/word/2010/wordprocessingShape" xmlns:a14="http://schemas.microsoft.com/office/drawing/2010/main" val="0"/>
                         </a:ext>
                       </a:extLst>
                     </a:blip>
@@ -40639,7 +40619,7 @@
                     <a:blip r:embed="rId35" cstate="print">
                       <a:extLst>
                         <a:ext uri="{28A0092B-C50C-407E-A947-70E740481C1C}">
-                          <a14:useLocalDpi xmlns:a14="http://schemas.microsoft.com/office/drawing/2010/main" xmlns:wps="http://schemas.microsoft.com/office/word/2010/wordprocessingShape" xmlns:wpi="http://schemas.microsoft.com/office/word/2010/wordprocessingInk" xmlns:wpg="http://schemas.microsoft.com/office/word/2010/wordprocessingGroup" xmlns:w16se="http://schemas.microsoft.com/office/word/2015/wordml/symex" xmlns:w16sdtfl="http://schemas.microsoft.com/office/word/2024/wordml/sdtformatlock" xmlns:w16sdtdh="http://schemas.microsoft.com/office/word/2020/wordml/sdtdatahash" xmlns:w16du="http://schemas.microsoft.com/office/word/2023/wordml/word16du" xmlns:w16="http://schemas.microsoft.com/office/word/2018/wordml" xmlns:w16cid="http://schemas.microsoft.com/office/word/2016/wordml/cid" xmlns:w16cex="http://schemas.microsoft.com/office/word/2018/wordml/cex" xmlns:w15="http://schemas.microsoft.com/office/word/2012/wordml" xmlns:w14="http://schemas.microsoft.com/office/word/2010/wordml" xmlns:w="http://schemas.openxmlformats.org/wordprocessingml/2006/main" xmlns:w10="urn:schemas-microsoft-com:office:word" xmlns:wp14="http://schemas.microsoft.com/office/word/2010/wordprocessingDrawing" xmlns:v="urn:schemas-microsoft-com:vml" xmlns:oel="http://schemas.microsoft.com/office/2019/extlst" xmlns:o="urn:schemas-microsoft-com:office:office" xmlns:am3d="http://schemas.microsoft.com/office/drawing/2017/model3d" xmlns:aink="http://schemas.microsoft.com/office/drawing/2016/ink" xmlns:mc="http://schemas.openxmlformats.org/markup-compatibility/2006" xmlns:cx8="http://schemas.microsoft.com/office/drawing/2016/5/14/chartex" xmlns:cx7="http://schemas.microsoft.com/office/drawing/2016/5/13/chartex" xmlns:cx6="http://schemas.microsoft.com/office/drawing/2016/5/12/chartex" xmlns:cx5="http://schemas.microsoft.com/office/drawing/2016/5/11/chartex" xmlns:cx4="http://schemas.microsoft.com/office/drawing/2016/5/10/chartex" xmlns:cx3="http://schemas.microsoft.com/office/drawing/2016/5/9/chartex" xmlns:cx2="http://schemas.microsoft.com/office/drawing/2015/10/21/chartex" xmlns:cx1="http://schemas.microsoft.com/office/drawing/2015/9/8/chartex" xmlns:cx="http://schemas.microsoft.com/office/drawing/2014/chartex" xmlns:wpc="http://schemas.microsoft.com/office/word/2010/wordprocessingCanvas" xmlns="" val="0"/>
+                          <a14:useLocalDpi xmlns="" xmlns:wpc="http://schemas.microsoft.com/office/word/2010/wordprocessingCanvas" xmlns:cx="http://schemas.microsoft.com/office/drawing/2014/chartex" xmlns:cx1="http://schemas.microsoft.com/office/drawing/2015/9/8/chartex" xmlns:cx2="http://schemas.microsoft.com/office/drawing/2015/10/21/chartex" xmlns:cx3="http://schemas.microsoft.com/office/drawing/2016/5/9/chartex" xmlns:cx4="http://schemas.microsoft.com/office/drawing/2016/5/10/chartex" xmlns:cx5="http://schemas.microsoft.com/office/drawing/2016/5/11/chartex" xmlns:cx6="http://schemas.microsoft.com/office/drawing/2016/5/12/chartex" xmlns:cx7="http://schemas.microsoft.com/office/drawing/2016/5/13/chartex" xmlns:cx8="http://schemas.microsoft.com/office/drawing/2016/5/14/chartex" xmlns:mc="http://schemas.openxmlformats.org/markup-compatibility/2006" xmlns:aink="http://schemas.microsoft.com/office/drawing/2016/ink" xmlns:am3d="http://schemas.microsoft.com/office/drawing/2017/model3d" xmlns:o="urn:schemas-microsoft-com:office:office" xmlns:oel="http://schemas.microsoft.com/office/2019/extlst" xmlns:v="urn:schemas-microsoft-com:vml" xmlns:wp14="http://schemas.microsoft.com/office/word/2010/wordprocessingDrawing" xmlns:w10="urn:schemas-microsoft-com:office:word" xmlns:w="http://schemas.openxmlformats.org/wordprocessingml/2006/main" xmlns:w14="http://schemas.microsoft.com/office/word/2010/wordml" xmlns:w15="http://schemas.microsoft.com/office/word/2012/wordml" xmlns:w16cex="http://schemas.microsoft.com/office/word/2018/wordml/cex" xmlns:w16cid="http://schemas.microsoft.com/office/word/2016/wordml/cid" xmlns:w16="http://schemas.microsoft.com/office/word/2018/wordml" xmlns:w16du="http://schemas.microsoft.com/office/word/2023/wordml/word16du" xmlns:w16sdtdh="http://schemas.microsoft.com/office/word/2020/wordml/sdtdatahash" xmlns:w16sdtfl="http://schemas.microsoft.com/office/word/2024/wordml/sdtformatlock" xmlns:w16se="http://schemas.microsoft.com/office/word/2015/wordml/symex" xmlns:wpg="http://schemas.microsoft.com/office/word/2010/wordprocessingGroup" xmlns:wpi="http://schemas.microsoft.com/office/word/2010/wordprocessingInk" xmlns:wps="http://schemas.microsoft.com/office/word/2010/wordprocessingShape" xmlns:a14="http://schemas.microsoft.com/office/drawing/2010/main" val="0"/>
                         </a:ext>
                       </a:extLst>
                     </a:blip>
@@ -40748,7 +40728,7 @@
                     </a:ln>
                     <a:extLst>
                       <a:ext uri="{53640926-AAD7-44D8-BBD7-CCE9431645EC}">
-                        <a14:shadowObscured xmlns:a14="http://schemas.microsoft.com/office/drawing/2010/main" xmlns:wps="http://schemas.microsoft.com/office/word/2010/wordprocessingShape" xmlns:wpi="http://schemas.microsoft.com/office/word/2010/wordprocessingInk" xmlns:wpg="http://schemas.microsoft.com/office/word/2010/wordprocessingGroup" xmlns:w16se="http://schemas.microsoft.com/office/word/2015/wordml/symex" xmlns:w16sdtfl="http://schemas.microsoft.com/office/word/2024/wordml/sdtformatlock" xmlns:w16sdtdh="http://schemas.microsoft.com/office/word/2020/wordml/sdtdatahash" xmlns:w16du="http://schemas.microsoft.com/office/word/2023/wordml/word16du" xmlns:w16="http://schemas.microsoft.com/office/word/2018/wordml" xmlns:w16cid="http://schemas.microsoft.com/office/word/2016/wordml/cid" xmlns:w16cex="http://schemas.microsoft.com/office/word/2018/wordml/cex" xmlns:w15="http://schemas.microsoft.com/office/word/2012/wordml" xmlns:w14="http://schemas.microsoft.com/office/word/2010/wordml" xmlns:w="http://schemas.openxmlformats.org/wordprocessingml/2006/main" xmlns:w10="urn:schemas-microsoft-com:office:word" xmlns:wp14="http://schemas.microsoft.com/office/word/2010/wordprocessingDrawing" xmlns:v="urn:schemas-microsoft-com:vml" xmlns:oel="http://schemas.microsoft.com/office/2019/extlst" xmlns:o="urn:schemas-microsoft-com:office:office" xmlns:am3d="http://schemas.microsoft.com/office/drawing/2017/model3d" xmlns:aink="http://schemas.microsoft.com/office/drawing/2016/ink" xmlns:mc="http://schemas.openxmlformats.org/markup-compatibility/2006" xmlns:cx8="http://schemas.microsoft.com/office/drawing/2016/5/14/chartex" xmlns:cx7="http://schemas.microsoft.com/office/drawing/2016/5/13/chartex" xmlns:cx6="http://schemas.microsoft.com/office/drawing/2016/5/12/chartex" xmlns:cx5="http://schemas.microsoft.com/office/drawing/2016/5/11/chartex" xmlns:cx4="http://schemas.microsoft.com/office/drawing/2016/5/10/chartex" xmlns:cx3="http://schemas.microsoft.com/office/drawing/2016/5/9/chartex" xmlns:cx2="http://schemas.microsoft.com/office/drawing/2015/10/21/chartex" xmlns:cx1="http://schemas.microsoft.com/office/drawing/2015/9/8/chartex" xmlns:cx="http://schemas.microsoft.com/office/drawing/2014/chartex" xmlns:wpc="http://schemas.microsoft.com/office/word/2010/wordprocessingCanvas" xmlns=""/>
+                        <a14:shadowObscured xmlns="" xmlns:wpc="http://schemas.microsoft.com/office/word/2010/wordprocessingCanvas" xmlns:cx="http://schemas.microsoft.com/office/drawing/2014/chartex" xmlns:cx1="http://schemas.microsoft.com/office/drawing/2015/9/8/chartex" xmlns:cx2="http://schemas.microsoft.com/office/drawing/2015/10/21/chartex" xmlns:cx3="http://schemas.microsoft.com/office/drawing/2016/5/9/chartex" xmlns:cx4="http://schemas.microsoft.com/office/drawing/2016/5/10/chartex" xmlns:cx5="http://schemas.microsoft.com/office/drawing/2016/5/11/chartex" xmlns:cx6="http://schemas.microsoft.com/office/drawing/2016/5/12/chartex" xmlns:cx7="http://schemas.microsoft.com/office/drawing/2016/5/13/chartex" xmlns:cx8="http://schemas.microsoft.com/office/drawing/2016/5/14/chartex" xmlns:mc="http://schemas.openxmlformats.org/markup-compatibility/2006" xmlns:aink="http://schemas.microsoft.com/office/drawing/2016/ink" xmlns:am3d="http://schemas.microsoft.com/office/drawing/2017/model3d" xmlns:o="urn:schemas-microsoft-com:office:office" xmlns:oel="http://schemas.microsoft.com/office/2019/extlst" xmlns:v="urn:schemas-microsoft-com:vml" xmlns:wp14="http://schemas.microsoft.com/office/word/2010/wordprocessingDrawing" xmlns:w10="urn:schemas-microsoft-com:office:word" xmlns:w="http://schemas.openxmlformats.org/wordprocessingml/2006/main" xmlns:w14="http://schemas.microsoft.com/office/word/2010/wordml" xmlns:w15="http://schemas.microsoft.com/office/word/2012/wordml" xmlns:w16cex="http://schemas.microsoft.com/office/word/2018/wordml/cex" xmlns:w16cid="http://schemas.microsoft.com/office/word/2016/wordml/cid" xmlns:w16="http://schemas.microsoft.com/office/word/2018/wordml" xmlns:w16du="http://schemas.microsoft.com/office/word/2023/wordml/word16du" xmlns:w16sdtdh="http://schemas.microsoft.com/office/word/2020/wordml/sdtdatahash" xmlns:w16sdtfl="http://schemas.microsoft.com/office/word/2024/wordml/sdtformatlock" xmlns:w16se="http://schemas.microsoft.com/office/word/2015/wordml/symex" xmlns:wpg="http://schemas.microsoft.com/office/word/2010/wordprocessingGroup" xmlns:wpi="http://schemas.microsoft.com/office/word/2010/wordprocessingInk" xmlns:wps="http://schemas.microsoft.com/office/word/2010/wordprocessingShape" xmlns:a14="http://schemas.microsoft.com/office/drawing/2010/main"/>
                       </a:ext>
                     </a:extLst>
                   </pic:spPr>
@@ -40819,7 +40799,7 @@
                     <a:blip r:embed="rId37" cstate="print">
                       <a:extLst>
                         <a:ext uri="{28A0092B-C50C-407E-A947-70E740481C1C}">
-                          <a14:useLocalDpi xmlns:a14="http://schemas.microsoft.com/office/drawing/2010/main" xmlns:wps="http://schemas.microsoft.com/office/word/2010/wordprocessingShape" xmlns:wpi="http://schemas.microsoft.com/office/word/2010/wordprocessingInk" xmlns:wpg="http://schemas.microsoft.com/office/word/2010/wordprocessingGroup" xmlns:w16se="http://schemas.microsoft.com/office/word/2015/wordml/symex" xmlns:w16sdtfl="http://schemas.microsoft.com/office/word/2024/wordml/sdtformatlock" xmlns:w16sdtdh="http://schemas.microsoft.com/office/word/2020/wordml/sdtdatahash" xmlns:w16du="http://schemas.microsoft.com/office/word/2023/wordml/word16du" xmlns:w16="http://schemas.microsoft.com/office/word/2018/wordml" xmlns:w16cid="http://schemas.microsoft.com/office/word/2016/wordml/cid" xmlns:w16cex="http://schemas.microsoft.com/office/word/2018/wordml/cex" xmlns:w15="http://schemas.microsoft.com/office/word/2012/wordml" xmlns:w14="http://schemas.microsoft.com/office/word/2010/wordml" xmlns:w="http://schemas.openxmlformats.org/wordprocessingml/2006/main" xmlns:w10="urn:schemas-microsoft-com:office:word" xmlns:wp14="http://schemas.microsoft.com/office/word/2010/wordprocessingDrawing" xmlns:v="urn:schemas-microsoft-com:vml" xmlns:oel="http://schemas.microsoft.com/office/2019/extlst" xmlns:o="urn:schemas-microsoft-com:office:office" xmlns:am3d="http://schemas.microsoft.com/office/drawing/2017/model3d" xmlns:aink="http://schemas.microsoft.com/office/drawing/2016/ink" xmlns:mc="http://schemas.openxmlformats.org/markup-compatibility/2006" xmlns:cx8="http://schemas.microsoft.com/office/drawing/2016/5/14/chartex" xmlns:cx7="http://schemas.microsoft.com/office/drawing/2016/5/13/chartex" xmlns:cx6="http://schemas.microsoft.com/office/drawing/2016/5/12/chartex" xmlns:cx5="http://schemas.microsoft.com/office/drawing/2016/5/11/chartex" xmlns:cx4="http://schemas.microsoft.com/office/drawing/2016/5/10/chartex" xmlns:cx3="http://schemas.microsoft.com/office/drawing/2016/5/9/chartex" xmlns:cx2="http://schemas.microsoft.com/office/drawing/2015/10/21/chartex" xmlns:cx1="http://schemas.microsoft.com/office/drawing/2015/9/8/chartex" xmlns:cx="http://schemas.microsoft.com/office/drawing/2014/chartex" xmlns:wpc="http://schemas.microsoft.com/office/word/2010/wordprocessingCanvas" xmlns="" val="0"/>
+                          <a14:useLocalDpi xmlns="" xmlns:wpc="http://schemas.microsoft.com/office/word/2010/wordprocessingCanvas" xmlns:cx="http://schemas.microsoft.com/office/drawing/2014/chartex" xmlns:cx1="http://schemas.microsoft.com/office/drawing/2015/9/8/chartex" xmlns:cx2="http://schemas.microsoft.com/office/drawing/2015/10/21/chartex" xmlns:cx3="http://schemas.microsoft.com/office/drawing/2016/5/9/chartex" xmlns:cx4="http://schemas.microsoft.com/office/drawing/2016/5/10/chartex" xmlns:cx5="http://schemas.microsoft.com/office/drawing/2016/5/11/chartex" xmlns:cx6="http://schemas.microsoft.com/office/drawing/2016/5/12/chartex" xmlns:cx7="http://schemas.microsoft.com/office/drawing/2016/5/13/chartex" xmlns:cx8="http://schemas.microsoft.com/office/drawing/2016/5/14/chartex" xmlns:mc="http://schemas.openxmlformats.org/markup-compatibility/2006" xmlns:aink="http://schemas.microsoft.com/office/drawing/2016/ink" xmlns:am3d="http://schemas.microsoft.com/office/drawing/2017/model3d" xmlns:o="urn:schemas-microsoft-com:office:office" xmlns:oel="http://schemas.microsoft.com/office/2019/extlst" xmlns:v="urn:schemas-microsoft-com:vml" xmlns:wp14="http://schemas.microsoft.com/office/word/2010/wordprocessingDrawing" xmlns:w10="urn:schemas-microsoft-com:office:word" xmlns:w="http://schemas.openxmlformats.org/wordprocessingml/2006/main" xmlns:w14="http://schemas.microsoft.com/office/word/2010/wordml" xmlns:w15="http://schemas.microsoft.com/office/word/2012/wordml" xmlns:w16cex="http://schemas.microsoft.com/office/word/2018/wordml/cex" xmlns:w16cid="http://schemas.microsoft.com/office/word/2016/wordml/cid" xmlns:w16="http://schemas.microsoft.com/office/word/2018/wordml" xmlns:w16du="http://schemas.microsoft.com/office/word/2023/wordml/word16du" xmlns:w16sdtdh="http://schemas.microsoft.com/office/word/2020/wordml/sdtdatahash" xmlns:w16sdtfl="http://schemas.microsoft.com/office/word/2024/wordml/sdtformatlock" xmlns:w16se="http://schemas.microsoft.com/office/word/2015/wordml/symex" xmlns:wpg="http://schemas.microsoft.com/office/word/2010/wordprocessingGroup" xmlns:wpi="http://schemas.microsoft.com/office/word/2010/wordprocessingInk" xmlns:wps="http://schemas.microsoft.com/office/word/2010/wordprocessingShape" xmlns:a14="http://schemas.microsoft.com/office/drawing/2010/main" val="0"/>
                         </a:ext>
                       </a:extLst>
                     </a:blip>
@@ -41491,7 +41471,7 @@
                     </a:ln>
                     <a:extLst>
                       <a:ext uri="{53640926-AAD7-44D8-BBD7-CCE9431645EC}">
-                        <a14:shadowObscured xmlns:a14="http://schemas.microsoft.com/office/drawing/2010/main" xmlns:wps="http://schemas.microsoft.com/office/word/2010/wordprocessingShape" xmlns:wpi="http://schemas.microsoft.com/office/word/2010/wordprocessingInk" xmlns:wpg="http://schemas.microsoft.com/office/word/2010/wordprocessingGroup" xmlns:w16se="http://schemas.microsoft.com/office/word/2015/wordml/symex" xmlns:w16sdtfl="http://schemas.microsoft.com/office/word/2024/wordml/sdtformatlock" xmlns:w16sdtdh="http://schemas.microsoft.com/office/word/2020/wordml/sdtdatahash" xmlns:w16du="http://schemas.microsoft.com/office/word/2023/wordml/word16du" xmlns:w16="http://schemas.microsoft.com/office/word/2018/wordml" xmlns:w16cid="http://schemas.microsoft.com/office/word/2016/wordml/cid" xmlns:w16cex="http://schemas.microsoft.com/office/word/2018/wordml/cex" xmlns:w15="http://schemas.microsoft.com/office/word/2012/wordml" xmlns:w14="http://schemas.microsoft.com/office/word/2010/wordml" xmlns:w="http://schemas.openxmlformats.org/wordprocessingml/2006/main" xmlns:w10="urn:schemas-microsoft-com:office:word" xmlns:wp14="http://schemas.microsoft.com/office/word/2010/wordprocessingDrawing" xmlns:v="urn:schemas-microsoft-com:vml" xmlns:oel="http://schemas.microsoft.com/office/2019/extlst" xmlns:o="urn:schemas-microsoft-com:office:office" xmlns:am3d="http://schemas.microsoft.com/office/drawing/2017/model3d" xmlns:aink="http://schemas.microsoft.com/office/drawing/2016/ink" xmlns:mc="http://schemas.openxmlformats.org/markup-compatibility/2006" xmlns:cx8="http://schemas.microsoft.com/office/drawing/2016/5/14/chartex" xmlns:cx7="http://schemas.microsoft.com/office/drawing/2016/5/13/chartex" xmlns:cx6="http://schemas.microsoft.com/office/drawing/2016/5/12/chartex" xmlns:cx5="http://schemas.microsoft.com/office/drawing/2016/5/11/chartex" xmlns:cx4="http://schemas.microsoft.com/office/drawing/2016/5/10/chartex" xmlns:cx3="http://schemas.microsoft.com/office/drawing/2016/5/9/chartex" xmlns:cx2="http://schemas.microsoft.com/office/drawing/2015/10/21/chartex" xmlns:cx1="http://schemas.microsoft.com/office/drawing/2015/9/8/chartex" xmlns:cx="http://schemas.microsoft.com/office/drawing/2014/chartex" xmlns:wpc="http://schemas.microsoft.com/office/word/2010/wordprocessingCanvas" xmlns=""/>
+                        <a14:shadowObscured xmlns="" xmlns:wpc="http://schemas.microsoft.com/office/word/2010/wordprocessingCanvas" xmlns:cx="http://schemas.microsoft.com/office/drawing/2014/chartex" xmlns:cx1="http://schemas.microsoft.com/office/drawing/2015/9/8/chartex" xmlns:cx2="http://schemas.microsoft.com/office/drawing/2015/10/21/chartex" xmlns:cx3="http://schemas.microsoft.com/office/drawing/2016/5/9/chartex" xmlns:cx4="http://schemas.microsoft.com/office/drawing/2016/5/10/chartex" xmlns:cx5="http://schemas.microsoft.com/office/drawing/2016/5/11/chartex" xmlns:cx6="http://schemas.microsoft.com/office/drawing/2016/5/12/chartex" xmlns:cx7="http://schemas.microsoft.com/office/drawing/2016/5/13/chartex" xmlns:cx8="http://schemas.microsoft.com/office/drawing/2016/5/14/chartex" xmlns:mc="http://schemas.openxmlformats.org/markup-compatibility/2006" xmlns:aink="http://schemas.microsoft.com/office/drawing/2016/ink" xmlns:am3d="http://schemas.microsoft.com/office/drawing/2017/model3d" xmlns:o="urn:schemas-microsoft-com:office:office" xmlns:oel="http://schemas.microsoft.com/office/2019/extlst" xmlns:v="urn:schemas-microsoft-com:vml" xmlns:wp14="http://schemas.microsoft.com/office/word/2010/wordprocessingDrawing" xmlns:w10="urn:schemas-microsoft-com:office:word" xmlns:w="http://schemas.openxmlformats.org/wordprocessingml/2006/main" xmlns:w14="http://schemas.microsoft.com/office/word/2010/wordml" xmlns:w15="http://schemas.microsoft.com/office/word/2012/wordml" xmlns:w16cex="http://schemas.microsoft.com/office/word/2018/wordml/cex" xmlns:w16cid="http://schemas.microsoft.com/office/word/2016/wordml/cid" xmlns:w16="http://schemas.microsoft.com/office/word/2018/wordml" xmlns:w16du="http://schemas.microsoft.com/office/word/2023/wordml/word16du" xmlns:w16sdtdh="http://schemas.microsoft.com/office/word/2020/wordml/sdtdatahash" xmlns:w16sdtfl="http://schemas.microsoft.com/office/word/2024/wordml/sdtformatlock" xmlns:w16se="http://schemas.microsoft.com/office/word/2015/wordml/symex" xmlns:wpg="http://schemas.microsoft.com/office/word/2010/wordprocessingGroup" xmlns:wpi="http://schemas.microsoft.com/office/word/2010/wordprocessingInk" xmlns:wps="http://schemas.microsoft.com/office/word/2010/wordprocessingShape" xmlns:a14="http://schemas.microsoft.com/office/drawing/2010/main"/>
                       </a:ext>
                     </a:extLst>
                   </pic:spPr>
@@ -41590,7 +41570,7 @@
                     <a:blip r:embed="rId22">
                       <a:extLst>
                         <a:ext uri="{28A0092B-C50C-407E-A947-70E740481C1C}">
-                          <a14:useLocalDpi xmlns:a14="http://schemas.microsoft.com/office/drawing/2010/main" xmlns:wps="http://schemas.microsoft.com/office/word/2010/wordprocessingShape" xmlns:wpi="http://schemas.microsoft.com/office/word/2010/wordprocessingInk" xmlns:wpg="http://schemas.microsoft.com/office/word/2010/wordprocessingGroup" xmlns:w16se="http://schemas.microsoft.com/office/word/2015/wordml/symex" xmlns:w16sdtfl="http://schemas.microsoft.com/office/word/2024/wordml/sdtformatlock" xmlns:w16sdtdh="http://schemas.microsoft.com/office/word/2020/wordml/sdtdatahash" xmlns:w16du="http://schemas.microsoft.com/office/word/2023/wordml/word16du" xmlns:w16="http://schemas.microsoft.com/office/word/2018/wordml" xmlns:w16cid="http://schemas.microsoft.com/office/word/2016/wordml/cid" xmlns:w16cex="http://schemas.microsoft.com/office/word/2018/wordml/cex" xmlns:w15="http://schemas.microsoft.com/office/word/2012/wordml" xmlns:w14="http://schemas.microsoft.com/office/word/2010/wordml" xmlns:w="http://schemas.openxmlformats.org/wordprocessingml/2006/main" xmlns:w10="urn:schemas-microsoft-com:office:word" xmlns:wp14="http://schemas.microsoft.com/office/word/2010/wordprocessingDrawing" xmlns:v="urn:schemas-microsoft-com:vml" xmlns:oel="http://schemas.microsoft.com/office/2019/extlst" xmlns:o="urn:schemas-microsoft-com:office:office" xmlns:am3d="http://schemas.microsoft.com/office/drawing/2017/model3d" xmlns:aink="http://schemas.microsoft.com/office/drawing/2016/ink" xmlns:mc="http://schemas.openxmlformats.org/markup-compatibility/2006" xmlns:cx8="http://schemas.microsoft.com/office/drawing/2016/5/14/chartex" xmlns:cx7="http://schemas.microsoft.com/office/drawing/2016/5/13/chartex" xmlns:cx6="http://schemas.microsoft.com/office/drawing/2016/5/12/chartex" xmlns:cx5="http://schemas.microsoft.com/office/drawing/2016/5/11/chartex" xmlns:cx4="http://schemas.microsoft.com/office/drawing/2016/5/10/chartex" xmlns:cx3="http://schemas.microsoft.com/office/drawing/2016/5/9/chartex" xmlns:cx2="http://schemas.microsoft.com/office/drawing/2015/10/21/chartex" xmlns:cx1="http://schemas.microsoft.com/office/drawing/2015/9/8/chartex" xmlns:cx="http://schemas.microsoft.com/office/drawing/2014/chartex" xmlns:wpc="http://schemas.microsoft.com/office/word/2010/wordprocessingCanvas" xmlns="" val="0"/>
+                          <a14:useLocalDpi xmlns="" xmlns:wpc="http://schemas.microsoft.com/office/word/2010/wordprocessingCanvas" xmlns:cx="http://schemas.microsoft.com/office/drawing/2014/chartex" xmlns:cx1="http://schemas.microsoft.com/office/drawing/2015/9/8/chartex" xmlns:cx2="http://schemas.microsoft.com/office/drawing/2015/10/21/chartex" xmlns:cx3="http://schemas.microsoft.com/office/drawing/2016/5/9/chartex" xmlns:cx4="http://schemas.microsoft.com/office/drawing/2016/5/10/chartex" xmlns:cx5="http://schemas.microsoft.com/office/drawing/2016/5/11/chartex" xmlns:cx6="http://schemas.microsoft.com/office/drawing/2016/5/12/chartex" xmlns:cx7="http://schemas.microsoft.com/office/drawing/2016/5/13/chartex" xmlns:cx8="http://schemas.microsoft.com/office/drawing/2016/5/14/chartex" xmlns:mc="http://schemas.openxmlformats.org/markup-compatibility/2006" xmlns:aink="http://schemas.microsoft.com/office/drawing/2016/ink" xmlns:am3d="http://schemas.microsoft.com/office/drawing/2017/model3d" xmlns:o="urn:schemas-microsoft-com:office:office" xmlns:oel="http://schemas.microsoft.com/office/2019/extlst" xmlns:v="urn:schemas-microsoft-com:vml" xmlns:wp14="http://schemas.microsoft.com/office/word/2010/wordprocessingDrawing" xmlns:w10="urn:schemas-microsoft-com:office:word" xmlns:w="http://schemas.openxmlformats.org/wordprocessingml/2006/main" xmlns:w14="http://schemas.microsoft.com/office/word/2010/wordml" xmlns:w15="http://schemas.microsoft.com/office/word/2012/wordml" xmlns:w16cex="http://schemas.microsoft.com/office/word/2018/wordml/cex" xmlns:w16cid="http://schemas.microsoft.com/office/word/2016/wordml/cid" xmlns:w16="http://schemas.microsoft.com/office/word/2018/wordml" xmlns:w16du="http://schemas.microsoft.com/office/word/2023/wordml/word16du" xmlns:w16sdtdh="http://schemas.microsoft.com/office/word/2020/wordml/sdtdatahash" xmlns:w16sdtfl="http://schemas.microsoft.com/office/word/2024/wordml/sdtformatlock" xmlns:w16se="http://schemas.microsoft.com/office/word/2015/wordml/symex" xmlns:wpg="http://schemas.microsoft.com/office/word/2010/wordprocessingGroup" xmlns:wpi="http://schemas.microsoft.com/office/word/2010/wordprocessingInk" xmlns:wps="http://schemas.microsoft.com/office/word/2010/wordprocessingShape" xmlns:a14="http://schemas.microsoft.com/office/drawing/2010/main" val="0"/>
                         </a:ext>
                       </a:extLst>
                     </a:blip>
@@ -41647,7 +41627,7 @@
                     <a:blip r:embed="rId44" cstate="print">
                       <a:extLst>
                         <a:ext uri="{28A0092B-C50C-407E-A947-70E740481C1C}">
-                          <a14:useLocalDpi xmlns:a14="http://schemas.microsoft.com/office/drawing/2010/main" xmlns:wps="http://schemas.microsoft.com/office/word/2010/wordprocessingShape" xmlns:wpi="http://schemas.microsoft.com/office/word/2010/wordprocessingInk" xmlns:wpg="http://schemas.microsoft.com/office/word/2010/wordprocessingGroup" xmlns:w16se="http://schemas.microsoft.com/office/word/2015/wordml/symex" xmlns:w16sdtfl="http://schemas.microsoft.com/office/word/2024/wordml/sdtformatlock" xmlns:w16sdtdh="http://schemas.microsoft.com/office/word/2020/wordml/sdtdatahash" xmlns:w16du="http://schemas.microsoft.com/office/word/2023/wordml/word16du" xmlns:w16="http://schemas.microsoft.com/office/word/2018/wordml" xmlns:w16cid="http://schemas.microsoft.com/office/word/2016/wordml/cid" xmlns:w16cex="http://schemas.microsoft.com/office/word/2018/wordml/cex" xmlns:w15="http://schemas.microsoft.com/office/word/2012/wordml" xmlns:w14="http://schemas.microsoft.com/office/word/2010/wordml" xmlns:w="http://schemas.openxmlformats.org/wordprocessingml/2006/main" xmlns:w10="urn:schemas-microsoft-com:office:word" xmlns:wp14="http://schemas.microsoft.com/office/word/2010/wordprocessingDrawing" xmlns:v="urn:schemas-microsoft-com:vml" xmlns:oel="http://schemas.microsoft.com/office/2019/extlst" xmlns:o="urn:schemas-microsoft-com:office:office" xmlns:am3d="http://schemas.microsoft.com/office/drawing/2017/model3d" xmlns:aink="http://schemas.microsoft.com/office/drawing/2016/ink" xmlns:mc="http://schemas.openxmlformats.org/markup-compatibility/2006" xmlns:cx8="http://schemas.microsoft.com/office/drawing/2016/5/14/chartex" xmlns:cx7="http://schemas.microsoft.com/office/drawing/2016/5/13/chartex" xmlns:cx6="http://schemas.microsoft.com/office/drawing/2016/5/12/chartex" xmlns:cx5="http://schemas.microsoft.com/office/drawing/2016/5/11/chartex" xmlns:cx4="http://schemas.microsoft.com/office/drawing/2016/5/10/chartex" xmlns:cx3="http://schemas.microsoft.com/office/drawing/2016/5/9/chartex" xmlns:cx2="http://schemas.microsoft.com/office/drawing/2015/10/21/chartex" xmlns:cx1="http://schemas.microsoft.com/office/drawing/2015/9/8/chartex" xmlns:cx="http://schemas.microsoft.com/office/drawing/2014/chartex" xmlns:wpc="http://schemas.microsoft.com/office/word/2010/wordprocessingCanvas" xmlns="" val="0"/>
+                          <a14:useLocalDpi xmlns="" xmlns:wpc="http://schemas.microsoft.com/office/word/2010/wordprocessingCanvas" xmlns:cx="http://schemas.microsoft.com/office/drawing/2014/chartex" xmlns:cx1="http://schemas.microsoft.com/office/drawing/2015/9/8/chartex" xmlns:cx2="http://schemas.microsoft.com/office/drawing/2015/10/21/chartex" xmlns:cx3="http://schemas.microsoft.com/office/drawing/2016/5/9/chartex" xmlns:cx4="http://schemas.microsoft.com/office/drawing/2016/5/10/chartex" xmlns:cx5="http://schemas.microsoft.com/office/drawing/2016/5/11/chartex" xmlns:cx6="http://schemas.microsoft.com/office/drawing/2016/5/12/chartex" xmlns:cx7="http://schemas.microsoft.com/office/drawing/2016/5/13/chartex" xmlns:cx8="http://schemas.microsoft.com/office/drawing/2016/5/14/chartex" xmlns:mc="http://schemas.openxmlformats.org/markup-compatibility/2006" xmlns:aink="http://schemas.microsoft.com/office/drawing/2016/ink" xmlns:am3d="http://schemas.microsoft.com/office/drawing/2017/model3d" xmlns:o="urn:schemas-microsoft-com:office:office" xmlns:oel="http://schemas.microsoft.com/office/2019/extlst" xmlns:v="urn:schemas-microsoft-com:vml" xmlns:wp14="http://schemas.microsoft.com/office/word/2010/wordprocessingDrawing" xmlns:w10="urn:schemas-microsoft-com:office:word" xmlns:w="http://schemas.openxmlformats.org/wordprocessingml/2006/main" xmlns:w14="http://schemas.microsoft.com/office/word/2010/wordml" xmlns:w15="http://schemas.microsoft.com/office/word/2012/wordml" xmlns:w16cex="http://schemas.microsoft.com/office/word/2018/wordml/cex" xmlns:w16cid="http://schemas.microsoft.com/office/word/2016/wordml/cid" xmlns:w16="http://schemas.microsoft.com/office/word/2018/wordml" xmlns:w16du="http://schemas.microsoft.com/office/word/2023/wordml/word16du" xmlns:w16sdtdh="http://schemas.microsoft.com/office/word/2020/wordml/sdtdatahash" xmlns:w16sdtfl="http://schemas.microsoft.com/office/word/2024/wordml/sdtformatlock" xmlns:w16se="http://schemas.microsoft.com/office/word/2015/wordml/symex" xmlns:wpg="http://schemas.microsoft.com/office/word/2010/wordprocessingGroup" xmlns:wpi="http://schemas.microsoft.com/office/word/2010/wordprocessingInk" xmlns:wps="http://schemas.microsoft.com/office/word/2010/wordprocessingShape" xmlns:a14="http://schemas.microsoft.com/office/drawing/2010/main" val="0"/>
                         </a:ext>
                       </a:extLst>
                     </a:blip>
@@ -41772,7 +41752,7 @@
                     <a:blip r:embed="rId45" cstate="print">
                       <a:extLst>
                         <a:ext uri="{28A0092B-C50C-407E-A947-70E740481C1C}">
-                          <a14:useLocalDpi xmlns:a14="http://schemas.microsoft.com/office/drawing/2010/main" xmlns:wps="http://schemas.microsoft.com/office/word/2010/wordprocessingShape" xmlns:wpi="http://schemas.microsoft.com/office/word/2010/wordprocessingInk" xmlns:wpg="http://schemas.microsoft.com/office/word/2010/wordprocessingGroup" xmlns:w16se="http://schemas.microsoft.com/office/word/2015/wordml/symex" xmlns:w16sdtfl="http://schemas.microsoft.com/office/word/2024/wordml/sdtformatlock" xmlns:w16sdtdh="http://schemas.microsoft.com/office/word/2020/wordml/sdtdatahash" xmlns:w16du="http://schemas.microsoft.com/office/word/2023/wordml/word16du" xmlns:w16="http://schemas.microsoft.com/office/word/2018/wordml" xmlns:w16cid="http://schemas.microsoft.com/office/word/2016/wordml/cid" xmlns:w16cex="http://schemas.microsoft.com/office/word/2018/wordml/cex" xmlns:w15="http://schemas.microsoft.com/office/word/2012/wordml" xmlns:w14="http://schemas.microsoft.com/office/word/2010/wordml" xmlns:w="http://schemas.openxmlformats.org/wordprocessingml/2006/main" xmlns:w10="urn:schemas-microsoft-com:office:word" xmlns:wp14="http://schemas.microsoft.com/office/word/2010/wordprocessingDrawing" xmlns:v="urn:schemas-microsoft-com:vml" xmlns:oel="http://schemas.microsoft.com/office/2019/extlst" xmlns:o="urn:schemas-microsoft-com:office:office" xmlns:am3d="http://schemas.microsoft.com/office/drawing/2017/model3d" xmlns:aink="http://schemas.microsoft.com/office/drawing/2016/ink" xmlns:mc="http://schemas.openxmlformats.org/markup-compatibility/2006" xmlns:cx8="http://schemas.microsoft.com/office/drawing/2016/5/14/chartex" xmlns:cx7="http://schemas.microsoft.com/office/drawing/2016/5/13/chartex" xmlns:cx6="http://schemas.microsoft.com/office/drawing/2016/5/12/chartex" xmlns:cx5="http://schemas.microsoft.com/office/drawing/2016/5/11/chartex" xmlns:cx4="http://schemas.microsoft.com/office/drawing/2016/5/10/chartex" xmlns:cx3="http://schemas.microsoft.com/office/drawing/2016/5/9/chartex" xmlns:cx2="http://schemas.microsoft.com/office/drawing/2015/10/21/chartex" xmlns:cx1="http://schemas.microsoft.com/office/drawing/2015/9/8/chartex" xmlns:cx="http://schemas.microsoft.com/office/drawing/2014/chartex" xmlns:wpc="http://schemas.microsoft.com/office/word/2010/wordprocessingCanvas" xmlns="" val="0"/>
+                          <a14:useLocalDpi xmlns="" xmlns:wpc="http://schemas.microsoft.com/office/word/2010/wordprocessingCanvas" xmlns:cx="http://schemas.microsoft.com/office/drawing/2014/chartex" xmlns:cx1="http://schemas.microsoft.com/office/drawing/2015/9/8/chartex" xmlns:cx2="http://schemas.microsoft.com/office/drawing/2015/10/21/chartex" xmlns:cx3="http://schemas.microsoft.com/office/drawing/2016/5/9/chartex" xmlns:cx4="http://schemas.microsoft.com/office/drawing/2016/5/10/chartex" xmlns:cx5="http://schemas.microsoft.com/office/drawing/2016/5/11/chartex" xmlns:cx6="http://schemas.microsoft.com/office/drawing/2016/5/12/chartex" xmlns:cx7="http://schemas.microsoft.com/office/drawing/2016/5/13/chartex" xmlns:cx8="http://schemas.microsoft.com/office/drawing/2016/5/14/chartex" xmlns:mc="http://schemas.openxmlformats.org/markup-compatibility/2006" xmlns:aink="http://schemas.microsoft.com/office/drawing/2016/ink" xmlns:am3d="http://schemas.microsoft.com/office/drawing/2017/model3d" xmlns:o="urn:schemas-microsoft-com:office:office" xmlns:oel="http://schemas.microsoft.com/office/2019/extlst" xmlns:v="urn:schemas-microsoft-com:vml" xmlns:wp14="http://schemas.microsoft.com/office/word/2010/wordprocessingDrawing" xmlns:w10="urn:schemas-microsoft-com:office:word" xmlns:w="http://schemas.openxmlformats.org/wordprocessingml/2006/main" xmlns:w14="http://schemas.microsoft.com/office/word/2010/wordml" xmlns:w15="http://schemas.microsoft.com/office/word/2012/wordml" xmlns:w16cex="http://schemas.microsoft.com/office/word/2018/wordml/cex" xmlns:w16cid="http://schemas.microsoft.com/office/word/2016/wordml/cid" xmlns:w16="http://schemas.microsoft.com/office/word/2018/wordml" xmlns:w16du="http://schemas.microsoft.com/office/word/2023/wordml/word16du" xmlns:w16sdtdh="http://schemas.microsoft.com/office/word/2020/wordml/sdtdatahash" xmlns:w16sdtfl="http://schemas.microsoft.com/office/word/2024/wordml/sdtformatlock" xmlns:w16se="http://schemas.microsoft.com/office/word/2015/wordml/symex" xmlns:wpg="http://schemas.microsoft.com/office/word/2010/wordprocessingGroup" xmlns:wpi="http://schemas.microsoft.com/office/word/2010/wordprocessingInk" xmlns:wps="http://schemas.microsoft.com/office/word/2010/wordprocessingShape" xmlns:a14="http://schemas.microsoft.com/office/drawing/2010/main" val="0"/>
                         </a:ext>
                       </a:extLst>
                     </a:blip>
@@ -41940,7 +41920,7 @@
                     <a:blip r:embed="rId46">
                       <a:extLst>
                         <a:ext uri="{28A0092B-C50C-407E-A947-70E740481C1C}">
-                          <a14:useLocalDpi xmlns:a14="http://schemas.microsoft.com/office/drawing/2010/main" xmlns:wps="http://schemas.microsoft.com/office/word/2010/wordprocessingShape" xmlns:wpi="http://schemas.microsoft.com/office/word/2010/wordprocessingInk" xmlns:wpg="http://schemas.microsoft.com/office/word/2010/wordprocessingGroup" xmlns:w16se="http://schemas.microsoft.com/office/word/2015/wordml/symex" xmlns:w16sdtfl="http://schemas.microsoft.com/office/word/2024/wordml/sdtformatlock" xmlns:w16sdtdh="http://schemas.microsoft.com/office/word/2020/wordml/sdtdatahash" xmlns:w16du="http://schemas.microsoft.com/office/word/2023/wordml/word16du" xmlns:w16="http://schemas.microsoft.com/office/word/2018/wordml" xmlns:w16cid="http://schemas.microsoft.com/office/word/2016/wordml/cid" xmlns:w16cex="http://schemas.microsoft.com/office/word/2018/wordml/cex" xmlns:w15="http://schemas.microsoft.com/office/word/2012/wordml" xmlns:w14="http://schemas.microsoft.com/office/word/2010/wordml" xmlns:w="http://schemas.openxmlformats.org/wordprocessingml/2006/main" xmlns:w10="urn:schemas-microsoft-com:office:word" xmlns:wp14="http://schemas.microsoft.com/office/word/2010/wordprocessingDrawing" xmlns:v="urn:schemas-microsoft-com:vml" xmlns:oel="http://schemas.microsoft.com/office/2019/extlst" xmlns:o="urn:schemas-microsoft-com:office:office" xmlns:am3d="http://schemas.microsoft.com/office/drawing/2017/model3d" xmlns:aink="http://schemas.microsoft.com/office/drawing/2016/ink" xmlns:mc="http://schemas.openxmlformats.org/markup-compatibility/2006" xmlns:cx8="http://schemas.microsoft.com/office/drawing/2016/5/14/chartex" xmlns:cx7="http://schemas.microsoft.com/office/drawing/2016/5/13/chartex" xmlns:cx6="http://schemas.microsoft.com/office/drawing/2016/5/12/chartex" xmlns:cx5="http://schemas.microsoft.com/office/drawing/2016/5/11/chartex" xmlns:cx4="http://schemas.microsoft.com/office/drawing/2016/5/10/chartex" xmlns:cx3="http://schemas.microsoft.com/office/drawing/2016/5/9/chartex" xmlns:cx2="http://schemas.microsoft.com/office/drawing/2015/10/21/chartex" xmlns:cx1="http://schemas.microsoft.com/office/drawing/2015/9/8/chartex" xmlns:cx="http://schemas.microsoft.com/office/drawing/2014/chartex" xmlns:wpc="http://schemas.microsoft.com/office/word/2010/wordprocessingCanvas" xmlns="" val="0"/>
+                          <a14:useLocalDpi xmlns="" xmlns:wpc="http://schemas.microsoft.com/office/word/2010/wordprocessingCanvas" xmlns:cx="http://schemas.microsoft.com/office/drawing/2014/chartex" xmlns:cx1="http://schemas.microsoft.com/office/drawing/2015/9/8/chartex" xmlns:cx2="http://schemas.microsoft.com/office/drawing/2015/10/21/chartex" xmlns:cx3="http://schemas.microsoft.com/office/drawing/2016/5/9/chartex" xmlns:cx4="http://schemas.microsoft.com/office/drawing/2016/5/10/chartex" xmlns:cx5="http://schemas.microsoft.com/office/drawing/2016/5/11/chartex" xmlns:cx6="http://schemas.microsoft.com/office/drawing/2016/5/12/chartex" xmlns:cx7="http://schemas.microsoft.com/office/drawing/2016/5/13/chartex" xmlns:cx8="http://schemas.microsoft.com/office/drawing/2016/5/14/chartex" xmlns:mc="http://schemas.openxmlformats.org/markup-compatibility/2006" xmlns:aink="http://schemas.microsoft.com/office/drawing/2016/ink" xmlns:am3d="http://schemas.microsoft.com/office/drawing/2017/model3d" xmlns:o="urn:schemas-microsoft-com:office:office" xmlns:oel="http://schemas.microsoft.com/office/2019/extlst" xmlns:v="urn:schemas-microsoft-com:vml" xmlns:wp14="http://schemas.microsoft.com/office/word/2010/wordprocessingDrawing" xmlns:w10="urn:schemas-microsoft-com:office:word" xmlns:w="http://schemas.openxmlformats.org/wordprocessingml/2006/main" xmlns:w14="http://schemas.microsoft.com/office/word/2010/wordml" xmlns:w15="http://schemas.microsoft.com/office/word/2012/wordml" xmlns:w16cex="http://schemas.microsoft.com/office/word/2018/wordml/cex" xmlns:w16cid="http://schemas.microsoft.com/office/word/2016/wordml/cid" xmlns:w16="http://schemas.microsoft.com/office/word/2018/wordml" xmlns:w16du="http://schemas.microsoft.com/office/word/2023/wordml/word16du" xmlns:w16sdtdh="http://schemas.microsoft.com/office/word/2020/wordml/sdtdatahash" xmlns:w16sdtfl="http://schemas.microsoft.com/office/word/2024/wordml/sdtformatlock" xmlns:w16se="http://schemas.microsoft.com/office/word/2015/wordml/symex" xmlns:wpg="http://schemas.microsoft.com/office/word/2010/wordprocessingGroup" xmlns:wpi="http://schemas.microsoft.com/office/word/2010/wordprocessingInk" xmlns:wps="http://schemas.microsoft.com/office/word/2010/wordprocessingShape" xmlns:a14="http://schemas.microsoft.com/office/drawing/2010/main" val="0"/>
                         </a:ext>
                       </a:extLst>
                     </a:blip>
@@ -42182,7 +42162,7 @@
                     <a:blip r:embed="rId49" cstate="print">
                       <a:extLst>
                         <a:ext uri="{28A0092B-C50C-407E-A947-70E740481C1C}">
-                          <a14:useLocalDpi xmlns:a14="http://schemas.microsoft.com/office/drawing/2010/main" xmlns:wps="http://schemas.microsoft.com/office/word/2010/wordprocessingShape" xmlns:wpi="http://schemas.microsoft.com/office/word/2010/wordprocessingInk" xmlns:wpg="http://schemas.microsoft.com/office/word/2010/wordprocessingGroup" xmlns:w16se="http://schemas.microsoft.com/office/word/2015/wordml/symex" xmlns:w16sdtfl="http://schemas.microsoft.com/office/word/2024/wordml/sdtformatlock" xmlns:w16sdtdh="http://schemas.microsoft.com/office/word/2020/wordml/sdtdatahash" xmlns:w16du="http://schemas.microsoft.com/office/word/2023/wordml/word16du" xmlns:w16="http://schemas.microsoft.com/office/word/2018/wordml" xmlns:w16cid="http://schemas.microsoft.com/office/word/2016/wordml/cid" xmlns:w16cex="http://schemas.microsoft.com/office/word/2018/wordml/cex" xmlns:w15="http://schemas.microsoft.com/office/word/2012/wordml" xmlns:w14="http://schemas.microsoft.com/office/word/2010/wordml" xmlns:w="http://schemas.openxmlformats.org/wordprocessingml/2006/main" xmlns:w10="urn:schemas-microsoft-com:office:word" xmlns:wp14="http://schemas.microsoft.com/office/word/2010/wordprocessingDrawing" xmlns:v="urn:schemas-microsoft-com:vml" xmlns:oel="http://schemas.microsoft.com/office/2019/extlst" xmlns:o="urn:schemas-microsoft-com:office:office" xmlns:am3d="http://schemas.microsoft.com/office/drawing/2017/model3d" xmlns:aink="http://schemas.microsoft.com/office/drawing/2016/ink" xmlns:mc="http://schemas.openxmlformats.org/markup-compatibility/2006" xmlns:cx8="http://schemas.microsoft.com/office/drawing/2016/5/14/chartex" xmlns:cx7="http://schemas.microsoft.com/office/drawing/2016/5/13/chartex" xmlns:cx6="http://schemas.microsoft.com/office/drawing/2016/5/12/chartex" xmlns:cx5="http://schemas.microsoft.com/office/drawing/2016/5/11/chartex" xmlns:cx4="http://schemas.microsoft.com/office/drawing/2016/5/10/chartex" xmlns:cx3="http://schemas.microsoft.com/office/drawing/2016/5/9/chartex" xmlns:cx2="http://schemas.microsoft.com/office/drawing/2015/10/21/chartex" xmlns:cx1="http://schemas.microsoft.com/office/drawing/2015/9/8/chartex" xmlns:cx="http://schemas.microsoft.com/office/drawing/2014/chartex" xmlns:wpc="http://schemas.microsoft.com/office/word/2010/wordprocessingCanvas" xmlns="" val="0"/>
+                          <a14:useLocalDpi xmlns="" xmlns:wpc="http://schemas.microsoft.com/office/word/2010/wordprocessingCanvas" xmlns:cx="http://schemas.microsoft.com/office/drawing/2014/chartex" xmlns:cx1="http://schemas.microsoft.com/office/drawing/2015/9/8/chartex" xmlns:cx2="http://schemas.microsoft.com/office/drawing/2015/10/21/chartex" xmlns:cx3="http://schemas.microsoft.com/office/drawing/2016/5/9/chartex" xmlns:cx4="http://schemas.microsoft.com/office/drawing/2016/5/10/chartex" xmlns:cx5="http://schemas.microsoft.com/office/drawing/2016/5/11/chartex" xmlns:cx6="http://schemas.microsoft.com/office/drawing/2016/5/12/chartex" xmlns:cx7="http://schemas.microsoft.com/office/drawing/2016/5/13/chartex" xmlns:cx8="http://schemas.microsoft.com/office/drawing/2016/5/14/chartex" xmlns:mc="http://schemas.openxmlformats.org/markup-compatibility/2006" xmlns:aink="http://schemas.microsoft.com/office/drawing/2016/ink" xmlns:am3d="http://schemas.microsoft.com/office/drawing/2017/model3d" xmlns:o="urn:schemas-microsoft-com:office:office" xmlns:oel="http://schemas.microsoft.com/office/2019/extlst" xmlns:v="urn:schemas-microsoft-com:vml" xmlns:wp14="http://schemas.microsoft.com/office/word/2010/wordprocessingDrawing" xmlns:w10="urn:schemas-microsoft-com:office:word" xmlns:w="http://schemas.openxmlformats.org/wordprocessingml/2006/main" xmlns:w14="http://schemas.microsoft.com/office/word/2010/wordml" xmlns:w15="http://schemas.microsoft.com/office/word/2012/wordml" xmlns:w16cex="http://schemas.microsoft.com/office/word/2018/wordml/cex" xmlns:w16cid="http://schemas.microsoft.com/office/word/2016/wordml/cid" xmlns:w16="http://schemas.microsoft.com/office/word/2018/wordml" xmlns:w16du="http://schemas.microsoft.com/office/word/2023/wordml/word16du" xmlns:w16sdtdh="http://schemas.microsoft.com/office/word/2020/wordml/sdtdatahash" xmlns:w16sdtfl="http://schemas.microsoft.com/office/word/2024/wordml/sdtformatlock" xmlns:w16se="http://schemas.microsoft.com/office/word/2015/wordml/symex" xmlns:wpg="http://schemas.microsoft.com/office/word/2010/wordprocessingGroup" xmlns:wpi="http://schemas.microsoft.com/office/word/2010/wordprocessingInk" xmlns:wps="http://schemas.microsoft.com/office/word/2010/wordprocessingShape" xmlns:a14="http://schemas.microsoft.com/office/drawing/2010/main" val="0"/>
                         </a:ext>
                       </a:extLst>
                     </a:blip>
@@ -42229,7 +42209,7 @@
                     <a:blip r:embed="rId50" cstate="print">
                       <a:extLst>
                         <a:ext uri="{28A0092B-C50C-407E-A947-70E740481C1C}">
-                          <a14:useLocalDpi xmlns:a14="http://schemas.microsoft.com/office/drawing/2010/main" xmlns:wps="http://schemas.microsoft.com/office/word/2010/wordprocessingShape" xmlns:wpi="http://schemas.microsoft.com/office/word/2010/wordprocessingInk" xmlns:wpg="http://schemas.microsoft.com/office/word/2010/wordprocessingGroup" xmlns:w16se="http://schemas.microsoft.com/office/word/2015/wordml/symex" xmlns:w16sdtfl="http://schemas.microsoft.com/office/word/2024/wordml/sdtformatlock" xmlns:w16sdtdh="http://schemas.microsoft.com/office/word/2020/wordml/sdtdatahash" xmlns:w16du="http://schemas.microsoft.com/office/word/2023/wordml/word16du" xmlns:w16="http://schemas.microsoft.com/office/word/2018/wordml" xmlns:w16cid="http://schemas.microsoft.com/office/word/2016/wordml/cid" xmlns:w16cex="http://schemas.microsoft.com/office/word/2018/wordml/cex" xmlns:w15="http://schemas.microsoft.com/office/word/2012/wordml" xmlns:w14="http://schemas.microsoft.com/office/word/2010/wordml" xmlns:w="http://schemas.openxmlformats.org/wordprocessingml/2006/main" xmlns:w10="urn:schemas-microsoft-com:office:word" xmlns:wp14="http://schemas.microsoft.com/office/word/2010/wordprocessingDrawing" xmlns:v="urn:schemas-microsoft-com:vml" xmlns:oel="http://schemas.microsoft.com/office/2019/extlst" xmlns:o="urn:schemas-microsoft-com:office:office" xmlns:am3d="http://schemas.microsoft.com/office/drawing/2017/model3d" xmlns:aink="http://schemas.microsoft.com/office/drawing/2016/ink" xmlns:mc="http://schemas.openxmlformats.org/markup-compatibility/2006" xmlns:cx8="http://schemas.microsoft.com/office/drawing/2016/5/14/chartex" xmlns:cx7="http://schemas.microsoft.com/office/drawing/2016/5/13/chartex" xmlns:cx6="http://schemas.microsoft.com/office/drawing/2016/5/12/chartex" xmlns:cx5="http://schemas.microsoft.com/office/drawing/2016/5/11/chartex" xmlns:cx4="http://schemas.microsoft.com/office/drawing/2016/5/10/chartex" xmlns:cx3="http://schemas.microsoft.com/office/drawing/2016/5/9/chartex" xmlns:cx2="http://schemas.microsoft.com/office/drawing/2015/10/21/chartex" xmlns:cx1="http://schemas.microsoft.com/office/drawing/2015/9/8/chartex" xmlns:cx="http://schemas.microsoft.com/office/drawing/2014/chartex" xmlns:wpc="http://schemas.microsoft.com/office/word/2010/wordprocessingCanvas" xmlns="" val="0"/>
+                          <a14:useLocalDpi xmlns="" xmlns:wpc="http://schemas.microsoft.com/office/word/2010/wordprocessingCanvas" xmlns:cx="http://schemas.microsoft.com/office/drawing/2014/chartex" xmlns:cx1="http://schemas.microsoft.com/office/drawing/2015/9/8/chartex" xmlns:cx2="http://schemas.microsoft.com/office/drawing/2015/10/21/chartex" xmlns:cx3="http://schemas.microsoft.com/office/drawing/2016/5/9/chartex" xmlns:cx4="http://schemas.microsoft.com/office/drawing/2016/5/10/chartex" xmlns:cx5="http://schemas.microsoft.com/office/drawing/2016/5/11/chartex" xmlns:cx6="http://schemas.microsoft.com/office/drawing/2016/5/12/chartex" xmlns:cx7="http://schemas.microsoft.com/office/drawing/2016/5/13/chartex" xmlns:cx8="http://schemas.microsoft.com/office/drawing/2016/5/14/chartex" xmlns:mc="http://schemas.openxmlformats.org/markup-compatibility/2006" xmlns:aink="http://schemas.microsoft.com/office/drawing/2016/ink" xmlns:am3d="http://schemas.microsoft.com/office/drawing/2017/model3d" xmlns:o="urn:schemas-microsoft-com:office:office" xmlns:oel="http://schemas.microsoft.com/office/2019/extlst" xmlns:v="urn:schemas-microsoft-com:vml" xmlns:wp14="http://schemas.microsoft.com/office/word/2010/wordprocessingDrawing" xmlns:w10="urn:schemas-microsoft-com:office:word" xmlns:w="http://schemas.openxmlformats.org/wordprocessingml/2006/main" xmlns:w14="http://schemas.microsoft.com/office/word/2010/wordml" xmlns:w15="http://schemas.microsoft.com/office/word/2012/wordml" xmlns:w16cex="http://schemas.microsoft.com/office/word/2018/wordml/cex" xmlns:w16cid="http://schemas.microsoft.com/office/word/2016/wordml/cid" xmlns:w16="http://schemas.microsoft.com/office/word/2018/wordml" xmlns:w16du="http://schemas.microsoft.com/office/word/2023/wordml/word16du" xmlns:w16sdtdh="http://schemas.microsoft.com/office/word/2020/wordml/sdtdatahash" xmlns:w16sdtfl="http://schemas.microsoft.com/office/word/2024/wordml/sdtformatlock" xmlns:w16se="http://schemas.microsoft.com/office/word/2015/wordml/symex" xmlns:wpg="http://schemas.microsoft.com/office/word/2010/wordprocessingGroup" xmlns:wpi="http://schemas.microsoft.com/office/word/2010/wordprocessingInk" xmlns:wps="http://schemas.microsoft.com/office/word/2010/wordprocessingShape" xmlns:a14="http://schemas.microsoft.com/office/drawing/2010/main" val="0"/>
                         </a:ext>
                       </a:extLst>
                     </a:blip>
@@ -42398,7 +42378,7 @@
                     <a:blip r:embed="rId51" cstate="print">
                       <a:extLst>
                         <a:ext uri="{28A0092B-C50C-407E-A947-70E740481C1C}">
-                          <a14:useLocalDpi xmlns:a14="http://schemas.microsoft.com/office/drawing/2010/main" xmlns:wps="http://schemas.microsoft.com/office/word/2010/wordprocessingShape" xmlns:wpi="http://schemas.microsoft.com/office/word/2010/wordprocessingInk" xmlns:wpg="http://schemas.microsoft.com/office/word/2010/wordprocessingGroup" xmlns:w16se="http://schemas.microsoft.com/office/word/2015/wordml/symex" xmlns:w16sdtfl="http://schemas.microsoft.com/office/word/2024/wordml/sdtformatlock" xmlns:w16sdtdh="http://schemas.microsoft.com/office/word/2020/wordml/sdtdatahash" xmlns:w16du="http://schemas.microsoft.com/office/word/2023/wordml/word16du" xmlns:w16="http://schemas.microsoft.com/office/word/2018/wordml" xmlns:w16cid="http://schemas.microsoft.com/office/word/2016/wordml/cid" xmlns:w16cex="http://schemas.microsoft.com/office/word/2018/wordml/cex" xmlns:w15="http://schemas.microsoft.com/office/word/2012/wordml" xmlns:w14="http://schemas.microsoft.com/office/word/2010/wordml" xmlns:w="http://schemas.openxmlformats.org/wordprocessingml/2006/main" xmlns:w10="urn:schemas-microsoft-com:office:word" xmlns:wp14="http://schemas.microsoft.com/office/word/2010/wordprocessingDrawing" xmlns:v="urn:schemas-microsoft-com:vml" xmlns:oel="http://schemas.microsoft.com/office/2019/extlst" xmlns:o="urn:schemas-microsoft-com:office:office" xmlns:am3d="http://schemas.microsoft.com/office/drawing/2017/model3d" xmlns:aink="http://schemas.microsoft.com/office/drawing/2016/ink" xmlns:mc="http://schemas.openxmlformats.org/markup-compatibility/2006" xmlns:cx8="http://schemas.microsoft.com/office/drawing/2016/5/14/chartex" xmlns:cx7="http://schemas.microsoft.com/office/drawing/2016/5/13/chartex" xmlns:cx6="http://schemas.microsoft.com/office/drawing/2016/5/12/chartex" xmlns:cx5="http://schemas.microsoft.com/office/drawing/2016/5/11/chartex" xmlns:cx4="http://schemas.microsoft.com/office/drawing/2016/5/10/chartex" xmlns:cx3="http://schemas.microsoft.com/office/drawing/2016/5/9/chartex" xmlns:cx2="http://schemas.microsoft.com/office/drawing/2015/10/21/chartex" xmlns:cx1="http://schemas.microsoft.com/office/drawing/2015/9/8/chartex" xmlns:cx="http://schemas.microsoft.com/office/drawing/2014/chartex" xmlns:wpc="http://schemas.microsoft.com/office/word/2010/wordprocessingCanvas" xmlns="" val="0"/>
+                          <a14:useLocalDpi xmlns="" xmlns:wpc="http://schemas.microsoft.com/office/word/2010/wordprocessingCanvas" xmlns:cx="http://schemas.microsoft.com/office/drawing/2014/chartex" xmlns:cx1="http://schemas.microsoft.com/office/drawing/2015/9/8/chartex" xmlns:cx2="http://schemas.microsoft.com/office/drawing/2015/10/21/chartex" xmlns:cx3="http://schemas.microsoft.com/office/drawing/2016/5/9/chartex" xmlns:cx4="http://schemas.microsoft.com/office/drawing/2016/5/10/chartex" xmlns:cx5="http://schemas.microsoft.com/office/drawing/2016/5/11/chartex" xmlns:cx6="http://schemas.microsoft.com/office/drawing/2016/5/12/chartex" xmlns:cx7="http://schemas.microsoft.com/office/drawing/2016/5/13/chartex" xmlns:cx8="http://schemas.microsoft.com/office/drawing/2016/5/14/chartex" xmlns:mc="http://schemas.openxmlformats.org/markup-compatibility/2006" xmlns:aink="http://schemas.microsoft.com/office/drawing/2016/ink" xmlns:am3d="http://schemas.microsoft.com/office/drawing/2017/model3d" xmlns:o="urn:schemas-microsoft-com:office:office" xmlns:oel="http://schemas.microsoft.com/office/2019/extlst" xmlns:v="urn:schemas-microsoft-com:vml" xmlns:wp14="http://schemas.microsoft.com/office/word/2010/wordprocessingDrawing" xmlns:w10="urn:schemas-microsoft-com:office:word" xmlns:w="http://schemas.openxmlformats.org/wordprocessingml/2006/main" xmlns:w14="http://schemas.microsoft.com/office/word/2010/wordml" xmlns:w15="http://schemas.microsoft.com/office/word/2012/wordml" xmlns:w16cex="http://schemas.microsoft.com/office/word/2018/wordml/cex" xmlns:w16cid="http://schemas.microsoft.com/office/word/2016/wordml/cid" xmlns:w16="http://schemas.microsoft.com/office/word/2018/wordml" xmlns:w16du="http://schemas.microsoft.com/office/word/2023/wordml/word16du" xmlns:w16sdtdh="http://schemas.microsoft.com/office/word/2020/wordml/sdtdatahash" xmlns:w16sdtfl="http://schemas.microsoft.com/office/word/2024/wordml/sdtformatlock" xmlns:w16se="http://schemas.microsoft.com/office/word/2015/wordml/symex" xmlns:wpg="http://schemas.microsoft.com/office/word/2010/wordprocessingGroup" xmlns:wpi="http://schemas.microsoft.com/office/word/2010/wordprocessingInk" xmlns:wps="http://schemas.microsoft.com/office/word/2010/wordprocessingShape" xmlns:a14="http://schemas.microsoft.com/office/drawing/2010/main" val="0"/>
                         </a:ext>
                       </a:extLst>
                     </a:blip>
@@ -42445,7 +42425,7 @@
                     <a:blip r:embed="rId52" cstate="print">
                       <a:extLst>
                         <a:ext uri="{28A0092B-C50C-407E-A947-70E740481C1C}">
-                          <a14:useLocalDpi xmlns:a14="http://schemas.microsoft.com/office/drawing/2010/main" xmlns:wps="http://schemas.microsoft.com/office/word/2010/wordprocessingShape" xmlns:wpi="http://schemas.microsoft.com/office/word/2010/wordprocessingInk" xmlns:wpg="http://schemas.microsoft.com/office/word/2010/wordprocessingGroup" xmlns:w16se="http://schemas.microsoft.com/office/word/2015/wordml/symex" xmlns:w16sdtfl="http://schemas.microsoft.com/office/word/2024/wordml/sdtformatlock" xmlns:w16sdtdh="http://schemas.microsoft.com/office/word/2020/wordml/sdtdatahash" xmlns:w16du="http://schemas.microsoft.com/office/word/2023/wordml/word16du" xmlns:w16="http://schemas.microsoft.com/office/word/2018/wordml" xmlns:w16cid="http://schemas.microsoft.com/office/word/2016/wordml/cid" xmlns:w16cex="http://schemas.microsoft.com/office/word/2018/wordml/cex" xmlns:w15="http://schemas.microsoft.com/office/word/2012/wordml" xmlns:w14="http://schemas.microsoft.com/office/word/2010/wordml" xmlns:w="http://schemas.openxmlformats.org/wordprocessingml/2006/main" xmlns:w10="urn:schemas-microsoft-com:office:word" xmlns:wp14="http://schemas.microsoft.com/office/word/2010/wordprocessingDrawing" xmlns:v="urn:schemas-microsoft-com:vml" xmlns:oel="http://schemas.microsoft.com/office/2019/extlst" xmlns:o="urn:schemas-microsoft-com:office:office" xmlns:am3d="http://schemas.microsoft.com/office/drawing/2017/model3d" xmlns:aink="http://schemas.microsoft.com/office/drawing/2016/ink" xmlns:mc="http://schemas.openxmlformats.org/markup-compatibility/2006" xmlns:cx8="http://schemas.microsoft.com/office/drawing/2016/5/14/chartex" xmlns:cx7="http://schemas.microsoft.com/office/drawing/2016/5/13/chartex" xmlns:cx6="http://schemas.microsoft.com/office/drawing/2016/5/12/chartex" xmlns:cx5="http://schemas.microsoft.com/office/drawing/2016/5/11/chartex" xmlns:cx4="http://schemas.microsoft.com/office/drawing/2016/5/10/chartex" xmlns:cx3="http://schemas.microsoft.com/office/drawing/2016/5/9/chartex" xmlns:cx2="http://schemas.microsoft.com/office/drawing/2015/10/21/chartex" xmlns:cx1="http://schemas.microsoft.com/office/drawing/2015/9/8/chartex" xmlns:cx="http://schemas.microsoft.com/office/drawing/2014/chartex" xmlns:wpc="http://schemas.microsoft.com/office/word/2010/wordprocessingCanvas" xmlns="" val="0"/>
+                          <a14:useLocalDpi xmlns="" xmlns:wpc="http://schemas.microsoft.com/office/word/2010/wordprocessingCanvas" xmlns:cx="http://schemas.microsoft.com/office/drawing/2014/chartex" xmlns:cx1="http://schemas.microsoft.com/office/drawing/2015/9/8/chartex" xmlns:cx2="http://schemas.microsoft.com/office/drawing/2015/10/21/chartex" xmlns:cx3="http://schemas.microsoft.com/office/drawing/2016/5/9/chartex" xmlns:cx4="http://schemas.microsoft.com/office/drawing/2016/5/10/chartex" xmlns:cx5="http://schemas.microsoft.com/office/drawing/2016/5/11/chartex" xmlns:cx6="http://schemas.microsoft.com/office/drawing/2016/5/12/chartex" xmlns:cx7="http://schemas.microsoft.com/office/drawing/2016/5/13/chartex" xmlns:cx8="http://schemas.microsoft.com/office/drawing/2016/5/14/chartex" xmlns:mc="http://schemas.openxmlformats.org/markup-compatibility/2006" xmlns:aink="http://schemas.microsoft.com/office/drawing/2016/ink" xmlns:am3d="http://schemas.microsoft.com/office/drawing/2017/model3d" xmlns:o="urn:schemas-microsoft-com:office:office" xmlns:oel="http://schemas.microsoft.com/office/2019/extlst" xmlns:v="urn:schemas-microsoft-com:vml" xmlns:wp14="http://schemas.microsoft.com/office/word/2010/wordprocessingDrawing" xmlns:w10="urn:schemas-microsoft-com:office:word" xmlns:w="http://schemas.openxmlformats.org/wordprocessingml/2006/main" xmlns:w14="http://schemas.microsoft.com/office/word/2010/wordml" xmlns:w15="http://schemas.microsoft.com/office/word/2012/wordml" xmlns:w16cex="http://schemas.microsoft.com/office/word/2018/wordml/cex" xmlns:w16cid="http://schemas.microsoft.com/office/word/2016/wordml/cid" xmlns:w16="http://schemas.microsoft.com/office/word/2018/wordml" xmlns:w16du="http://schemas.microsoft.com/office/word/2023/wordml/word16du" xmlns:w16sdtdh="http://schemas.microsoft.com/office/word/2020/wordml/sdtdatahash" xmlns:w16sdtfl="http://schemas.microsoft.com/office/word/2024/wordml/sdtformatlock" xmlns:w16se="http://schemas.microsoft.com/office/word/2015/wordml/symex" xmlns:wpg="http://schemas.microsoft.com/office/word/2010/wordprocessingGroup" xmlns:wpi="http://schemas.microsoft.com/office/word/2010/wordprocessingInk" xmlns:wps="http://schemas.microsoft.com/office/word/2010/wordprocessingShape" xmlns:a14="http://schemas.microsoft.com/office/drawing/2010/main" val="0"/>
                         </a:ext>
                       </a:extLst>
                     </a:blip>
@@ -42490,13 +42470,7 @@
         <w:t xml:space="preserve">lyel szerzőre tudunk szűrni, de </w:t>
       </w:r>
       <w:r>
-        <w:t>ezeken kívül van lehetőségünk megjelenési dátum, megjelenési nyelv és ISBN-kód alapján is k</w:t>
-      </w:r>
-      <w:r>
-        <w:t>e</w:t>
-      </w:r>
-      <w:r>
-        <w:t>resni.</w:t>
+        <w:t>ezeken kívül van lehetőségünk megjelenési dátum, megjelenési nyelv és ISBN-kód alapján is keresni.</w:t>
       </w:r>
     </w:p>
     <w:p>
@@ -42533,7 +42507,7 @@
                     <a:blip r:embed="rId53" cstate="print">
                       <a:extLst>
                         <a:ext uri="{28A0092B-C50C-407E-A947-70E740481C1C}">
-                          <a14:useLocalDpi xmlns:a14="http://schemas.microsoft.com/office/drawing/2010/main" xmlns:wps="http://schemas.microsoft.com/office/word/2010/wordprocessingShape" xmlns:wpi="http://schemas.microsoft.com/office/word/2010/wordprocessingInk" xmlns:wpg="http://schemas.microsoft.com/office/word/2010/wordprocessingGroup" xmlns:w16se="http://schemas.microsoft.com/office/word/2015/wordml/symex" xmlns:w16sdtfl="http://schemas.microsoft.com/office/word/2024/wordml/sdtformatlock" xmlns:w16sdtdh="http://schemas.microsoft.com/office/word/2020/wordml/sdtdatahash" xmlns:w16du="http://schemas.microsoft.com/office/word/2023/wordml/word16du" xmlns:w16="http://schemas.microsoft.com/office/word/2018/wordml" xmlns:w16cid="http://schemas.microsoft.com/office/word/2016/wordml/cid" xmlns:w16cex="http://schemas.microsoft.com/office/word/2018/wordml/cex" xmlns:w15="http://schemas.microsoft.com/office/word/2012/wordml" xmlns:w14="http://schemas.microsoft.com/office/word/2010/wordml" xmlns:w="http://schemas.openxmlformats.org/wordprocessingml/2006/main" xmlns:w10="urn:schemas-microsoft-com:office:word" xmlns:wp14="http://schemas.microsoft.com/office/word/2010/wordprocessingDrawing" xmlns:v="urn:schemas-microsoft-com:vml" xmlns:oel="http://schemas.microsoft.com/office/2019/extlst" xmlns:o="urn:schemas-microsoft-com:office:office" xmlns:am3d="http://schemas.microsoft.com/office/drawing/2017/model3d" xmlns:aink="http://schemas.microsoft.com/office/drawing/2016/ink" xmlns:mc="http://schemas.openxmlformats.org/markup-compatibility/2006" xmlns:cx8="http://schemas.microsoft.com/office/drawing/2016/5/14/chartex" xmlns:cx7="http://schemas.microsoft.com/office/drawing/2016/5/13/chartex" xmlns:cx6="http://schemas.microsoft.com/office/drawing/2016/5/12/chartex" xmlns:cx5="http://schemas.microsoft.com/office/drawing/2016/5/11/chartex" xmlns:cx4="http://schemas.microsoft.com/office/drawing/2016/5/10/chartex" xmlns:cx3="http://schemas.microsoft.com/office/drawing/2016/5/9/chartex" xmlns:cx2="http://schemas.microsoft.com/office/drawing/2015/10/21/chartex" xmlns:cx1="http://schemas.microsoft.com/office/drawing/2015/9/8/chartex" xmlns:cx="http://schemas.microsoft.com/office/drawing/2014/chartex" xmlns:wpc="http://schemas.microsoft.com/office/word/2010/wordprocessingCanvas" xmlns="" val="0"/>
+                          <a14:useLocalDpi xmlns="" xmlns:wpc="http://schemas.microsoft.com/office/word/2010/wordprocessingCanvas" xmlns:cx="http://schemas.microsoft.com/office/drawing/2014/chartex" xmlns:cx1="http://schemas.microsoft.com/office/drawing/2015/9/8/chartex" xmlns:cx2="http://schemas.microsoft.com/office/drawing/2015/10/21/chartex" xmlns:cx3="http://schemas.microsoft.com/office/drawing/2016/5/9/chartex" xmlns:cx4="http://schemas.microsoft.com/office/drawing/2016/5/10/chartex" xmlns:cx5="http://schemas.microsoft.com/office/drawing/2016/5/11/chartex" xmlns:cx6="http://schemas.microsoft.com/office/drawing/2016/5/12/chartex" xmlns:cx7="http://schemas.microsoft.com/office/drawing/2016/5/13/chartex" xmlns:cx8="http://schemas.microsoft.com/office/drawing/2016/5/14/chartex" xmlns:mc="http://schemas.openxmlformats.org/markup-compatibility/2006" xmlns:aink="http://schemas.microsoft.com/office/drawing/2016/ink" xmlns:am3d="http://schemas.microsoft.com/office/drawing/2017/model3d" xmlns:o="urn:schemas-microsoft-com:office:office" xmlns:oel="http://schemas.microsoft.com/office/2019/extlst" xmlns:v="urn:schemas-microsoft-com:vml" xmlns:wp14="http://schemas.microsoft.com/office/word/2010/wordprocessingDrawing" xmlns:w10="urn:schemas-microsoft-com:office:word" xmlns:w="http://schemas.openxmlformats.org/wordprocessingml/2006/main" xmlns:w14="http://schemas.microsoft.com/office/word/2010/wordml" xmlns:w15="http://schemas.microsoft.com/office/word/2012/wordml" xmlns:w16cex="http://schemas.microsoft.com/office/word/2018/wordml/cex" xmlns:w16cid="http://schemas.microsoft.com/office/word/2016/wordml/cid" xmlns:w16="http://schemas.microsoft.com/office/word/2018/wordml" xmlns:w16du="http://schemas.microsoft.com/office/word/2023/wordml/word16du" xmlns:w16sdtdh="http://schemas.microsoft.com/office/word/2020/wordml/sdtdatahash" xmlns:w16sdtfl="http://schemas.microsoft.com/office/word/2024/wordml/sdtformatlock" xmlns:w16se="http://schemas.microsoft.com/office/word/2015/wordml/symex" xmlns:wpg="http://schemas.microsoft.com/office/word/2010/wordprocessingGroup" xmlns:wpi="http://schemas.microsoft.com/office/word/2010/wordprocessingInk" xmlns:wps="http://schemas.microsoft.com/office/word/2010/wordprocessingShape" xmlns:a14="http://schemas.microsoft.com/office/drawing/2010/main" val="0"/>
                         </a:ext>
                       </a:extLst>
                     </a:blip>
@@ -42623,7 +42597,7 @@
                     <a:blip r:embed="rId54" cstate="print">
                       <a:extLst>
                         <a:ext uri="{28A0092B-C50C-407E-A947-70E740481C1C}">
-                          <a14:useLocalDpi xmlns:a14="http://schemas.microsoft.com/office/drawing/2010/main" xmlns:wps="http://schemas.microsoft.com/office/word/2010/wordprocessingShape" xmlns:wpi="http://schemas.microsoft.com/office/word/2010/wordprocessingInk" xmlns:wpg="http://schemas.microsoft.com/office/word/2010/wordprocessingGroup" xmlns:w16se="http://schemas.microsoft.com/office/word/2015/wordml/symex" xmlns:w16sdtfl="http://schemas.microsoft.com/office/word/2024/wordml/sdtformatlock" xmlns:w16sdtdh="http://schemas.microsoft.com/office/word/2020/wordml/sdtdatahash" xmlns:w16du="http://schemas.microsoft.com/office/word/2023/wordml/word16du" xmlns:w16="http://schemas.microsoft.com/office/word/2018/wordml" xmlns:w16cid="http://schemas.microsoft.com/office/word/2016/wordml/cid" xmlns:w16cex="http://schemas.microsoft.com/office/word/2018/wordml/cex" xmlns:w15="http://schemas.microsoft.com/office/word/2012/wordml" xmlns:w14="http://schemas.microsoft.com/office/word/2010/wordml" xmlns:w="http://schemas.openxmlformats.org/wordprocessingml/2006/main" xmlns:w10="urn:schemas-microsoft-com:office:word" xmlns:wp14="http://schemas.microsoft.com/office/word/2010/wordprocessingDrawing" xmlns:v="urn:schemas-microsoft-com:vml" xmlns:oel="http://schemas.microsoft.com/office/2019/extlst" xmlns:o="urn:schemas-microsoft-com:office:office" xmlns:am3d="http://schemas.microsoft.com/office/drawing/2017/model3d" xmlns:aink="http://schemas.microsoft.com/office/drawing/2016/ink" xmlns:mc="http://schemas.openxmlformats.org/markup-compatibility/2006" xmlns:cx8="http://schemas.microsoft.com/office/drawing/2016/5/14/chartex" xmlns:cx7="http://schemas.microsoft.com/office/drawing/2016/5/13/chartex" xmlns:cx6="http://schemas.microsoft.com/office/drawing/2016/5/12/chartex" xmlns:cx5="http://schemas.microsoft.com/office/drawing/2016/5/11/chartex" xmlns:cx4="http://schemas.microsoft.com/office/drawing/2016/5/10/chartex" xmlns:cx3="http://schemas.microsoft.com/office/drawing/2016/5/9/chartex" xmlns:cx2="http://schemas.microsoft.com/office/drawing/2015/10/21/chartex" xmlns:cx1="http://schemas.microsoft.com/office/drawing/2015/9/8/chartex" xmlns:cx="http://schemas.microsoft.com/office/drawing/2014/chartex" xmlns:wpc="http://schemas.microsoft.com/office/word/2010/wordprocessingCanvas" xmlns="" val="0"/>
+                          <a14:useLocalDpi xmlns="" xmlns:wpc="http://schemas.microsoft.com/office/word/2010/wordprocessingCanvas" xmlns:cx="http://schemas.microsoft.com/office/drawing/2014/chartex" xmlns:cx1="http://schemas.microsoft.com/office/drawing/2015/9/8/chartex" xmlns:cx2="http://schemas.microsoft.com/office/drawing/2015/10/21/chartex" xmlns:cx3="http://schemas.microsoft.com/office/drawing/2016/5/9/chartex" xmlns:cx4="http://schemas.microsoft.com/office/drawing/2016/5/10/chartex" xmlns:cx5="http://schemas.microsoft.com/office/drawing/2016/5/11/chartex" xmlns:cx6="http://schemas.microsoft.com/office/drawing/2016/5/12/chartex" xmlns:cx7="http://schemas.microsoft.com/office/drawing/2016/5/13/chartex" xmlns:cx8="http://schemas.microsoft.com/office/drawing/2016/5/14/chartex" xmlns:mc="http://schemas.openxmlformats.org/markup-compatibility/2006" xmlns:aink="http://schemas.microsoft.com/office/drawing/2016/ink" xmlns:am3d="http://schemas.microsoft.com/office/drawing/2017/model3d" xmlns:o="urn:schemas-microsoft-com:office:office" xmlns:oel="http://schemas.microsoft.com/office/2019/extlst" xmlns:v="urn:schemas-microsoft-com:vml" xmlns:wp14="http://schemas.microsoft.com/office/word/2010/wordprocessingDrawing" xmlns:w10="urn:schemas-microsoft-com:office:word" xmlns:w="http://schemas.openxmlformats.org/wordprocessingml/2006/main" xmlns:w14="http://schemas.microsoft.com/office/word/2010/wordml" xmlns:w15="http://schemas.microsoft.com/office/word/2012/wordml" xmlns:w16cex="http://schemas.microsoft.com/office/word/2018/wordml/cex" xmlns:w16cid="http://schemas.microsoft.com/office/word/2016/wordml/cid" xmlns:w16="http://schemas.microsoft.com/office/word/2018/wordml" xmlns:w16du="http://schemas.microsoft.com/office/word/2023/wordml/word16du" xmlns:w16sdtdh="http://schemas.microsoft.com/office/word/2020/wordml/sdtdatahash" xmlns:w16sdtfl="http://schemas.microsoft.com/office/word/2024/wordml/sdtformatlock" xmlns:w16se="http://schemas.microsoft.com/office/word/2015/wordml/symex" xmlns:wpg="http://schemas.microsoft.com/office/word/2010/wordprocessingGroup" xmlns:wpi="http://schemas.microsoft.com/office/word/2010/wordprocessingInk" xmlns:wps="http://schemas.microsoft.com/office/word/2010/wordprocessingShape" xmlns:a14="http://schemas.microsoft.com/office/drawing/2010/main" val="0"/>
                         </a:ext>
                       </a:extLst>
                     </a:blip>
@@ -42687,7 +42661,7 @@
                     <a:blip r:embed="rId55" cstate="print">
                       <a:extLst>
                         <a:ext uri="{28A0092B-C50C-407E-A947-70E740481C1C}">
-                          <a14:useLocalDpi xmlns:a14="http://schemas.microsoft.com/office/drawing/2010/main" xmlns:wps="http://schemas.microsoft.com/office/word/2010/wordprocessingShape" xmlns:wpi="http://schemas.microsoft.com/office/word/2010/wordprocessingInk" xmlns:wpg="http://schemas.microsoft.com/office/word/2010/wordprocessingGroup" xmlns:w16se="http://schemas.microsoft.com/office/word/2015/wordml/symex" xmlns:w16sdtfl="http://schemas.microsoft.com/office/word/2024/wordml/sdtformatlock" xmlns:w16sdtdh="http://schemas.microsoft.com/office/word/2020/wordml/sdtdatahash" xmlns:w16du="http://schemas.microsoft.com/office/word/2023/wordml/word16du" xmlns:w16="http://schemas.microsoft.com/office/word/2018/wordml" xmlns:w16cid="http://schemas.microsoft.com/office/word/2016/wordml/cid" xmlns:w16cex="http://schemas.microsoft.com/office/word/2018/wordml/cex" xmlns:w15="http://schemas.microsoft.com/office/word/2012/wordml" xmlns:w14="http://schemas.microsoft.com/office/word/2010/wordml" xmlns:w="http://schemas.openxmlformats.org/wordprocessingml/2006/main" xmlns:w10="urn:schemas-microsoft-com:office:word" xmlns:wp14="http://schemas.microsoft.com/office/word/2010/wordprocessingDrawing" xmlns:v="urn:schemas-microsoft-com:vml" xmlns:oel="http://schemas.microsoft.com/office/2019/extlst" xmlns:o="urn:schemas-microsoft-com:office:office" xmlns:am3d="http://schemas.microsoft.com/office/drawing/2017/model3d" xmlns:aink="http://schemas.microsoft.com/office/drawing/2016/ink" xmlns:mc="http://schemas.openxmlformats.org/markup-compatibility/2006" xmlns:cx8="http://schemas.microsoft.com/office/drawing/2016/5/14/chartex" xmlns:cx7="http://schemas.microsoft.com/office/drawing/2016/5/13/chartex" xmlns:cx6="http://schemas.microsoft.com/office/drawing/2016/5/12/chartex" xmlns:cx5="http://schemas.microsoft.com/office/drawing/2016/5/11/chartex" xmlns:cx4="http://schemas.microsoft.com/office/drawing/2016/5/10/chartex" xmlns:cx3="http://schemas.microsoft.com/office/drawing/2016/5/9/chartex" xmlns:cx2="http://schemas.microsoft.com/office/drawing/2015/10/21/chartex" xmlns:cx1="http://schemas.microsoft.com/office/drawing/2015/9/8/chartex" xmlns:cx="http://schemas.microsoft.com/office/drawing/2014/chartex" xmlns:wpc="http://schemas.microsoft.com/office/word/2010/wordprocessingCanvas" xmlns="" val="0"/>
+                          <a14:useLocalDpi xmlns="" xmlns:wpc="http://schemas.microsoft.com/office/word/2010/wordprocessingCanvas" xmlns:cx="http://schemas.microsoft.com/office/drawing/2014/chartex" xmlns:cx1="http://schemas.microsoft.com/office/drawing/2015/9/8/chartex" xmlns:cx2="http://schemas.microsoft.com/office/drawing/2015/10/21/chartex" xmlns:cx3="http://schemas.microsoft.com/office/drawing/2016/5/9/chartex" xmlns:cx4="http://schemas.microsoft.com/office/drawing/2016/5/10/chartex" xmlns:cx5="http://schemas.microsoft.com/office/drawing/2016/5/11/chartex" xmlns:cx6="http://schemas.microsoft.com/office/drawing/2016/5/12/chartex" xmlns:cx7="http://schemas.microsoft.com/office/drawing/2016/5/13/chartex" xmlns:cx8="http://schemas.microsoft.com/office/drawing/2016/5/14/chartex" xmlns:mc="http://schemas.openxmlformats.org/markup-compatibility/2006" xmlns:aink="http://schemas.microsoft.com/office/drawing/2016/ink" xmlns:am3d="http://schemas.microsoft.com/office/drawing/2017/model3d" xmlns:o="urn:schemas-microsoft-com:office:office" xmlns:oel="http://schemas.microsoft.com/office/2019/extlst" xmlns:v="urn:schemas-microsoft-com:vml" xmlns:wp14="http://schemas.microsoft.com/office/word/2010/wordprocessingDrawing" xmlns:w10="urn:schemas-microsoft-com:office:word" xmlns:w="http://schemas.openxmlformats.org/wordprocessingml/2006/main" xmlns:w14="http://schemas.microsoft.com/office/word/2010/wordml" xmlns:w15="http://schemas.microsoft.com/office/word/2012/wordml" xmlns:w16cex="http://schemas.microsoft.com/office/word/2018/wordml/cex" xmlns:w16cid="http://schemas.microsoft.com/office/word/2016/wordml/cid" xmlns:w16="http://schemas.microsoft.com/office/word/2018/wordml" xmlns:w16du="http://schemas.microsoft.com/office/word/2023/wordml/word16du" xmlns:w16sdtdh="http://schemas.microsoft.com/office/word/2020/wordml/sdtdatahash" xmlns:w16sdtfl="http://schemas.microsoft.com/office/word/2024/wordml/sdtformatlock" xmlns:w16se="http://schemas.microsoft.com/office/word/2015/wordml/symex" xmlns:wpg="http://schemas.microsoft.com/office/word/2010/wordprocessingGroup" xmlns:wpi="http://schemas.microsoft.com/office/word/2010/wordprocessingInk" xmlns:wps="http://schemas.microsoft.com/office/word/2010/wordprocessingShape" xmlns:a14="http://schemas.microsoft.com/office/drawing/2010/main" val="0"/>
                         </a:ext>
                       </a:extLst>
                     </a:blip>
@@ -42885,7 +42859,7 @@
                     <a:blip r:embed="rId56" cstate="print">
                       <a:extLst>
                         <a:ext uri="{28A0092B-C50C-407E-A947-70E740481C1C}">
-                          <a14:useLocalDpi xmlns:a14="http://schemas.microsoft.com/office/drawing/2010/main" xmlns:wps="http://schemas.microsoft.com/office/word/2010/wordprocessingShape" xmlns:wpi="http://schemas.microsoft.com/office/word/2010/wordprocessingInk" xmlns:wpg="http://schemas.microsoft.com/office/word/2010/wordprocessingGroup" xmlns:w16se="http://schemas.microsoft.com/office/word/2015/wordml/symex" xmlns:w16sdtfl="http://schemas.microsoft.com/office/word/2024/wordml/sdtformatlock" xmlns:w16sdtdh="http://schemas.microsoft.com/office/word/2020/wordml/sdtdatahash" xmlns:w16du="http://schemas.microsoft.com/office/word/2023/wordml/word16du" xmlns:w16="http://schemas.microsoft.com/office/word/2018/wordml" xmlns:w16cid="http://schemas.microsoft.com/office/word/2016/wordml/cid" xmlns:w16cex="http://schemas.microsoft.com/office/word/2018/wordml/cex" xmlns:w15="http://schemas.microsoft.com/office/word/2012/wordml" xmlns:w14="http://schemas.microsoft.com/office/word/2010/wordml" xmlns:w="http://schemas.openxmlformats.org/wordprocessingml/2006/main" xmlns:w10="urn:schemas-microsoft-com:office:word" xmlns:wp14="http://schemas.microsoft.com/office/word/2010/wordprocessingDrawing" xmlns:v="urn:schemas-microsoft-com:vml" xmlns:oel="http://schemas.microsoft.com/office/2019/extlst" xmlns:o="urn:schemas-microsoft-com:office:office" xmlns:am3d="http://schemas.microsoft.com/office/drawing/2017/model3d" xmlns:aink="http://schemas.microsoft.com/office/drawing/2016/ink" xmlns:mc="http://schemas.openxmlformats.org/markup-compatibility/2006" xmlns:cx8="http://schemas.microsoft.com/office/drawing/2016/5/14/chartex" xmlns:cx7="http://schemas.microsoft.com/office/drawing/2016/5/13/chartex" xmlns:cx6="http://schemas.microsoft.com/office/drawing/2016/5/12/chartex" xmlns:cx5="http://schemas.microsoft.com/office/drawing/2016/5/11/chartex" xmlns:cx4="http://schemas.microsoft.com/office/drawing/2016/5/10/chartex" xmlns:cx3="http://schemas.microsoft.com/office/drawing/2016/5/9/chartex" xmlns:cx2="http://schemas.microsoft.com/office/drawing/2015/10/21/chartex" xmlns:cx1="http://schemas.microsoft.com/office/drawing/2015/9/8/chartex" xmlns:cx="http://schemas.microsoft.com/office/drawing/2014/chartex" xmlns:wpc="http://schemas.microsoft.com/office/word/2010/wordprocessingCanvas" xmlns="" val="0"/>
+                          <a14:useLocalDpi xmlns="" xmlns:wpc="http://schemas.microsoft.com/office/word/2010/wordprocessingCanvas" xmlns:cx="http://schemas.microsoft.com/office/drawing/2014/chartex" xmlns:cx1="http://schemas.microsoft.com/office/drawing/2015/9/8/chartex" xmlns:cx2="http://schemas.microsoft.com/office/drawing/2015/10/21/chartex" xmlns:cx3="http://schemas.microsoft.com/office/drawing/2016/5/9/chartex" xmlns:cx4="http://schemas.microsoft.com/office/drawing/2016/5/10/chartex" xmlns:cx5="http://schemas.microsoft.com/office/drawing/2016/5/11/chartex" xmlns:cx6="http://schemas.microsoft.com/office/drawing/2016/5/12/chartex" xmlns:cx7="http://schemas.microsoft.com/office/drawing/2016/5/13/chartex" xmlns:cx8="http://schemas.microsoft.com/office/drawing/2016/5/14/chartex" xmlns:mc="http://schemas.openxmlformats.org/markup-compatibility/2006" xmlns:aink="http://schemas.microsoft.com/office/drawing/2016/ink" xmlns:am3d="http://schemas.microsoft.com/office/drawing/2017/model3d" xmlns:o="urn:schemas-microsoft-com:office:office" xmlns:oel="http://schemas.microsoft.com/office/2019/extlst" xmlns:v="urn:schemas-microsoft-com:vml" xmlns:wp14="http://schemas.microsoft.com/office/word/2010/wordprocessingDrawing" xmlns:w10="urn:schemas-microsoft-com:office:word" xmlns:w="http://schemas.openxmlformats.org/wordprocessingml/2006/main" xmlns:w14="http://schemas.microsoft.com/office/word/2010/wordml" xmlns:w15="http://schemas.microsoft.com/office/word/2012/wordml" xmlns:w16cex="http://schemas.microsoft.com/office/word/2018/wordml/cex" xmlns:w16cid="http://schemas.microsoft.com/office/word/2016/wordml/cid" xmlns:w16="http://schemas.microsoft.com/office/word/2018/wordml" xmlns:w16du="http://schemas.microsoft.com/office/word/2023/wordml/word16du" xmlns:w16sdtdh="http://schemas.microsoft.com/office/word/2020/wordml/sdtdatahash" xmlns:w16sdtfl="http://schemas.microsoft.com/office/word/2024/wordml/sdtformatlock" xmlns:w16se="http://schemas.microsoft.com/office/word/2015/wordml/symex" xmlns:wpg="http://schemas.microsoft.com/office/word/2010/wordprocessingGroup" xmlns:wpi="http://schemas.microsoft.com/office/word/2010/wordprocessingInk" xmlns:wps="http://schemas.microsoft.com/office/word/2010/wordprocessingShape" xmlns:a14="http://schemas.microsoft.com/office/drawing/2010/main" val="0"/>
                         </a:ext>
                       </a:extLst>
                     </a:blip>
@@ -42932,7 +42906,7 @@
                     <a:blip r:embed="rId57" cstate="print">
                       <a:extLst>
                         <a:ext uri="{28A0092B-C50C-407E-A947-70E740481C1C}">
-                          <a14:useLocalDpi xmlns:a14="http://schemas.microsoft.com/office/drawing/2010/main" xmlns:wps="http://schemas.microsoft.com/office/word/2010/wordprocessingShape" xmlns:wpi="http://schemas.microsoft.com/office/word/2010/wordprocessingInk" xmlns:wpg="http://schemas.microsoft.com/office/word/2010/wordprocessingGroup" xmlns:w16se="http://schemas.microsoft.com/office/word/2015/wordml/symex" xmlns:w16sdtfl="http://schemas.microsoft.com/office/word/2024/wordml/sdtformatlock" xmlns:w16sdtdh="http://schemas.microsoft.com/office/word/2020/wordml/sdtdatahash" xmlns:w16du="http://schemas.microsoft.com/office/word/2023/wordml/word16du" xmlns:w16="http://schemas.microsoft.com/office/word/2018/wordml" xmlns:w16cid="http://schemas.microsoft.com/office/word/2016/wordml/cid" xmlns:w16cex="http://schemas.microsoft.com/office/word/2018/wordml/cex" xmlns:w15="http://schemas.microsoft.com/office/word/2012/wordml" xmlns:w14="http://schemas.microsoft.com/office/word/2010/wordml" xmlns:w="http://schemas.openxmlformats.org/wordprocessingml/2006/main" xmlns:w10="urn:schemas-microsoft-com:office:word" xmlns:wp14="http://schemas.microsoft.com/office/word/2010/wordprocessingDrawing" xmlns:v="urn:schemas-microsoft-com:vml" xmlns:oel="http://schemas.microsoft.com/office/2019/extlst" xmlns:o="urn:schemas-microsoft-com:office:office" xmlns:am3d="http://schemas.microsoft.com/office/drawing/2017/model3d" xmlns:aink="http://schemas.microsoft.com/office/drawing/2016/ink" xmlns:mc="http://schemas.openxmlformats.org/markup-compatibility/2006" xmlns:cx8="http://schemas.microsoft.com/office/drawing/2016/5/14/chartex" xmlns:cx7="http://schemas.microsoft.com/office/drawing/2016/5/13/chartex" xmlns:cx6="http://schemas.microsoft.com/office/drawing/2016/5/12/chartex" xmlns:cx5="http://schemas.microsoft.com/office/drawing/2016/5/11/chartex" xmlns:cx4="http://schemas.microsoft.com/office/drawing/2016/5/10/chartex" xmlns:cx3="http://schemas.microsoft.com/office/drawing/2016/5/9/chartex" xmlns:cx2="http://schemas.microsoft.com/office/drawing/2015/10/21/chartex" xmlns:cx1="http://schemas.microsoft.com/office/drawing/2015/9/8/chartex" xmlns:cx="http://schemas.microsoft.com/office/drawing/2014/chartex" xmlns:wpc="http://schemas.microsoft.com/office/word/2010/wordprocessingCanvas" xmlns="" val="0"/>
+                          <a14:useLocalDpi xmlns="" xmlns:wpc="http://schemas.microsoft.com/office/word/2010/wordprocessingCanvas" xmlns:cx="http://schemas.microsoft.com/office/drawing/2014/chartex" xmlns:cx1="http://schemas.microsoft.com/office/drawing/2015/9/8/chartex" xmlns:cx2="http://schemas.microsoft.com/office/drawing/2015/10/21/chartex" xmlns:cx3="http://schemas.microsoft.com/office/drawing/2016/5/9/chartex" xmlns:cx4="http://schemas.microsoft.com/office/drawing/2016/5/10/chartex" xmlns:cx5="http://schemas.microsoft.com/office/drawing/2016/5/11/chartex" xmlns:cx6="http://schemas.microsoft.com/office/drawing/2016/5/12/chartex" xmlns:cx7="http://schemas.microsoft.com/office/drawing/2016/5/13/chartex" xmlns:cx8="http://schemas.microsoft.com/office/drawing/2016/5/14/chartex" xmlns:mc="http://schemas.openxmlformats.org/markup-compatibility/2006" xmlns:aink="http://schemas.microsoft.com/office/drawing/2016/ink" xmlns:am3d="http://schemas.microsoft.com/office/drawing/2017/model3d" xmlns:o="urn:schemas-microsoft-com:office:office" xmlns:oel="http://schemas.microsoft.com/office/2019/extlst" xmlns:v="urn:schemas-microsoft-com:vml" xmlns:wp14="http://schemas.microsoft.com/office/word/2010/wordprocessingDrawing" xmlns:w10="urn:schemas-microsoft-com:office:word" xmlns:w="http://schemas.openxmlformats.org/wordprocessingml/2006/main" xmlns:w14="http://schemas.microsoft.com/office/word/2010/wordml" xmlns:w15="http://schemas.microsoft.com/office/word/2012/wordml" xmlns:w16cex="http://schemas.microsoft.com/office/word/2018/wordml/cex" xmlns:w16cid="http://schemas.microsoft.com/office/word/2016/wordml/cid" xmlns:w16="http://schemas.microsoft.com/office/word/2018/wordml" xmlns:w16du="http://schemas.microsoft.com/office/word/2023/wordml/word16du" xmlns:w16sdtdh="http://schemas.microsoft.com/office/word/2020/wordml/sdtdatahash" xmlns:w16sdtfl="http://schemas.microsoft.com/office/word/2024/wordml/sdtformatlock" xmlns:w16se="http://schemas.microsoft.com/office/word/2015/wordml/symex" xmlns:wpg="http://schemas.microsoft.com/office/word/2010/wordprocessingGroup" xmlns:wpi="http://schemas.microsoft.com/office/word/2010/wordprocessingInk" xmlns:wps="http://schemas.microsoft.com/office/word/2010/wordprocessingShape" xmlns:a14="http://schemas.microsoft.com/office/drawing/2010/main" val="0"/>
                         </a:ext>
                       </a:extLst>
                     </a:blip>
@@ -42952,7 +42926,7 @@
                     </a:ln>
                     <a:extLst>
                       <a:ext uri="{53640926-AAD7-44D8-BBD7-CCE9431645EC}">
-                        <a14:shadowObscured xmlns:a14="http://schemas.microsoft.com/office/drawing/2010/main" xmlns:wps="http://schemas.microsoft.com/office/word/2010/wordprocessingShape" xmlns:wpi="http://schemas.microsoft.com/office/word/2010/wordprocessingInk" xmlns:wpg="http://schemas.microsoft.com/office/word/2010/wordprocessingGroup" xmlns:w16se="http://schemas.microsoft.com/office/word/2015/wordml/symex" xmlns:w16sdtfl="http://schemas.microsoft.com/office/word/2024/wordml/sdtformatlock" xmlns:w16sdtdh="http://schemas.microsoft.com/office/word/2020/wordml/sdtdatahash" xmlns:w16du="http://schemas.microsoft.com/office/word/2023/wordml/word16du" xmlns:w16="http://schemas.microsoft.com/office/word/2018/wordml" xmlns:w16cid="http://schemas.microsoft.com/office/word/2016/wordml/cid" xmlns:w16cex="http://schemas.microsoft.com/office/word/2018/wordml/cex" xmlns:w15="http://schemas.microsoft.com/office/word/2012/wordml" xmlns:w14="http://schemas.microsoft.com/office/word/2010/wordml" xmlns:w="http://schemas.openxmlformats.org/wordprocessingml/2006/main" xmlns:w10="urn:schemas-microsoft-com:office:word" xmlns:wp14="http://schemas.microsoft.com/office/word/2010/wordprocessingDrawing" xmlns:v="urn:schemas-microsoft-com:vml" xmlns:oel="http://schemas.microsoft.com/office/2019/extlst" xmlns:o="urn:schemas-microsoft-com:office:office" xmlns:am3d="http://schemas.microsoft.com/office/drawing/2017/model3d" xmlns:aink="http://schemas.microsoft.com/office/drawing/2016/ink" xmlns:mc="http://schemas.openxmlformats.org/markup-compatibility/2006" xmlns:cx8="http://schemas.microsoft.com/office/drawing/2016/5/14/chartex" xmlns:cx7="http://schemas.microsoft.com/office/drawing/2016/5/13/chartex" xmlns:cx6="http://schemas.microsoft.com/office/drawing/2016/5/12/chartex" xmlns:cx5="http://schemas.microsoft.com/office/drawing/2016/5/11/chartex" xmlns:cx4="http://schemas.microsoft.com/office/drawing/2016/5/10/chartex" xmlns:cx3="http://schemas.microsoft.com/office/drawing/2016/5/9/chartex" xmlns:cx2="http://schemas.microsoft.com/office/drawing/2015/10/21/chartex" xmlns:cx1="http://schemas.microsoft.com/office/drawing/2015/9/8/chartex" xmlns:cx="http://schemas.microsoft.com/office/drawing/2014/chartex" xmlns:wpc="http://schemas.microsoft.com/office/word/2010/wordprocessingCanvas" xmlns=""/>
+                        <a14:shadowObscured xmlns="" xmlns:wpc="http://schemas.microsoft.com/office/word/2010/wordprocessingCanvas" xmlns:cx="http://schemas.microsoft.com/office/drawing/2014/chartex" xmlns:cx1="http://schemas.microsoft.com/office/drawing/2015/9/8/chartex" xmlns:cx2="http://schemas.microsoft.com/office/drawing/2015/10/21/chartex" xmlns:cx3="http://schemas.microsoft.com/office/drawing/2016/5/9/chartex" xmlns:cx4="http://schemas.microsoft.com/office/drawing/2016/5/10/chartex" xmlns:cx5="http://schemas.microsoft.com/office/drawing/2016/5/11/chartex" xmlns:cx6="http://schemas.microsoft.com/office/drawing/2016/5/12/chartex" xmlns:cx7="http://schemas.microsoft.com/office/drawing/2016/5/13/chartex" xmlns:cx8="http://schemas.microsoft.com/office/drawing/2016/5/14/chartex" xmlns:mc="http://schemas.openxmlformats.org/markup-compatibility/2006" xmlns:aink="http://schemas.microsoft.com/office/drawing/2016/ink" xmlns:am3d="http://schemas.microsoft.com/office/drawing/2017/model3d" xmlns:o="urn:schemas-microsoft-com:office:office" xmlns:oel="http://schemas.microsoft.com/office/2019/extlst" xmlns:v="urn:schemas-microsoft-com:vml" xmlns:wp14="http://schemas.microsoft.com/office/word/2010/wordprocessingDrawing" xmlns:w10="urn:schemas-microsoft-com:office:word" xmlns:w="http://schemas.openxmlformats.org/wordprocessingml/2006/main" xmlns:w14="http://schemas.microsoft.com/office/word/2010/wordml" xmlns:w15="http://schemas.microsoft.com/office/word/2012/wordml" xmlns:w16cex="http://schemas.microsoft.com/office/word/2018/wordml/cex" xmlns:w16cid="http://schemas.microsoft.com/office/word/2016/wordml/cid" xmlns:w16="http://schemas.microsoft.com/office/word/2018/wordml" xmlns:w16du="http://schemas.microsoft.com/office/word/2023/wordml/word16du" xmlns:w16sdtdh="http://schemas.microsoft.com/office/word/2020/wordml/sdtdatahash" xmlns:w16sdtfl="http://schemas.microsoft.com/office/word/2024/wordml/sdtformatlock" xmlns:w16se="http://schemas.microsoft.com/office/word/2015/wordml/symex" xmlns:wpg="http://schemas.microsoft.com/office/word/2010/wordprocessingGroup" xmlns:wpi="http://schemas.microsoft.com/office/word/2010/wordprocessingInk" xmlns:wps="http://schemas.microsoft.com/office/word/2010/wordprocessingShape" xmlns:a14="http://schemas.microsoft.com/office/drawing/2010/main"/>
                       </a:ext>
                     </a:extLst>
                   </pic:spPr>
@@ -43402,7 +43376,7 @@
             <w:rPr>
               <w:noProof/>
             </w:rPr>
-            <w:t>23</w:t>
+            <w:t>11</w:t>
           </w:r>
         </w:fldSimple>
       </w:p>
@@ -43444,7 +43418,7 @@
         <w:rPr>
           <w:noProof/>
         </w:rPr>
-        <w:t>28</w:t>
+        <w:t>71</w:t>
       </w:r>
     </w:fldSimple>
   </w:p>
@@ -54987,6 +54961,10 @@
 </file>
 
 <file path=customXml/item1.xml><?xml version="1.0" encoding="utf-8"?>
+<b:Sources xmlns:b="http://schemas.openxmlformats.org/officeDocument/2006/bibliography" xmlns="http://schemas.openxmlformats.org/officeDocument/2006/bibliography" SelectedStyle="\APASixthEditionOfficeOnline.xsl" StyleName="APA" Version="6"/>
+</file>
+
+<file path=customXml/item2.xml><?xml version="1.0" encoding="utf-8"?>
 <?mso-contentType ?>
 <FormTemplates xmlns="http://schemas.microsoft.com/sharepoint/v3/contenttype/forms">
   <Display>DocumentLibraryForm</Display>
@@ -54995,137 +54973,7 @@
 </FormTemplates>
 </file>
 
-<file path=customXml/item2.xml><?xml version="1.0" encoding="utf-8"?>
-<b:Sources xmlns:b="http://schemas.openxmlformats.org/officeDocument/2006/bibliography" xmlns="http://schemas.openxmlformats.org/officeDocument/2006/bibliography" SelectedStyle="\APASixthEditionOfficeOnline.xsl" StyleName="APA" Version="6"/>
-</file>
-
 <file path=customXml/item3.xml><?xml version="1.0" encoding="utf-8"?>
-<p:properties xmlns:p="http://schemas.microsoft.com/office/2006/metadata/properties" xmlns:xsi="http://www.w3.org/2001/XMLSchema-instance" xmlns:pc="http://schemas.microsoft.com/office/infopath/2007/PartnerControls">
-  <documentManagement>
-    <MarketSpecific xmlns="5fce2081-f58c-44ad-b03c-4d426a1b6afa">false</MarketSpecific>
-    <ApprovalStatus xmlns="5fce2081-f58c-44ad-b03c-4d426a1b6afa">InProgress</ApprovalStatus>
-    <LocComments xmlns="5fce2081-f58c-44ad-b03c-4d426a1b6afa" xsi:nil="true"/>
-    <DirectSourceMarket xmlns="5fce2081-f58c-44ad-b03c-4d426a1b6afa">english</DirectSourceMarket>
-    <ThumbnailAssetId xmlns="5fce2081-f58c-44ad-b03c-4d426a1b6afa" xsi:nil="true"/>
-    <PrimaryImageGen xmlns="5fce2081-f58c-44ad-b03c-4d426a1b6afa">true</PrimaryImageGen>
-    <LegacyData xmlns="5fce2081-f58c-44ad-b03c-4d426a1b6afa" xsi:nil="true"/>
-    <TPFriendlyName xmlns="5fce2081-f58c-44ad-b03c-4d426a1b6afa" xsi:nil="true"/>
-    <NumericId xmlns="5fce2081-f58c-44ad-b03c-4d426a1b6afa" xsi:nil="true"/>
-    <LocRecommendedHandoff xmlns="5fce2081-f58c-44ad-b03c-4d426a1b6afa" xsi:nil="true"/>
-    <BlockPublish xmlns="5fce2081-f58c-44ad-b03c-4d426a1b6afa">false</BlockPublish>
-    <BusinessGroup xmlns="5fce2081-f58c-44ad-b03c-4d426a1b6afa" xsi:nil="true"/>
-    <OpenTemplate xmlns="5fce2081-f58c-44ad-b03c-4d426a1b6afa">true</OpenTemplate>
-    <SourceTitle xmlns="5fce2081-f58c-44ad-b03c-4d426a1b6afa">Outline for school report</SourceTitle>
-    <APEditor xmlns="5fce2081-f58c-44ad-b03c-4d426a1b6afa">
-      <UserInfo>
-        <DisplayName/>
-        <AccountId xsi:nil="true"/>
-        <AccountType/>
-      </UserInfo>
-    </APEditor>
-    <UALocComments xmlns="5fce2081-f58c-44ad-b03c-4d426a1b6afa">2007 Template UpLeveling Do Not HandOff</UALocComments>
-    <IntlLangReviewDate xmlns="5fce2081-f58c-44ad-b03c-4d426a1b6afa" xsi:nil="true"/>
-    <PublishStatusLookup xmlns="5fce2081-f58c-44ad-b03c-4d426a1b6afa">
-      <Value>353315</Value>
-      <Value>353321</Value>
-    </PublishStatusLookup>
-    <ParentAssetId xmlns="5fce2081-f58c-44ad-b03c-4d426a1b6afa" xsi:nil="true"/>
-    <FeatureTagsTaxHTField0 xmlns="5fce2081-f58c-44ad-b03c-4d426a1b6afa">
-      <Terms xmlns="http://schemas.microsoft.com/office/infopath/2007/PartnerControls"/>
-    </FeatureTagsTaxHTField0>
-    <MachineTranslated xmlns="5fce2081-f58c-44ad-b03c-4d426a1b6afa">false</MachineTranslated>
-    <Providers xmlns="5fce2081-f58c-44ad-b03c-4d426a1b6afa" xsi:nil="true"/>
-    <OriginalSourceMarket xmlns="5fce2081-f58c-44ad-b03c-4d426a1b6afa">english</OriginalSourceMarket>
-    <APDescription xmlns="5fce2081-f58c-44ad-b03c-4d426a1b6afa" xsi:nil="true"/>
-    <ContentItem xmlns="5fce2081-f58c-44ad-b03c-4d426a1b6afa" xsi:nil="true"/>
-    <ClipArtFilename xmlns="5fce2081-f58c-44ad-b03c-4d426a1b6afa" xsi:nil="true"/>
-    <TPInstallLocation xmlns="5fce2081-f58c-44ad-b03c-4d426a1b6afa" xsi:nil="true"/>
-    <TimesCloned xmlns="5fce2081-f58c-44ad-b03c-4d426a1b6afa" xsi:nil="true"/>
-    <PublishTargets xmlns="5fce2081-f58c-44ad-b03c-4d426a1b6afa">OfficeOnline,OfficeOnlineVNext</PublishTargets>
-    <AcquiredFrom xmlns="5fce2081-f58c-44ad-b03c-4d426a1b6afa">Internal MS</AcquiredFrom>
-    <AssetStart xmlns="5fce2081-f58c-44ad-b03c-4d426a1b6afa">2012-01-06T18:26:00+00:00</AssetStart>
-    <FriendlyTitle xmlns="5fce2081-f58c-44ad-b03c-4d426a1b6afa" xsi:nil="true"/>
-    <Provider xmlns="5fce2081-f58c-44ad-b03c-4d426a1b6afa" xsi:nil="true"/>
-    <LastHandOff xmlns="5fce2081-f58c-44ad-b03c-4d426a1b6afa" xsi:nil="true"/>
-    <Manager xmlns="5fce2081-f58c-44ad-b03c-4d426a1b6afa" xsi:nil="true"/>
-    <UALocRecommendation xmlns="5fce2081-f58c-44ad-b03c-4d426a1b6afa">Localize</UALocRecommendation>
-    <ArtSampleDocs xmlns="5fce2081-f58c-44ad-b03c-4d426a1b6afa" xsi:nil="true"/>
-    <UACurrentWords xmlns="5fce2081-f58c-44ad-b03c-4d426a1b6afa" xsi:nil="true"/>
-    <TPClientViewer xmlns="5fce2081-f58c-44ad-b03c-4d426a1b6afa" xsi:nil="true"/>
-    <TemplateStatus xmlns="5fce2081-f58c-44ad-b03c-4d426a1b6afa">Complete</TemplateStatus>
-    <ShowIn xmlns="5fce2081-f58c-44ad-b03c-4d426a1b6afa">Show everywhere</ShowIn>
-    <CSXHash xmlns="5fce2081-f58c-44ad-b03c-4d426a1b6afa" xsi:nil="true"/>
-    <Downloads xmlns="5fce2081-f58c-44ad-b03c-4d426a1b6afa">0</Downloads>
-    <VoteCount xmlns="5fce2081-f58c-44ad-b03c-4d426a1b6afa" xsi:nil="true"/>
-    <OOCacheId xmlns="5fce2081-f58c-44ad-b03c-4d426a1b6afa" xsi:nil="true"/>
-    <IsDeleted xmlns="5fce2081-f58c-44ad-b03c-4d426a1b6afa">false</IsDeleted>
-    <InternalTagsTaxHTField0 xmlns="5fce2081-f58c-44ad-b03c-4d426a1b6afa">
-      <Terms xmlns="http://schemas.microsoft.com/office/infopath/2007/PartnerControls"/>
-    </InternalTagsTaxHTField0>
-    <UANotes xmlns="5fce2081-f58c-44ad-b03c-4d426a1b6afa">2003 to 2007 conversion</UANotes>
-    <AssetExpire xmlns="5fce2081-f58c-44ad-b03c-4d426a1b6afa">2035-01-01T08:00:00+00:00</AssetExpire>
-    <CSXSubmissionMarket xmlns="5fce2081-f58c-44ad-b03c-4d426a1b6afa" xsi:nil="true"/>
-    <DSATActionTaken xmlns="5fce2081-f58c-44ad-b03c-4d426a1b6afa" xsi:nil="true"/>
-    <SubmitterId xmlns="5fce2081-f58c-44ad-b03c-4d426a1b6afa" xsi:nil="true"/>
-    <EditorialTags xmlns="5fce2081-f58c-44ad-b03c-4d426a1b6afa" xsi:nil="true"/>
-    <TPExecutable xmlns="5fce2081-f58c-44ad-b03c-4d426a1b6afa" xsi:nil="true"/>
-    <CSXSubmissionDate xmlns="5fce2081-f58c-44ad-b03c-4d426a1b6afa" xsi:nil="true"/>
-    <CSXUpdate xmlns="5fce2081-f58c-44ad-b03c-4d426a1b6afa">false</CSXUpdate>
-    <AssetType xmlns="5fce2081-f58c-44ad-b03c-4d426a1b6afa">TP</AssetType>
-    <ApprovalLog xmlns="5fce2081-f58c-44ad-b03c-4d426a1b6afa" xsi:nil="true"/>
-    <BugNumber xmlns="5fce2081-f58c-44ad-b03c-4d426a1b6afa" xsi:nil="true"/>
-    <OriginAsset xmlns="5fce2081-f58c-44ad-b03c-4d426a1b6afa" xsi:nil="true"/>
-    <TPComponent xmlns="5fce2081-f58c-44ad-b03c-4d426a1b6afa" xsi:nil="true"/>
-    <Milestone xmlns="5fce2081-f58c-44ad-b03c-4d426a1b6afa" xsi:nil="true"/>
-    <RecommendationsModifier xmlns="5fce2081-f58c-44ad-b03c-4d426a1b6afa" xsi:nil="true"/>
-    <AssetId xmlns="5fce2081-f58c-44ad-b03c-4d426a1b6afa">TP102811601</AssetId>
-    <PolicheckWords xmlns="5fce2081-f58c-44ad-b03c-4d426a1b6afa" xsi:nil="true"/>
-    <TPLaunchHelpLink xmlns="5fce2081-f58c-44ad-b03c-4d426a1b6afa" xsi:nil="true"/>
-    <IntlLocPriority xmlns="5fce2081-f58c-44ad-b03c-4d426a1b6afa" xsi:nil="true"/>
-    <TPApplication xmlns="5fce2081-f58c-44ad-b03c-4d426a1b6afa" xsi:nil="true"/>
-    <IntlLangReviewer xmlns="5fce2081-f58c-44ad-b03c-4d426a1b6afa" xsi:nil="true"/>
-    <HandoffToMSDN xmlns="5fce2081-f58c-44ad-b03c-4d426a1b6afa" xsi:nil="true"/>
-    <PlannedPubDate xmlns="5fce2081-f58c-44ad-b03c-4d426a1b6afa" xsi:nil="true"/>
-    <CrawlForDependencies xmlns="5fce2081-f58c-44ad-b03c-4d426a1b6afa">false</CrawlForDependencies>
-    <LocLastLocAttemptVersionLookup xmlns="5fce2081-f58c-44ad-b03c-4d426a1b6afa">758016</LocLastLocAttemptVersionLookup>
-    <TrustLevel xmlns="5fce2081-f58c-44ad-b03c-4d426a1b6afa">1 Microsoft Managed Content</TrustLevel>
-    <CampaignTagsTaxHTField0 xmlns="5fce2081-f58c-44ad-b03c-4d426a1b6afa">
-      <Terms xmlns="http://schemas.microsoft.com/office/infopath/2007/PartnerControls"/>
-    </CampaignTagsTaxHTField0>
-    <TPNamespace xmlns="5fce2081-f58c-44ad-b03c-4d426a1b6afa" xsi:nil="true"/>
-    <TaxCatchAll xmlns="5fce2081-f58c-44ad-b03c-4d426a1b6afa"/>
-    <IsSearchable xmlns="5fce2081-f58c-44ad-b03c-4d426a1b6afa">true</IsSearchable>
-    <TemplateTemplateType xmlns="5fce2081-f58c-44ad-b03c-4d426a1b6afa">Word 2007 Default</TemplateTemplateType>
-    <Markets xmlns="5fce2081-f58c-44ad-b03c-4d426a1b6afa"/>
-    <IntlLangReview xmlns="5fce2081-f58c-44ad-b03c-4d426a1b6afa">false</IntlLangReview>
-    <UAProjectedTotalWords xmlns="5fce2081-f58c-44ad-b03c-4d426a1b6afa" xsi:nil="true"/>
-    <OutputCachingOn xmlns="5fce2081-f58c-44ad-b03c-4d426a1b6afa">false</OutputCachingOn>
-    <LocMarketGroupTiers2 xmlns="5fce2081-f58c-44ad-b03c-4d426a1b6afa" xsi:nil="true"/>
-    <APAuthor xmlns="5fce2081-f58c-44ad-b03c-4d426a1b6afa">
-      <UserInfo>
-        <DisplayName/>
-        <AccountId>2721</AccountId>
-        <AccountType/>
-      </UserInfo>
-    </APAuthor>
-    <TPCommandLine xmlns="5fce2081-f58c-44ad-b03c-4d426a1b6afa" xsi:nil="true"/>
-    <LocManualTestRequired xmlns="5fce2081-f58c-44ad-b03c-4d426a1b6afa">false</LocManualTestRequired>
-    <TPAppVersion xmlns="5fce2081-f58c-44ad-b03c-4d426a1b6afa" xsi:nil="true"/>
-    <EditorialStatus xmlns="5fce2081-f58c-44ad-b03c-4d426a1b6afa" xsi:nil="true"/>
-    <LastModifiedDateTime xmlns="5fce2081-f58c-44ad-b03c-4d426a1b6afa" xsi:nil="true"/>
-    <TPLaunchHelpLinkType xmlns="5fce2081-f58c-44ad-b03c-4d426a1b6afa">Template</TPLaunchHelpLinkType>
-    <OriginalRelease xmlns="5fce2081-f58c-44ad-b03c-4d426a1b6afa">14</OriginalRelease>
-    <ScenarioTagsTaxHTField0 xmlns="5fce2081-f58c-44ad-b03c-4d426a1b6afa">
-      <Terms xmlns="http://schemas.microsoft.com/office/infopath/2007/PartnerControls"/>
-    </ScenarioTagsTaxHTField0>
-    <LocalizationTagsTaxHTField0 xmlns="5fce2081-f58c-44ad-b03c-4d426a1b6afa">
-      <Terms xmlns="http://schemas.microsoft.com/office/infopath/2007/PartnerControls"/>
-    </LocalizationTagsTaxHTField0>
-  </documentManagement>
-</p:properties>
-</file>
-
-<file path=customXml/item4.xml><?xml version="1.0" encoding="utf-8"?>
 <ct:contentTypeSchema xmlns:ct="http://schemas.microsoft.com/office/2006/metadata/contentType" xmlns:ma="http://schemas.microsoft.com/office/2006/metadata/properties/metaAttributes" ct:_="" ma:_="" ma:contentTypeName="TemplateFile" ma:contentTypeID="0x010100ADEC13B5E4FA0F4BA72DC03E1FAE02FA04009372B5BAB9923946A28806341B445653" ma:contentTypeVersion="56" ma:contentTypeDescription="Create a new document." ma:contentTypeScope="" ma:versionID="788e4010be5eb75c22fb26f9e32efc14">
   <xsd:schema xmlns:xsd="http://www.w3.org/2001/XMLSchema" xmlns:xs="http://www.w3.org/2001/XMLSchema" xmlns:p="http://schemas.microsoft.com/office/2006/metadata/properties" xmlns:ns2="5fce2081-f58c-44ad-b03c-4d426a1b6afa" targetNamespace="http://schemas.microsoft.com/office/2006/metadata/properties" ma:root="true" ma:fieldsID="e1a322f982b748fa5b923752ff9272fa" ns2:_="">
     <xsd:import namespace="5fce2081-f58c-44ad-b03c-4d426a1b6afa"/>
@@ -56159,7 +56007,141 @@
 </ct:contentTypeSchema>
 </file>
 
+<file path=customXml/item4.xml><?xml version="1.0" encoding="utf-8"?>
+<p:properties xmlns:p="http://schemas.microsoft.com/office/2006/metadata/properties" xmlns:xsi="http://www.w3.org/2001/XMLSchema-instance" xmlns:pc="http://schemas.microsoft.com/office/infopath/2007/PartnerControls">
+  <documentManagement>
+    <MarketSpecific xmlns="5fce2081-f58c-44ad-b03c-4d426a1b6afa">false</MarketSpecific>
+    <ApprovalStatus xmlns="5fce2081-f58c-44ad-b03c-4d426a1b6afa">InProgress</ApprovalStatus>
+    <LocComments xmlns="5fce2081-f58c-44ad-b03c-4d426a1b6afa" xsi:nil="true"/>
+    <DirectSourceMarket xmlns="5fce2081-f58c-44ad-b03c-4d426a1b6afa">english</DirectSourceMarket>
+    <ThumbnailAssetId xmlns="5fce2081-f58c-44ad-b03c-4d426a1b6afa" xsi:nil="true"/>
+    <PrimaryImageGen xmlns="5fce2081-f58c-44ad-b03c-4d426a1b6afa">true</PrimaryImageGen>
+    <LegacyData xmlns="5fce2081-f58c-44ad-b03c-4d426a1b6afa" xsi:nil="true"/>
+    <TPFriendlyName xmlns="5fce2081-f58c-44ad-b03c-4d426a1b6afa" xsi:nil="true"/>
+    <NumericId xmlns="5fce2081-f58c-44ad-b03c-4d426a1b6afa" xsi:nil="true"/>
+    <LocRecommendedHandoff xmlns="5fce2081-f58c-44ad-b03c-4d426a1b6afa" xsi:nil="true"/>
+    <BlockPublish xmlns="5fce2081-f58c-44ad-b03c-4d426a1b6afa">false</BlockPublish>
+    <BusinessGroup xmlns="5fce2081-f58c-44ad-b03c-4d426a1b6afa" xsi:nil="true"/>
+    <OpenTemplate xmlns="5fce2081-f58c-44ad-b03c-4d426a1b6afa">true</OpenTemplate>
+    <SourceTitle xmlns="5fce2081-f58c-44ad-b03c-4d426a1b6afa">Outline for school report</SourceTitle>
+    <APEditor xmlns="5fce2081-f58c-44ad-b03c-4d426a1b6afa">
+      <UserInfo>
+        <DisplayName/>
+        <AccountId xsi:nil="true"/>
+        <AccountType/>
+      </UserInfo>
+    </APEditor>
+    <UALocComments xmlns="5fce2081-f58c-44ad-b03c-4d426a1b6afa">2007 Template UpLeveling Do Not HandOff</UALocComments>
+    <IntlLangReviewDate xmlns="5fce2081-f58c-44ad-b03c-4d426a1b6afa" xsi:nil="true"/>
+    <PublishStatusLookup xmlns="5fce2081-f58c-44ad-b03c-4d426a1b6afa">
+      <Value>353315</Value>
+      <Value>353321</Value>
+    </PublishStatusLookup>
+    <ParentAssetId xmlns="5fce2081-f58c-44ad-b03c-4d426a1b6afa" xsi:nil="true"/>
+    <FeatureTagsTaxHTField0 xmlns="5fce2081-f58c-44ad-b03c-4d426a1b6afa">
+      <Terms xmlns="http://schemas.microsoft.com/office/infopath/2007/PartnerControls"/>
+    </FeatureTagsTaxHTField0>
+    <MachineTranslated xmlns="5fce2081-f58c-44ad-b03c-4d426a1b6afa">false</MachineTranslated>
+    <Providers xmlns="5fce2081-f58c-44ad-b03c-4d426a1b6afa" xsi:nil="true"/>
+    <OriginalSourceMarket xmlns="5fce2081-f58c-44ad-b03c-4d426a1b6afa">english</OriginalSourceMarket>
+    <APDescription xmlns="5fce2081-f58c-44ad-b03c-4d426a1b6afa" xsi:nil="true"/>
+    <ContentItem xmlns="5fce2081-f58c-44ad-b03c-4d426a1b6afa" xsi:nil="true"/>
+    <ClipArtFilename xmlns="5fce2081-f58c-44ad-b03c-4d426a1b6afa" xsi:nil="true"/>
+    <TPInstallLocation xmlns="5fce2081-f58c-44ad-b03c-4d426a1b6afa" xsi:nil="true"/>
+    <TimesCloned xmlns="5fce2081-f58c-44ad-b03c-4d426a1b6afa" xsi:nil="true"/>
+    <PublishTargets xmlns="5fce2081-f58c-44ad-b03c-4d426a1b6afa">OfficeOnline,OfficeOnlineVNext</PublishTargets>
+    <AcquiredFrom xmlns="5fce2081-f58c-44ad-b03c-4d426a1b6afa">Internal MS</AcquiredFrom>
+    <AssetStart xmlns="5fce2081-f58c-44ad-b03c-4d426a1b6afa">2012-01-06T18:26:00+00:00</AssetStart>
+    <FriendlyTitle xmlns="5fce2081-f58c-44ad-b03c-4d426a1b6afa" xsi:nil="true"/>
+    <Provider xmlns="5fce2081-f58c-44ad-b03c-4d426a1b6afa" xsi:nil="true"/>
+    <LastHandOff xmlns="5fce2081-f58c-44ad-b03c-4d426a1b6afa" xsi:nil="true"/>
+    <Manager xmlns="5fce2081-f58c-44ad-b03c-4d426a1b6afa" xsi:nil="true"/>
+    <UALocRecommendation xmlns="5fce2081-f58c-44ad-b03c-4d426a1b6afa">Localize</UALocRecommendation>
+    <ArtSampleDocs xmlns="5fce2081-f58c-44ad-b03c-4d426a1b6afa" xsi:nil="true"/>
+    <UACurrentWords xmlns="5fce2081-f58c-44ad-b03c-4d426a1b6afa" xsi:nil="true"/>
+    <TPClientViewer xmlns="5fce2081-f58c-44ad-b03c-4d426a1b6afa" xsi:nil="true"/>
+    <TemplateStatus xmlns="5fce2081-f58c-44ad-b03c-4d426a1b6afa">Complete</TemplateStatus>
+    <ShowIn xmlns="5fce2081-f58c-44ad-b03c-4d426a1b6afa">Show everywhere</ShowIn>
+    <CSXHash xmlns="5fce2081-f58c-44ad-b03c-4d426a1b6afa" xsi:nil="true"/>
+    <Downloads xmlns="5fce2081-f58c-44ad-b03c-4d426a1b6afa">0</Downloads>
+    <VoteCount xmlns="5fce2081-f58c-44ad-b03c-4d426a1b6afa" xsi:nil="true"/>
+    <OOCacheId xmlns="5fce2081-f58c-44ad-b03c-4d426a1b6afa" xsi:nil="true"/>
+    <IsDeleted xmlns="5fce2081-f58c-44ad-b03c-4d426a1b6afa">false</IsDeleted>
+    <InternalTagsTaxHTField0 xmlns="5fce2081-f58c-44ad-b03c-4d426a1b6afa">
+      <Terms xmlns="http://schemas.microsoft.com/office/infopath/2007/PartnerControls"/>
+    </InternalTagsTaxHTField0>
+    <UANotes xmlns="5fce2081-f58c-44ad-b03c-4d426a1b6afa">2003 to 2007 conversion</UANotes>
+    <AssetExpire xmlns="5fce2081-f58c-44ad-b03c-4d426a1b6afa">2035-01-01T08:00:00+00:00</AssetExpire>
+    <CSXSubmissionMarket xmlns="5fce2081-f58c-44ad-b03c-4d426a1b6afa" xsi:nil="true"/>
+    <DSATActionTaken xmlns="5fce2081-f58c-44ad-b03c-4d426a1b6afa" xsi:nil="true"/>
+    <SubmitterId xmlns="5fce2081-f58c-44ad-b03c-4d426a1b6afa" xsi:nil="true"/>
+    <EditorialTags xmlns="5fce2081-f58c-44ad-b03c-4d426a1b6afa" xsi:nil="true"/>
+    <TPExecutable xmlns="5fce2081-f58c-44ad-b03c-4d426a1b6afa" xsi:nil="true"/>
+    <CSXSubmissionDate xmlns="5fce2081-f58c-44ad-b03c-4d426a1b6afa" xsi:nil="true"/>
+    <CSXUpdate xmlns="5fce2081-f58c-44ad-b03c-4d426a1b6afa">false</CSXUpdate>
+    <AssetType xmlns="5fce2081-f58c-44ad-b03c-4d426a1b6afa">TP</AssetType>
+    <ApprovalLog xmlns="5fce2081-f58c-44ad-b03c-4d426a1b6afa" xsi:nil="true"/>
+    <BugNumber xmlns="5fce2081-f58c-44ad-b03c-4d426a1b6afa" xsi:nil="true"/>
+    <OriginAsset xmlns="5fce2081-f58c-44ad-b03c-4d426a1b6afa" xsi:nil="true"/>
+    <TPComponent xmlns="5fce2081-f58c-44ad-b03c-4d426a1b6afa" xsi:nil="true"/>
+    <Milestone xmlns="5fce2081-f58c-44ad-b03c-4d426a1b6afa" xsi:nil="true"/>
+    <RecommendationsModifier xmlns="5fce2081-f58c-44ad-b03c-4d426a1b6afa" xsi:nil="true"/>
+    <AssetId xmlns="5fce2081-f58c-44ad-b03c-4d426a1b6afa">TP102811601</AssetId>
+    <PolicheckWords xmlns="5fce2081-f58c-44ad-b03c-4d426a1b6afa" xsi:nil="true"/>
+    <TPLaunchHelpLink xmlns="5fce2081-f58c-44ad-b03c-4d426a1b6afa" xsi:nil="true"/>
+    <IntlLocPriority xmlns="5fce2081-f58c-44ad-b03c-4d426a1b6afa" xsi:nil="true"/>
+    <TPApplication xmlns="5fce2081-f58c-44ad-b03c-4d426a1b6afa" xsi:nil="true"/>
+    <IntlLangReviewer xmlns="5fce2081-f58c-44ad-b03c-4d426a1b6afa" xsi:nil="true"/>
+    <HandoffToMSDN xmlns="5fce2081-f58c-44ad-b03c-4d426a1b6afa" xsi:nil="true"/>
+    <PlannedPubDate xmlns="5fce2081-f58c-44ad-b03c-4d426a1b6afa" xsi:nil="true"/>
+    <CrawlForDependencies xmlns="5fce2081-f58c-44ad-b03c-4d426a1b6afa">false</CrawlForDependencies>
+    <LocLastLocAttemptVersionLookup xmlns="5fce2081-f58c-44ad-b03c-4d426a1b6afa">758016</LocLastLocAttemptVersionLookup>
+    <TrustLevel xmlns="5fce2081-f58c-44ad-b03c-4d426a1b6afa">1 Microsoft Managed Content</TrustLevel>
+    <CampaignTagsTaxHTField0 xmlns="5fce2081-f58c-44ad-b03c-4d426a1b6afa">
+      <Terms xmlns="http://schemas.microsoft.com/office/infopath/2007/PartnerControls"/>
+    </CampaignTagsTaxHTField0>
+    <TPNamespace xmlns="5fce2081-f58c-44ad-b03c-4d426a1b6afa" xsi:nil="true"/>
+    <TaxCatchAll xmlns="5fce2081-f58c-44ad-b03c-4d426a1b6afa"/>
+    <IsSearchable xmlns="5fce2081-f58c-44ad-b03c-4d426a1b6afa">true</IsSearchable>
+    <TemplateTemplateType xmlns="5fce2081-f58c-44ad-b03c-4d426a1b6afa">Word 2007 Default</TemplateTemplateType>
+    <Markets xmlns="5fce2081-f58c-44ad-b03c-4d426a1b6afa"/>
+    <IntlLangReview xmlns="5fce2081-f58c-44ad-b03c-4d426a1b6afa">false</IntlLangReview>
+    <UAProjectedTotalWords xmlns="5fce2081-f58c-44ad-b03c-4d426a1b6afa" xsi:nil="true"/>
+    <OutputCachingOn xmlns="5fce2081-f58c-44ad-b03c-4d426a1b6afa">false</OutputCachingOn>
+    <LocMarketGroupTiers2 xmlns="5fce2081-f58c-44ad-b03c-4d426a1b6afa" xsi:nil="true"/>
+    <APAuthor xmlns="5fce2081-f58c-44ad-b03c-4d426a1b6afa">
+      <UserInfo>
+        <DisplayName/>
+        <AccountId>2721</AccountId>
+        <AccountType/>
+      </UserInfo>
+    </APAuthor>
+    <TPCommandLine xmlns="5fce2081-f58c-44ad-b03c-4d426a1b6afa" xsi:nil="true"/>
+    <LocManualTestRequired xmlns="5fce2081-f58c-44ad-b03c-4d426a1b6afa">false</LocManualTestRequired>
+    <TPAppVersion xmlns="5fce2081-f58c-44ad-b03c-4d426a1b6afa" xsi:nil="true"/>
+    <EditorialStatus xmlns="5fce2081-f58c-44ad-b03c-4d426a1b6afa" xsi:nil="true"/>
+    <LastModifiedDateTime xmlns="5fce2081-f58c-44ad-b03c-4d426a1b6afa" xsi:nil="true"/>
+    <TPLaunchHelpLinkType xmlns="5fce2081-f58c-44ad-b03c-4d426a1b6afa">Template</TPLaunchHelpLinkType>
+    <OriginalRelease xmlns="5fce2081-f58c-44ad-b03c-4d426a1b6afa">14</OriginalRelease>
+    <ScenarioTagsTaxHTField0 xmlns="5fce2081-f58c-44ad-b03c-4d426a1b6afa">
+      <Terms xmlns="http://schemas.microsoft.com/office/infopath/2007/PartnerControls"/>
+    </ScenarioTagsTaxHTField0>
+    <LocalizationTagsTaxHTField0 xmlns="5fce2081-f58c-44ad-b03c-4d426a1b6afa">
+      <Terms xmlns="http://schemas.microsoft.com/office/infopath/2007/PartnerControls"/>
+    </LocalizationTagsTaxHTField0>
+  </documentManagement>
+</p:properties>
+</file>
+
 <file path=customXml/itemProps1.xml><?xml version="1.0" encoding="utf-8"?>
+<ds:datastoreItem xmlns:ds="http://schemas.openxmlformats.org/officeDocument/2006/customXml" ds:itemID="{064197B1-76BA-45EF-9995-7B3AE26AF783}">
+  <ds:schemaRefs>
+    <ds:schemaRef ds:uri="http://schemas.openxmlformats.org/officeDocument/2006/bibliography"/>
+  </ds:schemaRefs>
+</ds:datastoreItem>
+</file>
+
+<file path=customXml/itemProps2.xml><?xml version="1.0" encoding="utf-8"?>
 <ds:datastoreItem xmlns:ds="http://schemas.openxmlformats.org/officeDocument/2006/customXml" ds:itemID="{145CC4F7-0804-40EE-B70D-AFFA9DD4D89E}">
   <ds:schemaRefs>
     <ds:schemaRef ds:uri="http://schemas.microsoft.com/sharepoint/v3/contenttype/forms"/>
@@ -56167,25 +56149,7 @@
 </ds:datastoreItem>
 </file>
 
-<file path=customXml/itemProps2.xml><?xml version="1.0" encoding="utf-8"?>
-<ds:datastoreItem xmlns:ds="http://schemas.openxmlformats.org/officeDocument/2006/customXml" ds:itemID="{064197B1-76BA-45EF-9995-7B3AE26AF783}">
-  <ds:schemaRefs>
-    <ds:schemaRef ds:uri="http://schemas.openxmlformats.org/officeDocument/2006/bibliography"/>
-  </ds:schemaRefs>
-</ds:datastoreItem>
-</file>
-
 <file path=customXml/itemProps3.xml><?xml version="1.0" encoding="utf-8"?>
-<ds:datastoreItem xmlns:ds="http://schemas.openxmlformats.org/officeDocument/2006/customXml" ds:itemID="{C0AD4C15-D123-491D-B24A-EE1928DDF0B3}">
-  <ds:schemaRefs>
-    <ds:schemaRef ds:uri="http://schemas.microsoft.com/office/2006/metadata/properties"/>
-    <ds:schemaRef ds:uri="http://schemas.microsoft.com/office/infopath/2007/PartnerControls"/>
-    <ds:schemaRef ds:uri="5fce2081-f58c-44ad-b03c-4d426a1b6afa"/>
-  </ds:schemaRefs>
-</ds:datastoreItem>
-</file>
-
-<file path=customXml/itemProps4.xml><?xml version="1.0" encoding="utf-8"?>
 <ds:datastoreItem xmlns:ds="http://schemas.openxmlformats.org/officeDocument/2006/customXml" ds:itemID="{183F062B-9F81-4536-872E-23A7CE8E8B32}">
   <ds:schemaRefs>
     <ds:schemaRef ds:uri="http://schemas.microsoft.com/office/2006/metadata/contentType"/>
@@ -56201,4 +56165,14 @@
     <ds:schemaRef ds:uri="http://schemas.microsoft.com/internal/obd"/>
   </ds:schemaRefs>
 </ds:datastoreItem>
+</file>
+
+<file path=customXml/itemProps4.xml><?xml version="1.0" encoding="utf-8"?>
+<ds:datastoreItem xmlns:ds="http://schemas.openxmlformats.org/officeDocument/2006/customXml" ds:itemID="{C0AD4C15-D123-491D-B24A-EE1928DDF0B3}">
+  <ds:schemaRefs>
+    <ds:schemaRef ds:uri="http://schemas.microsoft.com/office/2006/metadata/properties"/>
+    <ds:schemaRef ds:uri="http://schemas.microsoft.com/office/infopath/2007/PartnerControls"/>
+    <ds:schemaRef ds:uri="5fce2081-f58c-44ad-b03c-4d426a1b6afa"/>
+  </ds:schemaRefs>
+</ds:datastoreItem>
 </file>